--- a/data/revised_2026-10_full/tracked/v2/Core_Mathematics/SS2.9_Linear_Motion/Core_Mathematics_Linear_Motion_CBE_LessonSequence_TRACKED.docx
+++ b/data/revised_2026-10_full/tracked/v2/Core_Mathematics/SS2.9_Linear_Motion/Core_Mathematics_Linear_Motion_CBE_LessonSequence_TRACKED.docx
@@ -427,10 +427,10 @@
               <w:spacing w:after="40" w:before="0"/>
               <w:jc w:val="left"/>
               <w:rPr>
-                <w:ins w:id="9002" w:author="Claude (AI) - proposed" w:date="2026-10-15T20:36:00Z"/>
-              </w:rPr>
-            </w:pPr>
-            <w:ins w:id="9001" w:author="Claude (AI) - proposed" w:date="2026-10-15T20:36:00Z">
+                <w:ins w:id="9002" w:author="Claude (AI) - proposed" w:date="2026-10-18T00:28:02Z"/>
+              </w:rPr>
+            </w:pPr>
+            <w:ins w:id="9001" w:author="Claude (AI) - proposed" w:date="2026-10-18T00:28:02Z">
               <w:r>
                 <w:rPr>
                   <w:rFonts w:ascii="Arial" w:cs="Arial" w:eastAsia="Arial" w:hAnsi="Arial"/>
@@ -452,10 +452,10 @@
               <w:spacing w:after="40" w:before="0"/>
               <w:jc w:val="left"/>
               <w:rPr>
-                <w:del w:id="9004" w:author="Claude (AI) - proposed" w:date="2026-10-15T20:36:00Z"/>
-              </w:rPr>
-            </w:pPr>
-            <w:del w:id="9003" w:author="Claude (AI) - proposed" w:date="2026-10-15T20:36:00Z">
+                <w:del w:id="9004" w:author="Claude (AI) - proposed" w:date="2026-10-18T00:28:02Z"/>
+              </w:rPr>
+            </w:pPr>
+            <w:del w:id="9003" w:author="Claude (AI) - proposed" w:date="2026-10-18T00:28:02Z">
               <w:r>
                 <w:rPr>
                   <w:rFonts w:ascii="Arial" w:cs="Arial" w:eastAsia="Arial" w:hAnsi="Arial"/>
@@ -2266,7 +2266,7 @@
               </w:rPr>
               <w:t xml:space="preserve">–  A DASH-CAM VIDEO DESCRIPTION of a matatu overtaking a </w:t>
             </w:r>
-            <w:del w:id="9005" w:author="Claude (AI) - proposed" w:date="2026-10-15T20:36:00Z">
+            <w:del w:id="9005" w:author="Claude (AI) - proposed" w:date="2026-10-18T00:28:02Z">
               <w:r>
                 <w:rPr>
                   <w:rFonts w:ascii="Arial" w:cs="Arial" w:eastAsia="Arial" w:hAnsi="Arial"/>
@@ -2281,7 +2281,7 @@
                 <w:delText xml:space="preserve">lorry</w:delText>
               </w:r>
             </w:del>
-            <w:ins w:id="9006" w:author="Claude (AI) - proposed" w:date="2026-10-15T20:36:00Z">
+            <w:ins w:id="9006" w:author="Claude (AI) - proposed" w:date="2026-10-18T00:28:02Z">
               <w:r>
                 <w:rPr>
                   <w:rFonts w:ascii="Arial" w:cs="Arial" w:eastAsia="Arial" w:hAnsi="Arial"/>
@@ -2309,7 +2309,7 @@
               </w:rPr>
               <w:t xml:space="preserve"> on the Nairobi–Nakuru highway: the matatu travels at </w:t>
             </w:r>
-            <w:del w:id="9007" w:author="Claude (AI) - proposed" w:date="2026-10-15T20:36:00Z">
+            <w:del w:id="9007" w:author="Claude (AI) - proposed" w:date="2026-10-18T00:28:02Z">
               <w:r>
                 <w:rPr>
                   <w:rFonts w:ascii="Arial" w:cs="Arial" w:eastAsia="Arial" w:hAnsi="Arial"/>
@@ -2324,7 +2324,7 @@
                 <w:delText xml:space="preserve">120</w:delText>
               </w:r>
             </w:del>
-            <w:ins w:id="9008" w:author="Claude (AI) - proposed" w:date="2026-10-15T20:36:00Z">
+            <w:ins w:id="9008" w:author="Claude (AI) - proposed" w:date="2026-10-18T00:28:02Z">
               <w:r>
                 <w:rPr>
                   <w:rFonts w:ascii="Arial" w:cs="Arial" w:eastAsia="Arial" w:hAnsi="Arial"/>
@@ -2352,7 +2352,7 @@
               </w:rPr>
               <w:t xml:space="preserve"> km/h and the </w:t>
             </w:r>
-            <w:del w:id="9009" w:author="Claude (AI) - proposed" w:date="2026-10-15T20:36:00Z">
+            <w:del w:id="9009" w:author="Claude (AI) - proposed" w:date="2026-10-18T00:28:02Z">
               <w:r>
                 <w:rPr>
                   <w:rFonts w:ascii="Arial" w:cs="Arial" w:eastAsia="Arial" w:hAnsi="Arial"/>
@@ -2367,7 +2367,7 @@
                 <w:delText xml:space="preserve">lorry at 80</w:delText>
               </w:r>
             </w:del>
-            <w:ins w:id="9010" w:author="Claude (AI) - proposed" w:date="2026-10-15T20:36:00Z">
+            <w:ins w:id="9010" w:author="Claude (AI) - proposed" w:date="2026-10-18T00:28:02Z">
               <w:r>
                 <w:rPr>
                   <w:rFonts w:ascii="Arial" w:cs="Arial" w:eastAsia="Arial" w:hAnsi="Arial"/>
@@ -2537,7 +2537,7 @@
         </w:rPr>
         <w:t xml:space="preserve">© 2026 SeaVuria and ARES. This work is licensed under a </w:t>
       </w:r>
-      <w:hyperlink w:history="1" r:id="rIdjldarljwa1_tm9nltjh94">
+      <w:hyperlink w:history="1" r:id="rIdgpqao3nkjqavbi68ydo05">
         <w:r>
           <w:rPr>
             <w:rFonts w:ascii="Arial" w:cs="Arial" w:eastAsia="Arial" w:hAnsi="Arial"/>
@@ -2557,7 +2557,7 @@
         </w:rPr>
         <w:t xml:space="preserve"> (</w:t>
       </w:r>
-      <w:hyperlink w:history="1" r:id="rIdjpjoxmnuqqgkd4tp9eauc">
+      <w:hyperlink w:history="1" r:id="rIdfhfpsbjl63inqhaof1pdf">
         <w:r>
           <w:rPr>
             <w:rFonts w:ascii="Arial" w:cs="Arial" w:eastAsia="Arial" w:hAnsi="Arial"/>
@@ -2577,7 +2577,7 @@
         </w:rPr>
         <w:t xml:space="preserve">). To view a copy of this license, visit </w:t>
       </w:r>
-      <w:hyperlink w:history="1" r:id="rIdpg3gz08gbdib8sujzapko">
+      <w:hyperlink w:history="1" r:id="rIdyvnemjzwkblr7lhcwxny4">
         <w:r>
           <w:rPr>
             <w:rFonts w:ascii="Arial" w:cs="Arial" w:eastAsia="Arial" w:hAnsi="Arial"/>
@@ -3328,7 +3328,7 @@
               </w:rPr>
               <w:t xml:space="preserve">Learners watch a short video clip of the 2023 Nairobi Marathon showing Kenyan elite runners accelerating off the start line on Uhuru Highway, settling into a steady pace, slowing at water stations, and sprinting to the finish. They examine a printed split-time table for Runner A (nearly constant pace) and Runner B (fast start, mid-race slowdown, sprint finish) and grapple with the puzzle: both covered 42 km, yet Runner A won even though Runner B was ahead at 30 km. Through guided discussion learners define and distinguish distance vs. displacement, speed vs. velocity, and are introduced to the concept of acceleration. They then conduct a class race on the school field — </w:t>
             </w:r>
-            <w:del w:id="9011" w:author="Claude (AI) - proposed" w:date="2026-10-15T20:36:00Z">
+            <w:del w:id="9011" w:author="Claude (AI) - proposed" w:date="2026-10-18T00:28:02Z">
               <w:r>
                 <w:rPr>
                   <w:rFonts w:ascii="Arial" w:cs="Arial" w:eastAsia="Arial" w:hAnsi="Arial"/>
@@ -3343,7 +3343,7 @@
                 <w:delText xml:space="preserve">measured distances of 40 m and 80 m</w:delText>
               </w:r>
             </w:del>
-            <w:ins w:id="9012" w:author="Claude (AI) - proposed" w:date="2026-10-15T20:36:00Z">
+            <w:ins w:id="9012" w:author="Claude (AI) - proposed" w:date="2026-10-18T00:28:02Z">
               <w:r>
                 <w:rPr>
                   <w:rFonts w:ascii="Arial" w:cs="Arial" w:eastAsia="Arial" w:hAnsi="Arial"/>
@@ -3659,7 +3659,7 @@
             <w:pPr>
               <w:spacing w:after="20" w:before="0"/>
             </w:pPr>
-            <w:hyperlink w:history="1" r:id="rIdz8kgll5qfhm8wlfpz_ncb">
+            <w:hyperlink w:history="1" r:id="rIdemfiq7lqv_qetrd7dbmk9">
               <w:r>
                 <w:rPr>
                   <w:rFonts w:ascii="Arial" w:cs="Arial" w:eastAsia="Arial" w:hAnsi="Arial"/>
@@ -3692,7 +3692,7 @@
               <w:spacing w:after="10" w:before="0"/>
               <w:ind w:left="120"/>
             </w:pPr>
-            <w:hyperlink w:history="1" r:id="rIdxhqdhnao5kmntihnjik6b">
+            <w:hyperlink w:history="1" r:id="rIdi1h4fybtth9qc9ayydjho">
               <w:r>
                 <w:rPr>
                   <w:rFonts w:ascii="Arial" w:cs="Arial" w:eastAsia="Arial" w:hAnsi="Arial"/>
@@ -3737,7 +3737,7 @@
             <w:pPr>
               <w:spacing w:after="20" w:before="0"/>
             </w:pPr>
-            <w:hyperlink w:history="1" r:id="rIdjxenuinaogcklrkdaaylc">
+            <w:hyperlink w:history="1" r:id="rIdwfgk7am8phrzohdznsf6o">
               <w:r>
                 <w:rPr>
                   <w:rFonts w:ascii="Arial" w:cs="Arial" w:eastAsia="Arial" w:hAnsi="Arial"/>
@@ -3770,7 +3770,7 @@
               <w:spacing w:after="10" w:before="0"/>
               <w:ind w:left="120"/>
             </w:pPr>
-            <w:hyperlink w:history="1" r:id="rIdhffjisacne7r5jsol2dcz">
+            <w:hyperlink w:history="1" r:id="rIdoawu8uetrhl1thvthfu6j">
               <w:r>
                 <w:rPr>
                   <w:rFonts w:ascii="Arial" w:cs="Arial" w:eastAsia="Arial" w:hAnsi="Arial"/>
@@ -3914,7 +3914,7 @@
               </w:rPr>
               <w:t xml:space="preserve">Observable indicator: Can learners identify which 5 km split shows Runner B's slowdown (km 25–</w:t>
             </w:r>
-            <w:del w:id="9013" w:author="Claude (AI) - proposed" w:date="2026-10-15T20:36:00Z">
+            <w:del w:id="9013" w:author="Claude (AI) - proposed" w:date="2026-10-18T00:28:02Z">
               <w:r>
                 <w:rPr>
                   <w:rFonts w:ascii="Arial" w:cs="Arial" w:eastAsia="Arial" w:hAnsi="Arial"/>
@@ -3929,7 +3929,7 @@
                 <w:delText xml:space="preserve">35</w:delText>
               </w:r>
             </w:del>
-            <w:ins w:id="9014" w:author="Claude (AI) - proposed" w:date="2026-10-15T20:36:00Z">
+            <w:ins w:id="9014" w:author="Claude (AI) - proposed" w:date="2026-10-18T00:28:02Z">
               <w:r>
                 <w:rPr>
                   <w:rFonts w:ascii="Arial" w:cs="Arial" w:eastAsia="Arial" w:hAnsi="Arial"/>
@@ -4013,7 +4013,7 @@
             <w:pPr>
               <w:spacing w:after="20" w:before="0"/>
             </w:pPr>
-            <w:hyperlink w:history="1" r:id="rIdhqdcma3tv0pvouiihspcc">
+            <w:hyperlink w:history="1" r:id="rId2gptcrxbgv35d9goqtcxh">
               <w:r>
                 <w:rPr>
                   <w:rFonts w:ascii="Arial" w:cs="Arial" w:eastAsia="Arial" w:hAnsi="Arial"/>
@@ -4046,7 +4046,7 @@
               <w:spacing w:after="10" w:before="0"/>
               <w:ind w:left="120"/>
             </w:pPr>
-            <w:hyperlink w:history="1" r:id="rIdsxn_sbyysakik7crw95rg">
+            <w:hyperlink w:history="1" r:id="rIdmnxkx2shfjxujivqt7r8r">
               <w:r>
                 <w:rPr>
                   <w:rFonts w:ascii="Arial" w:cs="Arial" w:eastAsia="Arial" w:hAnsi="Arial"/>
@@ -4091,7 +4091,7 @@
             <w:pPr>
               <w:spacing w:after="20" w:before="0"/>
             </w:pPr>
-            <w:hyperlink w:history="1" r:id="rIdzosghkf2ad7hm2-hzxpnc">
+            <w:hyperlink w:history="1" r:id="rIdpptytzmlg-45iv6kdil3a">
               <w:r>
                 <w:rPr>
                   <w:rFonts w:ascii="Arial" w:cs="Arial" w:eastAsia="Arial" w:hAnsi="Arial"/>
@@ -4124,7 +4124,7 @@
               <w:spacing w:after="10" w:before="0"/>
               <w:ind w:left="120"/>
             </w:pPr>
-            <w:hyperlink w:history="1" r:id="rIdpqpvrpiei1cqilldluhpr">
+            <w:hyperlink w:history="1" r:id="rIdayej8rbxmkfvtmjxtyh7r">
               <w:r>
                 <w:rPr>
                   <w:rFonts w:ascii="Arial" w:cs="Arial" w:eastAsia="Arial" w:hAnsi="Arial"/>
@@ -4169,7 +4169,7 @@
               </w:rPr>
               <w:t xml:space="preserve">The teacher plays the 2023 Nairobi Marathon video clip (3–5 minutes) showing: the mass start on Uhuru Highway, elite Kenyan runners including pacemakers settling into rhythm along Kenyatta Avenue, the visible slowdown at a water station near the 30 km mark, and the sprint finish. While watching, learners use a simple three-column observation table in their books: 'What I SEE happening to the runner's motion | What it MEANS about their speed | My QUESTION.' After the clip, learners spend 4 minutes completing their observation tables. The teacher then hands out (or projects) a colour-coded version of the split-time table with Runner A in blue and Runner B in red, and guides learners through reading the table row by row using a 'Notice and Wonder' protocol. </w:t>
             </w:r>
-            <w:ins w:id="9015" w:author="Claude (AI) - proposed" w:date="2026-10-15T20:36:00Z">
+            <w:ins w:id="9015" w:author="Claude (AI) - proposed" w:date="2026-10-18T00:28:02Z">
               <w:r>
                 <w:rPr>
                   <w:rFonts w:ascii="Arial" w:cs="Arial" w:eastAsia="Arial" w:hAnsi="Arial"/>
@@ -4197,7 +4197,7 @@
               </w:rPr>
               <w:t xml:space="preserve">Key data points highlighted: Runner B's 0–5 km split is </w:t>
             </w:r>
-            <w:del w:id="9016" w:author="Claude (AI) - proposed" w:date="2026-10-15T20:36:00Z">
+            <w:del w:id="9016" w:author="Claude (AI) - proposed" w:date="2026-10-18T00:28:02Z">
               <w:r>
                 <w:rPr>
                   <w:rFonts w:ascii="Arial" w:cs="Arial" w:eastAsia="Arial" w:hAnsi="Arial"/>
@@ -4212,7 +4212,7 @@
                 <w:delText xml:space="preserve">16</w:delText>
               </w:r>
             </w:del>
-            <w:ins w:id="9017" w:author="Claude (AI) - proposed" w:date="2026-10-15T20:36:00Z">
+            <w:ins w:id="9017" w:author="Claude (AI) - proposed" w:date="2026-10-18T00:28:02Z">
               <w:r>
                 <w:rPr>
                   <w:rFonts w:ascii="Arial" w:cs="Arial" w:eastAsia="Arial" w:hAnsi="Arial"/>
@@ -4240,7 +4240,7 @@
               </w:rPr>
               <w:t xml:space="preserve"> min (very fast); Runner A's 0–5 km split is </w:t>
             </w:r>
-            <w:del w:id="9018" w:author="Claude (AI) - proposed" w:date="2026-10-15T20:36:00Z">
+            <w:del w:id="9018" w:author="Claude (AI) - proposed" w:date="2026-10-18T00:28:02Z">
               <w:r>
                 <w:rPr>
                   <w:rFonts w:ascii="Arial" w:cs="Arial" w:eastAsia="Arial" w:hAnsi="Arial"/>
@@ -4255,7 +4255,7 @@
                 <w:delText xml:space="preserve">18</w:delText>
               </w:r>
             </w:del>
-            <w:ins w:id="9019" w:author="Claude (AI) - proposed" w:date="2026-10-15T20:36:00Z">
+            <w:ins w:id="9019" w:author="Claude (AI) - proposed" w:date="2026-10-18T00:28:02Z">
               <w:r>
                 <w:rPr>
                   <w:rFonts w:ascii="Arial" w:cs="Arial" w:eastAsia="Arial" w:hAnsi="Arial"/>
@@ -4283,7 +4283,7 @@
               </w:rPr>
               <w:t xml:space="preserve"> min (steady). At 30 km, Runner B is ahead by </w:t>
             </w:r>
-            <w:del w:id="9020" w:author="Claude (AI) - proposed" w:date="2026-10-15T20:36:00Z">
+            <w:del w:id="9020" w:author="Claude (AI) - proposed" w:date="2026-10-18T00:28:02Z">
               <w:r>
                 <w:rPr>
                   <w:rFonts w:ascii="Arial" w:cs="Arial" w:eastAsia="Arial" w:hAnsi="Arial"/>
@@ -4298,7 +4298,7 @@
                 <w:delText xml:space="preserve">4 minutes total. By 42 km,</w:delText>
               </w:r>
             </w:del>
-            <w:ins w:id="9021" w:author="Claude (AI) - proposed" w:date="2026-10-15T20:36:00Z">
+            <w:ins w:id="9021" w:author="Claude (AI) - proposed" w:date="2026-10-18T00:28:02Z">
               <w:r>
                 <w:rPr>
                   <w:rFonts w:ascii="Arial" w:cs="Arial" w:eastAsia="Arial" w:hAnsi="Arial"/>
@@ -4326,7 +4326,7 @@
               </w:rPr>
               <w:t xml:space="preserve"> Runner A wins by 2 minutes</w:t>
             </w:r>
-            <w:ins w:id="9022" w:author="Claude (AI) - proposed" w:date="2026-10-15T20:36:00Z">
+            <w:ins w:id="9022" w:author="Claude (AI) - proposed" w:date="2026-10-18T00:28:02Z">
               <w:r>
                 <w:rPr>
                   <w:rFonts w:ascii="Arial" w:cs="Arial" w:eastAsia="Arial" w:hAnsi="Arial"/>
@@ -4509,7 +4509,7 @@
             <w:pPr>
               <w:spacing w:after="20" w:before="0"/>
             </w:pPr>
-            <w:hyperlink w:history="1" r:id="rIdqmdiklkwwtomb4xcxcy3p">
+            <w:hyperlink w:history="1" r:id="rIdcnruytnq7twd90t8iff2a">
               <w:r>
                 <w:rPr>
                   <w:rFonts w:ascii="Arial" w:cs="Arial" w:eastAsia="Arial" w:hAnsi="Arial"/>
@@ -4542,7 +4542,7 @@
               <w:spacing w:after="10" w:before="0"/>
               <w:ind w:left="120"/>
             </w:pPr>
-            <w:hyperlink w:history="1" r:id="rIdcbcvapyeshp8hq88g81v3">
+            <w:hyperlink w:history="1" r:id="rIdx6ciw5soxnj54q1wq1qq3">
               <w:r>
                 <w:rPr>
                   <w:rFonts w:ascii="Arial" w:cs="Arial" w:eastAsia="Arial" w:hAnsi="Arial"/>
@@ -4587,7 +4587,7 @@
             <w:pPr>
               <w:spacing w:after="20" w:before="0"/>
             </w:pPr>
-            <w:hyperlink w:history="1" r:id="rIdrgkztxrtxfgcp0u7dxqk4">
+            <w:hyperlink w:history="1" r:id="rIdzmirl7fkd3gux3afrnzpi">
               <w:r>
                 <w:rPr>
                   <w:rFonts w:ascii="Arial" w:cs="Arial" w:eastAsia="Arial" w:hAnsi="Arial"/>
@@ -4620,7 +4620,7 @@
               <w:spacing w:after="10" w:before="0"/>
               <w:ind w:left="120"/>
             </w:pPr>
-            <w:hyperlink w:history="1" r:id="rId84ds4nbulbyyma0p5rcoz">
+            <w:hyperlink w:history="1" r:id="rIdhdrfgqss6p-cssx-gisgb">
               <w:r>
                 <w:rPr>
                   <w:rFonts w:ascii="Arial" w:cs="Arial" w:eastAsia="Arial" w:hAnsi="Arial"/>
@@ -4665,7 +4665,7 @@
               </w:rPr>
               <w:t xml:space="preserve">Using the marathon context as the reference throughout, the teacher guides learners through a whole-class concept-building discussion to define, distinguish, and record five key terms: distance, displacement, speed, velocity, and acceleration. Learners create a 'Vocabulary Anchor Chart' in their books — a two-column table with the term and a marathon-based example they write themselves. Key distinctions built: (a) Distance (scalar) = total path covered, e.g., Runner A ran 42 km of road. Displacement (vector) = straight-line change in position with direction, e.g., </w:t>
             </w:r>
-            <w:del w:id="9023" w:author="Claude (AI) - proposed" w:date="2026-10-15T20:36:00Z">
+            <w:del w:id="9023" w:author="Claude (AI) - proposed" w:date="2026-10-18T00:28:02Z">
               <w:r>
                 <w:rPr>
                   <w:rFonts w:ascii="Arial" w:cs="Arial" w:eastAsia="Arial" w:hAnsi="Arial"/>
@@ -4680,7 +4680,7 @@
                 <w:delText xml:space="preserve">the Nairobi Marathon start and finish are both on Uhuru Highway, so displacement ≠</w:delText>
               </w:r>
             </w:del>
-            <w:ins w:id="9024" w:author="Claude (AI) - proposed" w:date="2026-10-15T20:36:00Z">
+            <w:ins w:id="9024" w:author="Claude (AI) - proposed" w:date="2026-10-18T00:28:02Z">
               <w:r>
                 <w:rPr>
                   <w:rFonts w:ascii="Arial" w:cs="Arial" w:eastAsia="Arial" w:hAnsi="Arial"/>
@@ -4741,7 +4741,7 @@
               </w:rPr>
               <w:t xml:space="preserve">VOCABULARY BUILD (30–48 min): Draw a two-column table on the board: 'TERM | MARATHON EXAMPLE'. Do NOT pre-fill it. For each term: (1) Ask learners to attempt a definition from the video/table evidence. (2) WAIT 12 SECONDS. (3) Cold-call 2 learners per term. (4) Refine the definition collaboratively and write it. </w:t>
             </w:r>
-            <w:ins w:id="9025" w:author="Claude (AI) - proposed" w:date="2026-10-15T20:36:00Z">
+            <w:ins w:id="9025" w:author="Claude (AI) - proposed" w:date="2026-10-18T00:28:02Z">
               <w:r>
                 <w:rPr>
                   <w:rFonts w:ascii="Arial" w:cs="Arial" w:eastAsia="Arial" w:hAnsi="Arial"/>
@@ -4769,7 +4769,7 @@
               </w:rPr>
               <w:t xml:space="preserve">Say for distance vs. displacement: '</w:t>
             </w:r>
-            <w:del w:id="9026" w:author="Claude (AI) - proposed" w:date="2026-10-15T20:36:00Z">
+            <w:del w:id="9026" w:author="Claude (AI) - proposed" w:date="2026-10-18T00:28:02Z">
               <w:r>
                 <w:rPr>
                   <w:rFonts w:ascii="Arial" w:cs="Arial" w:eastAsia="Arial" w:hAnsi="Arial"/>
@@ -4784,7 +4784,7 @@
                 <w:delText xml:space="preserve">The marathon route runs from the Kenya National Theatre along Uhuru Highway and loops back</w:delText>
               </w:r>
             </w:del>
-            <w:ins w:id="9027" w:author="Claude (AI) - proposed" w:date="2026-10-15T20:36:00Z">
+            <w:ins w:id="9027" w:author="Claude (AI) - proposed" w:date="2026-10-18T00:28:02Z">
               <w:r>
                 <w:rPr>
                   <w:rFonts w:ascii="Arial" w:cs="Arial" w:eastAsia="Arial" w:hAnsi="Arial"/>
@@ -4812,7 +4812,7 @@
               </w:rPr>
               <w:t xml:space="preserve">. Runner A ran 42 km of road. But is the start point and the finish point the same place? Kimani, what do you think the displacement is?' WAIT 12 SECONDS. Guide to the idea that if start = finish (loop), displacement = 0. Say: 'This is why direction matters in mathematics.' | CALCULATION TASK (48–</w:t>
             </w:r>
-            <w:del w:id="9028" w:author="Claude (AI) - proposed" w:date="2026-10-15T20:36:00Z">
+            <w:del w:id="9028" w:author="Claude (AI) - proposed" w:date="2026-10-18T00:28:02Z">
               <w:r>
                 <w:rPr>
                   <w:rFonts w:ascii="Arial" w:cs="Arial" w:eastAsia="Arial" w:hAnsi="Arial"/>
@@ -4827,7 +4827,7 @@
                 <w:delText xml:space="preserve">55</w:delText>
               </w:r>
             </w:del>
-            <w:ins w:id="9029" w:author="Claude (AI) - proposed" w:date="2026-10-15T20:36:00Z">
+            <w:ins w:id="9029" w:author="Claude (AI) - proposed" w:date="2026-10-18T00:28:02Z">
               <w:r>
                 <w:rPr>
                   <w:rFonts w:ascii="Arial" w:cs="Arial" w:eastAsia="Arial" w:hAnsi="Arial"/>
@@ -4855,7 +4855,7 @@
               </w:rPr>
               <w:t xml:space="preserve"> min): Write on the board: 'Runner A finishes in 2 hours 12 minutes. The race is 42 km. Calculate Runner A's average speed.' Say: 'Work individually. You have </w:t>
             </w:r>
-            <w:del w:id="9030" w:author="Claude (AI) - proposed" w:date="2026-10-15T20:36:00Z">
+            <w:del w:id="9030" w:author="Claude (AI) - proposed" w:date="2026-10-18T00:28:02Z">
               <w:r>
                 <w:rPr>
                   <w:rFonts w:ascii="Arial" w:cs="Arial" w:eastAsia="Arial" w:hAnsi="Arial"/>
@@ -4870,7 +4870,7 @@
                 <w:delText xml:space="preserve">4</w:delText>
               </w:r>
             </w:del>
-            <w:ins w:id="9031" w:author="Claude (AI) - proposed" w:date="2026-10-15T20:36:00Z">
+            <w:ins w:id="9031" w:author="Claude (AI) - proposed" w:date="2026-10-18T00:28:02Z">
               <w:r>
                 <w:rPr>
                   <w:rFonts w:ascii="Arial" w:cs="Arial" w:eastAsia="Arial" w:hAnsi="Arial"/>
@@ -4898,7 +4898,7 @@
               </w:rPr>
               <w:t xml:space="preserve"> minutes. Show every step.' After </w:t>
             </w:r>
-            <w:del w:id="9032" w:author="Claude (AI) - proposed" w:date="2026-10-15T20:36:00Z">
+            <w:del w:id="9032" w:author="Claude (AI) - proposed" w:date="2026-10-18T00:28:02Z">
               <w:r>
                 <w:rPr>
                   <w:rFonts w:ascii="Arial" w:cs="Arial" w:eastAsia="Arial" w:hAnsi="Arial"/>
@@ -4913,7 +4913,7 @@
                 <w:delText xml:space="preserve">4</w:delText>
               </w:r>
             </w:del>
-            <w:ins w:id="9033" w:author="Claude (AI) - proposed" w:date="2026-10-15T20:36:00Z">
+            <w:ins w:id="9033" w:author="Claude (AI) - proposed" w:date="2026-10-18T00:28:02Z">
               <w:r>
                 <w:rPr>
                   <w:rFonts w:ascii="Arial" w:cs="Arial" w:eastAsia="Arial" w:hAnsi="Arial"/>
@@ -5063,7 +5063,7 @@
             <w:pPr>
               <w:spacing w:after="20" w:before="0"/>
             </w:pPr>
-            <w:hyperlink w:history="1" r:id="rIdz_0zlgcgrhtcuufdnjtiy">
+            <w:hyperlink w:history="1" r:id="rIdhwlnolvuugqxawromdccx">
               <w:r>
                 <w:rPr>
                   <w:rFonts w:ascii="Arial" w:cs="Arial" w:eastAsia="Arial" w:hAnsi="Arial"/>
@@ -5096,7 +5096,7 @@
               <w:spacing w:after="10" w:before="0"/>
               <w:ind w:left="120"/>
             </w:pPr>
-            <w:hyperlink w:history="1" r:id="rIdtn_ujwpxzmzpsoh95u5tu">
+            <w:hyperlink w:history="1" r:id="rId3ouz-yolb3f_y2va3baus">
               <w:r>
                 <w:rPr>
                   <w:rFonts w:ascii="Arial" w:cs="Arial" w:eastAsia="Arial" w:hAnsi="Arial"/>
@@ -5141,7 +5141,7 @@
             <w:pPr>
               <w:spacing w:after="20" w:before="0"/>
             </w:pPr>
-            <w:hyperlink w:history="1" r:id="rIdsitjggvsn_msqkbut0h4d">
+            <w:hyperlink w:history="1" r:id="rIdmy1xbzqehc3hyzdodjuxz">
               <w:r>
                 <w:rPr>
                   <w:rFonts w:ascii="Arial" w:cs="Arial" w:eastAsia="Arial" w:hAnsi="Arial"/>
@@ -5174,7 +5174,7 @@
               <w:spacing w:after="10" w:before="0"/>
               <w:ind w:left="120"/>
             </w:pPr>
-            <w:hyperlink w:history="1" r:id="rIdebi4_ieew3-hckwosge4t">
+            <w:hyperlink w:history="1" r:id="rIdyj2-f7zyagjwhefl9go1c">
               <w:r>
                 <w:rPr>
                   <w:rFonts w:ascii="Arial" w:cs="Arial" w:eastAsia="Arial" w:hAnsi="Arial"/>
@@ -5219,7 +5219,7 @@
               </w:rPr>
               <w:t xml:space="preserve">After returning from the field activity (which runs</w:t>
             </w:r>
-            <w:del w:id="9034" w:author="Claude (AI) - proposed" w:date="2026-10-15T20:36:00Z">
+            <w:del w:id="9034" w:author="Claude (AI) - proposed" w:date="2026-10-18T00:28:02Z">
               <w:r>
                 <w:rPr>
                   <w:rFonts w:ascii="Arial" w:cs="Arial" w:eastAsia="Arial" w:hAnsi="Arial"/>
@@ -5280,7 +5280,7 @@
               </w:rPr>
               <w:t xml:space="preserve">DQB SETUP (</w:t>
             </w:r>
-            <w:del w:id="9035" w:author="Claude (AI) - proposed" w:date="2026-10-15T20:36:00Z">
+            <w:del w:id="9035" w:author="Claude (AI) - proposed" w:date="2026-10-18T00:28:02Z">
               <w:r>
                 <w:rPr>
                   <w:rFonts w:ascii="Arial" w:cs="Arial" w:eastAsia="Arial" w:hAnsi="Arial"/>
@@ -5295,7 +5295,7 @@
                 <w:delText xml:space="preserve">55–65</w:delText>
               </w:r>
             </w:del>
-            <w:ins w:id="9036" w:author="Claude (AI) - proposed" w:date="2026-10-15T20:36:00Z">
+            <w:ins w:id="9036" w:author="Claude (AI) - proposed" w:date="2026-10-18T00:28:02Z">
               <w:r>
                 <w:rPr>
                   <w:rFonts w:ascii="Arial" w:cs="Arial" w:eastAsia="Arial" w:hAnsi="Arial"/>
@@ -5323,7 +5323,7 @@
               </w:rPr>
               <w:t xml:space="preserve"> min): Before this phase, prepare the DQB space on the board. Distribute two sticky notes (or paper squares) per learner. Say: 'You have </w:t>
             </w:r>
-            <w:del w:id="9037" w:author="Claude (AI) - proposed" w:date="2026-10-15T20:36:00Z">
+            <w:del w:id="9037" w:author="Claude (AI) - proposed" w:date="2026-10-18T00:28:02Z">
               <w:r>
                 <w:rPr>
                   <w:rFonts w:ascii="Arial" w:cs="Arial" w:eastAsia="Arial" w:hAnsi="Arial"/>
@@ -5338,7 +5338,7 @@
                 <w:delText xml:space="preserve">three</w:delText>
               </w:r>
             </w:del>
-            <w:ins w:id="9038" w:author="Claude (AI) - proposed" w:date="2026-10-15T20:36:00Z">
+            <w:ins w:id="9038" w:author="Claude (AI) - proposed" w:date="2026-10-18T00:28:02Z">
               <w:r>
                 <w:rPr>
                   <w:rFonts w:ascii="Arial" w:cs="Arial" w:eastAsia="Arial" w:hAnsi="Arial"/>
@@ -5366,7 +5366,7 @@
               </w:rPr>
               <w:t xml:space="preserve"> minutes. On the YELLOW note, write one thing you now understand. On the GREEN note, write one question you still have. Be specific — use the marathon or the race we just ran as your example.' WAIT </w:t>
             </w:r>
-            <w:del w:id="9039" w:author="Claude (AI) - proposed" w:date="2026-10-15T20:36:00Z">
+            <w:del w:id="9039" w:author="Claude (AI) - proposed" w:date="2026-10-18T00:28:02Z">
               <w:r>
                 <w:rPr>
                   <w:rFonts w:ascii="Arial" w:cs="Arial" w:eastAsia="Arial" w:hAnsi="Arial"/>
@@ -5381,7 +5381,7 @@
                 <w:delText xml:space="preserve">3</w:delText>
               </w:r>
             </w:del>
-            <w:ins w:id="9040" w:author="Claude (AI) - proposed" w:date="2026-10-15T20:36:00Z">
+            <w:ins w:id="9040" w:author="Claude (AI) - proposed" w:date="2026-10-18T00:28:02Z">
               <w:r>
                 <w:rPr>
                   <w:rFonts w:ascii="Arial" w:cs="Arial" w:eastAsia="Arial" w:hAnsi="Arial"/>
@@ -5409,7 +5409,7 @@
               </w:rPr>
               <w:t xml:space="preserve"> MINUTES of silent writing. | POSTING (</w:t>
             </w:r>
-            <w:del w:id="9041" w:author="Claude (AI) - proposed" w:date="2026-10-15T20:36:00Z">
+            <w:del w:id="9041" w:author="Claude (AI) - proposed" w:date="2026-10-18T00:28:02Z">
               <w:r>
                 <w:rPr>
                   <w:rFonts w:ascii="Arial" w:cs="Arial" w:eastAsia="Arial" w:hAnsi="Arial"/>
@@ -5424,7 +5424,7 @@
                 <w:delText xml:space="preserve">65–68</w:delText>
               </w:r>
             </w:del>
-            <w:ins w:id="9042" w:author="Claude (AI) - proposed" w:date="2026-10-15T20:36:00Z">
+            <w:ins w:id="9042" w:author="Claude (AI) - proposed" w:date="2026-10-18T00:28:02Z">
               <w:r>
                 <w:rPr>
                   <w:rFonts w:ascii="Arial" w:cs="Arial" w:eastAsia="Arial" w:hAnsi="Arial"/>
@@ -5452,7 +5452,7 @@
               </w:rPr>
               <w:t xml:space="preserve"> min): Invite all learners to post their notes simultaneously. Quickly scan the board. Read 5–6 questions aloud, paraphrasing where needed: 'Mutua asks: why did Runner B slow down — is that acceleration?' 'Zawadi asks: how do we draw a graph from the split times?' Say: 'These are exactly the questions we will answer in this unit. Every lesson, we will come back to this board and move questions from the question side to the answer side.' | DRIVING QUESTION POSTING (</w:t>
             </w:r>
-            <w:del w:id="9043" w:author="Claude (AI) - proposed" w:date="2026-10-15T20:36:00Z">
+            <w:del w:id="9043" w:author="Claude (AI) - proposed" w:date="2026-10-18T00:28:02Z">
               <w:r>
                 <w:rPr>
                   <w:rFonts w:ascii="Arial" w:cs="Arial" w:eastAsia="Arial" w:hAnsi="Arial"/>
@@ -5467,7 +5467,7 @@
                 <w:delText xml:space="preserve">68–70</w:delText>
               </w:r>
             </w:del>
-            <w:ins w:id="9044" w:author="Claude (AI) - proposed" w:date="2026-10-15T20:36:00Z">
+            <w:ins w:id="9044" w:author="Claude (AI) - proposed" w:date="2026-10-18T00:28:02Z">
               <w:r>
                 <w:rPr>
                   <w:rFonts w:ascii="Arial" w:cs="Arial" w:eastAsia="Arial" w:hAnsi="Arial"/>
@@ -5617,7 +5617,7 @@
             <w:pPr>
               <w:spacing w:after="20" w:before="0"/>
             </w:pPr>
-            <w:hyperlink w:history="1" r:id="rIdysdr_ycy96ic3kk5he3ac">
+            <w:hyperlink w:history="1" r:id="rIdxxsq43py4lsv1sardbfom">
               <w:r>
                 <w:rPr>
                   <w:rFonts w:ascii="Arial" w:cs="Arial" w:eastAsia="Arial" w:hAnsi="Arial"/>
@@ -5650,7 +5650,7 @@
               <w:spacing w:after="10" w:before="0"/>
               <w:ind w:left="120"/>
             </w:pPr>
-            <w:hyperlink w:history="1" r:id="rIdbsv0r9k7fgml8zaqoklrr">
+            <w:hyperlink w:history="1" r:id="rIdgvmyvcrskpyzyluzgy20k">
               <w:r>
                 <w:rPr>
                   <w:rFonts w:ascii="Arial" w:cs="Arial" w:eastAsia="Arial" w:hAnsi="Arial"/>
@@ -5695,7 +5695,7 @@
             <w:pPr>
               <w:spacing w:after="20" w:before="0"/>
             </w:pPr>
-            <w:hyperlink w:history="1" r:id="rIdciivbz-dbv8vnpsfqtdkm">
+            <w:hyperlink w:history="1" r:id="rIdnuvviyu_r7sk_hlho_wzj">
               <w:r>
                 <w:rPr>
                   <w:rFonts w:ascii="Arial" w:cs="Arial" w:eastAsia="Arial" w:hAnsi="Arial"/>
@@ -5728,7 +5728,7 @@
               <w:spacing w:after="10" w:before="0"/>
               <w:ind w:left="120"/>
             </w:pPr>
-            <w:hyperlink w:history="1" r:id="rId7sf769bzxlqhlaqq19g15">
+            <w:hyperlink w:history="1" r:id="rIdol3p4c2x7q8klhcqyy08x">
               <w:r>
                 <w:rPr>
                   <w:rFonts w:ascii="Arial" w:cs="Arial" w:eastAsia="Arial" w:hAnsi="Arial"/>
@@ -5773,7 +5773,7 @@
               </w:rPr>
               <w:t xml:space="preserve">Learners conduct a class race on the school field (or a marked corridor) as their first evidence-gathering model-building activity. The class is organised into groups of 6–8. Each group marks out a 40 m course using a tape measure (two cones or chalk marks). Within each group: 2 learners run (one at a time), 2 learners operate stopwatches (timing at 10 m, 20 m, 30 m, 40 m intervals marked with chalk), 2 learners record data in a shared table, and remaining learners observe and note qualitative descriptions ('accelerating at the start', 'steady in the middle', 'tiring at the end'). Every learner runs at least once. Data collected per runner: time at 10 m, 20 m, 30 m, 40 m. Back in class, each learner copies their group's data table into their exercise book and calculates average speed for each 10 m interval. They label each interval as 'accelerating', 'steady', or 'decelerating' based on whether speed increased, stayed similar, or decreased. This table is explicitly labelled 'MY FIRST MOTION MODEL — [Date]' and will be revised and expanded as a graph in Lesson </w:t>
             </w:r>
-            <w:del w:id="9045" w:author="Claude (AI) - proposed" w:date="2026-10-15T20:36:00Z">
+            <w:del w:id="9045" w:author="Claude (AI) - proposed" w:date="2026-10-18T00:28:02Z">
               <w:r>
                 <w:rPr>
                   <w:rFonts w:ascii="Arial" w:cs="Arial" w:eastAsia="Arial" w:hAnsi="Arial"/>
@@ -5788,7 +5788,7 @@
                 <w:delText xml:space="preserve">2</w:delText>
               </w:r>
             </w:del>
-            <w:ins w:id="9046" w:author="Claude (AI) - proposed" w:date="2026-10-15T20:36:00Z">
+            <w:ins w:id="9046" w:author="Claude (AI) - proposed" w:date="2026-10-18T00:28:02Z">
               <w:r>
                 <w:rPr>
                   <w:rFonts w:ascii="Arial" w:cs="Arial" w:eastAsia="Arial" w:hAnsi="Arial"/>
@@ -5849,7 +5849,7 @@
               </w:rPr>
               <w:t xml:space="preserve">FIELD SETUP (run </w:t>
             </w:r>
-            <w:del w:id="9047" w:author="Claude (AI) - proposed" w:date="2026-10-15T20:36:00Z">
+            <w:del w:id="9047" w:author="Claude (AI) - proposed" w:date="2026-10-18T00:28:02Z">
               <w:r>
                 <w:rPr>
                   <w:rFonts w:ascii="Arial" w:cs="Arial" w:eastAsia="Arial" w:hAnsi="Arial"/>
@@ -5864,7 +5864,7 @@
                 <w:delText xml:space="preserve">during or immediately after Phase 3, approximately 35–50 min mark, adjust to</w:delText>
               </w:r>
             </w:del>
-            <w:ins w:id="9048" w:author="Claude (AI) - proposed" w:date="2026-10-15T20:36:00Z">
+            <w:ins w:id="9048" w:author="Claude (AI) - proposed" w:date="2026-10-18T00:28:02Z">
               <w:r>
                 <w:rPr>
                   <w:rFonts w:ascii="Arial" w:cs="Arial" w:eastAsia="Arial" w:hAnsi="Arial"/>
@@ -5892,7 +5892,7 @@
               </w:rPr>
               <w:t xml:space="preserve"> school timetable): Before the lesson, mark the 40 m course on the field with chalk at 10 m intervals. Prepare a data recording template on the board (or as a printed handout): Runner Name | Time at 10 m | Time at 20 m | Time at 30 m | Time at 40 m | Average Speed (each interval). | BRIEFING (2 min): Say: 'We are going to do what the Nairobi Marathon organisers did — collect our own split-time data. Your job is to record the time at every 10 m mark, just like the marathon recorders at every 5 km. We will use this data in </w:t>
             </w:r>
-            <w:del w:id="9049" w:author="Claude (AI) - proposed" w:date="2026-10-15T20:36:00Z">
+            <w:del w:id="9049" w:author="Claude (AI) - proposed" w:date="2026-10-18T00:28:02Z">
               <w:r>
                 <w:rPr>
                   <w:rFonts w:ascii="Arial" w:cs="Arial" w:eastAsia="Arial" w:hAnsi="Arial"/>
@@ -5907,7 +5907,7 @@
                 <w:delText xml:space="preserve">the next lesson</w:delText>
               </w:r>
             </w:del>
-            <w:ins w:id="9050" w:author="Claude (AI) - proposed" w:date="2026-10-15T20:36:00Z">
+            <w:ins w:id="9050" w:author="Claude (AI) - proposed" w:date="2026-10-18T00:28:02Z">
               <w:r>
                 <w:rPr>
                   <w:rFonts w:ascii="Arial" w:cs="Arial" w:eastAsia="Arial" w:hAnsi="Arial"/>
@@ -5935,7 +5935,7 @@
               </w:rPr>
               <w:t xml:space="preserve"> to draw our first graph.' Assign roles clearly. Demonstrate stopwatch use</w:t>
             </w:r>
-            <w:ins w:id="9051" w:author="Claude (AI) - proposed" w:date="2026-10-15T20:36:00Z">
+            <w:ins w:id="9051" w:author="Claude (AI) - proposed" w:date="2026-10-18T00:28:02Z">
               <w:r>
                 <w:rPr>
                   <w:rFonts w:ascii="Arial" w:cs="Arial" w:eastAsia="Arial" w:hAnsi="Arial"/>
@@ -5963,7 +5963,7 @@
               </w:rPr>
               <w:t xml:space="preserve">. | RACE ACTIVITY (15 min on field): Circulate between groups. Check that timers start at the runner's first movement (not the command). Prompt data recorders: 'Write the time the moment the runner crosses the chalk line — not when you think they crossed it. Accuracy matters.' For groups with inconsistent data, ask: 'Is your average speed for interval 3 higher or lower than interval 1? What does that tell you about how your runner was moving?' | DATA ANALYSIS BACK IN CLASS (</w:t>
             </w:r>
-            <w:del w:id="9052" w:author="Claude (AI) - proposed" w:date="2026-10-15T20:36:00Z">
+            <w:del w:id="9052" w:author="Claude (AI) - proposed" w:date="2026-10-18T00:28:02Z">
               <w:r>
                 <w:rPr>
                   <w:rFonts w:ascii="Arial" w:cs="Arial" w:eastAsia="Arial" w:hAnsi="Arial"/>
@@ -5978,7 +5978,7 @@
                 <w:delText xml:space="preserve">50–55 min, overlaps with Phase 3 close</w:delText>
               </w:r>
             </w:del>
-            <w:ins w:id="9053" w:author="Claude (AI) - proposed" w:date="2026-10-15T20:36:00Z">
+            <w:ins w:id="9053" w:author="Claude (AI) - proposed" w:date="2026-10-18T00:28:02Z">
               <w:r>
                 <w:rPr>
                   <w:rFonts w:ascii="Arial" w:cs="Arial" w:eastAsia="Arial" w:hAnsi="Arial"/>
@@ -6365,7 +6365,7 @@
               </w:rPr>
               <w:t xml:space="preserve">Distance is the total path length covered (a scalar quantity — no direction needed). Displacement is the straight-line change in position from start to finish, including direction (a vector quantity). Speed = distance ÷ time (scalar). Velocity = displacement ÷ time with direction (vector). Acceleration is the rate of change of velocity — it explains why Runner B's split times changed dramatically </w:t>
             </w:r>
-            <w:del w:id="9054" w:author="Claude (AI) - proposed" w:date="2026-10-15T20:36:00Z">
+            <w:del w:id="9054" w:author="Claude (AI) - proposed" w:date="2026-10-18T00:28:02Z">
               <w:r>
                 <w:rPr>
                   <w:rFonts w:ascii="Arial" w:cs="Arial" w:eastAsia="Arial" w:hAnsi="Arial"/>
@@ -6380,7 +6380,7 @@
                 <w:delText xml:space="preserve">between 30 km and</w:delText>
               </w:r>
             </w:del>
-            <w:ins w:id="9055" w:author="Claude (AI) - proposed" w:date="2026-10-15T20:36:00Z">
+            <w:ins w:id="9055" w:author="Claude (AI) - proposed" w:date="2026-10-18T00:28:02Z">
               <w:r>
                 <w:rPr>
                   <w:rFonts w:ascii="Arial" w:cs="Arial" w:eastAsia="Arial" w:hAnsi="Arial"/>
@@ -6496,7 +6496,7 @@
         </w:rPr>
         <w:t xml:space="preserve">© 2026 SeaVuria and ARES. Aligned with KICD objectives. Developed by SeaVuria; technical implementation by ARES (with AI assistance from Claude). Licensed under </w:t>
       </w:r>
-      <w:hyperlink w:history="1" r:id="rIdjdx-dodz1hjdfn9qcytoi">
+      <w:hyperlink w:history="1" r:id="rIdqnrptbpx2nlfhw4zanety">
         <w:r>
           <w:rPr>
             <w:rFonts w:ascii="Arial" w:cs="Arial" w:eastAsia="Arial" w:hAnsi="Arial"/>
@@ -6517,7 +6517,7 @@
         </w:rPr>
         <w:t xml:space="preserve"> (</w:t>
       </w:r>
-      <w:hyperlink w:history="1" r:id="rIde0a57c0mp3zds4rnhsmzs">
+      <w:hyperlink w:history="1" r:id="rIdrzf3zmlvjiflmhsxrmhkt">
         <w:r>
           <w:rPr>
             <w:rFonts w:ascii="Arial" w:cs="Arial" w:eastAsia="Arial" w:hAnsi="Arial"/>
@@ -6834,7 +6834,7 @@
               </w:rPr>
               <w:t xml:space="preserve">–  Define velocity as the rate of change of displacement with time (v = s/t) and state its SI unit (m/s</w:t>
             </w:r>
-            <w:del w:id="9056" w:author="Claude (AI) - proposed" w:date="2026-10-15T20:36:00Z">
+            <w:del w:id="9056" w:author="Claude (AI) - proposed" w:date="2026-10-18T00:28:02Z">
               <w:r>
                 <w:rPr>
                   <w:rFonts w:ascii="Arial" w:cs="Arial" w:eastAsia="Arial" w:hAnsi="Arial"/>
@@ -6849,7 +6849,7 @@
                 <w:delText xml:space="preserve"> or</w:delText>
               </w:r>
             </w:del>
-            <w:ins w:id="9057" w:author="Claude (AI) - proposed" w:date="2026-10-15T20:36:00Z">
+            <w:ins w:id="9057" w:author="Claude (AI) - proposed" w:date="2026-10-18T00:28:02Z">
               <w:r>
                 <w:rPr>
                   <w:rFonts w:ascii="Arial" w:cs="Arial" w:eastAsia="Arial" w:hAnsi="Arial"/>
@@ -6877,7 +6877,7 @@
               </w:rPr>
               <w:t xml:space="preserve"> km/h</w:t>
             </w:r>
-            <w:ins w:id="9058" w:author="Claude (AI) - proposed" w:date="2026-10-15T20:36:00Z">
+            <w:ins w:id="9058" w:author="Claude (AI) - proposed" w:date="2026-10-18T00:28:02Z">
               <w:r>
                 <w:rPr>
                   <w:rFonts w:ascii="Arial" w:cs="Arial" w:eastAsia="Arial" w:hAnsi="Arial"/>
@@ -7420,7 +7420,7 @@
               </w:rPr>
               <w:t xml:space="preserve">This lesson is the first dedicated calculation lesson in the Linear Motion sequence. Having established in Lesson 1 that distance, displacement, speed, velocity, and acceleration are conceptually distinct, learners now practise computing velocity and acceleration from real data. The anchoring phenomenon — the split-time tables of Runner A and Runner B in the 2023 Nairobi Marathon — provides the raw numbers. Learners calculate the average velocity for each 5 km segment for both runners and immediately see a story emerge: Runner A's velocity is nearly constant (~19 km/h throughout), while Runner B's velocity surges above 21 km/h in the first 10 km, dips to around </w:t>
             </w:r>
-            <w:del w:id="9059" w:author="Claude (AI) - proposed" w:date="2026-10-15T20:36:00Z">
+            <w:del w:id="9059" w:author="Claude (AI) - proposed" w:date="2026-10-18T00:28:02Z">
               <w:r>
                 <w:rPr>
                   <w:rFonts w:ascii="Arial" w:cs="Arial" w:eastAsia="Arial" w:hAnsi="Arial"/>
@@ -7435,7 +7435,7 @@
                 <w:delText xml:space="preserve">17.6</w:delText>
               </w:r>
             </w:del>
-            <w:ins w:id="9060" w:author="Claude (AI) - proposed" w:date="2026-10-15T20:36:00Z">
+            <w:ins w:id="9060" w:author="Claude (AI) - proposed" w:date="2026-10-18T00:28:02Z">
               <w:r>
                 <w:rPr>
                   <w:rFonts w:ascii="Arial" w:cs="Arial" w:eastAsia="Arial" w:hAnsi="Arial"/>
@@ -7463,7 +7463,7 @@
               </w:rPr>
               <w:t xml:space="preserve"> km/h between 25 km and </w:t>
             </w:r>
-            <w:del w:id="9061" w:author="Claude (AI) - proposed" w:date="2026-10-15T20:36:00Z">
+            <w:del w:id="9061" w:author="Claude (AI) - proposed" w:date="2026-10-18T00:28:02Z">
               <w:r>
                 <w:rPr>
                   <w:rFonts w:ascii="Arial" w:cs="Arial" w:eastAsia="Arial" w:hAnsi="Arial"/>
@@ -7478,7 +7478,7 @@
                 <w:delText xml:space="preserve">35</w:delText>
               </w:r>
             </w:del>
-            <w:ins w:id="9062" w:author="Claude (AI) - proposed" w:date="2026-10-15T20:36:00Z">
+            <w:ins w:id="9062" w:author="Claude (AI) - proposed" w:date="2026-10-18T00:28:02Z">
               <w:r>
                 <w:rPr>
                   <w:rFonts w:ascii="Arial" w:cs="Arial" w:eastAsia="Arial" w:hAnsi="Arial"/>
@@ -7794,7 +7794,7 @@
             <w:pPr>
               <w:spacing w:after="20" w:before="0"/>
             </w:pPr>
-            <w:hyperlink w:history="1" r:id="rIdioh-zed2zmorx1aj1bxst">
+            <w:hyperlink w:history="1" r:id="rIdibhcflhj8use_tbbvse25">
               <w:r>
                 <w:rPr>
                   <w:rFonts w:ascii="Arial" w:cs="Arial" w:eastAsia="Arial" w:hAnsi="Arial"/>
@@ -7827,7 +7827,7 @@
               <w:spacing w:after="10" w:before="0"/>
               <w:ind w:left="120"/>
             </w:pPr>
-            <w:hyperlink w:history="1" r:id="rId9na-2khx6fo2vg5i_yd8a">
+            <w:hyperlink w:history="1" r:id="rIdked89splyi28gwsnq0fhb">
               <w:r>
                 <w:rPr>
                   <w:rFonts w:ascii="Arial" w:cs="Arial" w:eastAsia="Arial" w:hAnsi="Arial"/>
@@ -7872,7 +7872,7 @@
             <w:pPr>
               <w:spacing w:after="20" w:before="0"/>
             </w:pPr>
-            <w:hyperlink w:history="1" r:id="rId8oyvt1pxnyljb0nshdo-4">
+            <w:hyperlink w:history="1" r:id="rIdvwng6-jiccq-qwmwfxthx">
               <w:r>
                 <w:rPr>
                   <w:rFonts w:ascii="Arial" w:cs="Arial" w:eastAsia="Arial" w:hAnsi="Arial"/>
@@ -7921,7 +7921,7 @@
               <w:spacing w:after="10" w:before="0"/>
               <w:ind w:left="120"/>
             </w:pPr>
-            <w:hyperlink w:history="1" r:id="rIdsegh6z_jscommr12zxyu2">
+            <w:hyperlink w:history="1" r:id="rIdrhvwaris8vicl1edvy-pl">
               <w:r>
                 <w:rPr>
                   <w:rFonts w:ascii="Arial" w:cs="Arial" w:eastAsia="Arial" w:hAnsi="Arial"/>
@@ -7999,7 +7999,7 @@
               </w:rPr>
               <w:t xml:space="preserve">Display the split-time table and say: 'Before we touch a calculator or do any arithmetic, look at Runner B's times between 25 km and </w:t>
             </w:r>
-            <w:del w:id="9063" w:author="Claude (AI) - proposed" w:date="2026-10-15T20:36:00Z">
+            <w:del w:id="9063" w:author="Claude (AI) - proposed" w:date="2026-10-18T00:28:02Z">
               <w:r>
                 <w:rPr>
                   <w:rFonts w:ascii="Arial" w:cs="Arial" w:eastAsia="Arial" w:hAnsi="Arial"/>
@@ -8014,7 +8014,7 @@
                 <w:delText xml:space="preserve">35</w:delText>
               </w:r>
             </w:del>
-            <w:ins w:id="9064" w:author="Claude (AI) - proposed" w:date="2026-10-15T20:36:00Z">
+            <w:ins w:id="9064" w:author="Claude (AI) - proposed" w:date="2026-10-18T00:28:02Z">
               <w:r>
                 <w:rPr>
                   <w:rFonts w:ascii="Arial" w:cs="Arial" w:eastAsia="Arial" w:hAnsi="Arial"/>
@@ -8164,7 +8164,7 @@
             <w:pPr>
               <w:spacing w:after="20" w:before="0"/>
             </w:pPr>
-            <w:hyperlink w:history="1" r:id="rIdfokitiwzytvrnmy4n5ann">
+            <w:hyperlink w:history="1" r:id="rIdbvnodb9p9vn0io520kkyq">
               <w:r>
                 <w:rPr>
                   <w:rFonts w:ascii="Arial" w:cs="Arial" w:eastAsia="Arial" w:hAnsi="Arial"/>
@@ -8197,7 +8197,7 @@
               <w:spacing w:after="10" w:before="0"/>
               <w:ind w:left="120"/>
             </w:pPr>
-            <w:hyperlink w:history="1" r:id="rIdi5pq_u3iujgoo0n7oihtj">
+            <w:hyperlink w:history="1" r:id="rIdvcrqboghfrznmwkgxi3t6">
               <w:r>
                 <w:rPr>
                   <w:rFonts w:ascii="Arial" w:cs="Arial" w:eastAsia="Arial" w:hAnsi="Arial"/>
@@ -8242,7 +8242,7 @@
             <w:pPr>
               <w:spacing w:after="20" w:before="0"/>
             </w:pPr>
-            <w:hyperlink w:history="1" r:id="rId9dvangyvapjg2c58xqmlj">
+            <w:hyperlink w:history="1" r:id="rId2lqz2zwtrvupsnp_i1ir_">
               <w:r>
                 <w:rPr>
                   <w:rFonts w:ascii="Arial" w:cs="Arial" w:eastAsia="Arial" w:hAnsi="Arial"/>
@@ -8291,7 +8291,7 @@
               <w:spacing w:after="10" w:before="0"/>
               <w:ind w:left="120"/>
             </w:pPr>
-            <w:hyperlink w:history="1" r:id="rIdd6g7yaj_ecwu8dpm0do3u">
+            <w:hyperlink w:history="1" r:id="rId95gr4jmucsqdw2khebj74">
               <w:r>
                 <w:rPr>
                   <w:rFonts w:ascii="Arial" w:cs="Arial" w:eastAsia="Arial" w:hAnsi="Arial"/>
@@ -8369,7 +8369,7 @@
               </w:rPr>
               <w:t xml:space="preserve">Distribute or direct learners to the split-time data handout. Say: 'We are going to use the formula v = s/t to find the velocity for every 5 km segment. Remember — for each segment, the displacement s is 5 km and the time t is the time Runner A or Runner B took to cover that specific 5 km, not the total race time. Write the formula at the top of your table before you begin.' [WAIT 15 seconds for learners to write the formula.] 'Work with your partner — one person calculates Runner A, the other calculates Runner B, then compare your tables. You have </w:t>
             </w:r>
-            <w:del w:id="9065" w:author="Claude (AI) - proposed" w:date="2026-10-15T20:36:00Z">
+            <w:del w:id="9065" w:author="Claude (AI) - proposed" w:date="2026-10-18T00:28:02Z">
               <w:r>
                 <w:rPr>
                   <w:rFonts w:ascii="Arial" w:cs="Arial" w:eastAsia="Arial" w:hAnsi="Arial"/>
@@ -8384,7 +8384,7 @@
                 <w:delText xml:space="preserve">8</w:delText>
               </w:r>
             </w:del>
-            <w:ins w:id="9066" w:author="Claude (AI) - proposed" w:date="2026-10-15T20:36:00Z">
+            <w:ins w:id="9066" w:author="Claude (AI) - proposed" w:date="2026-10-18T00:28:02Z">
               <w:r>
                 <w:rPr>
                   <w:rFonts w:ascii="Arial" w:cs="Arial" w:eastAsia="Arial" w:hAnsi="Arial"/>
@@ -8412,7 +8412,7 @@
               </w:rPr>
               <w:t xml:space="preserve"> minutes.' [WAIT </w:t>
             </w:r>
-            <w:del w:id="9067" w:author="Claude (AI) - proposed" w:date="2026-10-15T20:36:00Z">
+            <w:del w:id="9067" w:author="Claude (AI) - proposed" w:date="2026-10-18T00:28:02Z">
               <w:r>
                 <w:rPr>
                   <w:rFonts w:ascii="Arial" w:cs="Arial" w:eastAsia="Arial" w:hAnsi="Arial"/>
@@ -8427,7 +8427,7 @@
                 <w:delText xml:space="preserve">8</w:delText>
               </w:r>
             </w:del>
-            <w:ins w:id="9068" w:author="Claude (AI) - proposed" w:date="2026-10-15T20:36:00Z">
+            <w:ins w:id="9068" w:author="Claude (AI) - proposed" w:date="2026-10-18T00:28:02Z">
               <w:r>
                 <w:rPr>
                   <w:rFonts w:ascii="Arial" w:cs="Arial" w:eastAsia="Arial" w:hAnsi="Arial"/>
@@ -8455,7 +8455,7 @@
               </w:rPr>
               <w:t xml:space="preserve"> minutes, circulate actively.] After </w:t>
             </w:r>
-            <w:del w:id="9069" w:author="Claude (AI) - proposed" w:date="2026-10-15T20:36:00Z">
+            <w:del w:id="9069" w:author="Claude (AI) - proposed" w:date="2026-10-18T00:28:02Z">
               <w:r>
                 <w:rPr>
                   <w:rFonts w:ascii="Arial" w:cs="Arial" w:eastAsia="Arial" w:hAnsi="Arial"/>
@@ -8470,7 +8470,7 @@
                 <w:delText xml:space="preserve">4</w:delText>
               </w:r>
             </w:del>
-            <w:ins w:id="9070" w:author="Claude (AI) - proposed" w:date="2026-10-15T20:36:00Z">
+            <w:ins w:id="9070" w:author="Claude (AI) - proposed" w:date="2026-10-18T00:28:02Z">
               <w:r>
                 <w:rPr>
                   <w:rFonts w:ascii="Arial" w:cs="Arial" w:eastAsia="Arial" w:hAnsi="Arial"/>
@@ -8498,7 +8498,7 @@
               </w:rPr>
               <w:t xml:space="preserve"> minutes, pause and do a mid-task check: cold-call 1 pair and ask: 'What velocity did you get for Runner B between 5 km and 10 km?' If the answer is incorrect, ask: 'What did you use as your time for that segment — was it the cumulative time or the split time for just that 5 km?' [WAIT 10 seconds.] Redirect as needed. At </w:t>
             </w:r>
-            <w:del w:id="9071" w:author="Claude (AI) - proposed" w:date="2026-10-15T20:36:00Z">
+            <w:del w:id="9071" w:author="Claude (AI) - proposed" w:date="2026-10-18T00:28:02Z">
               <w:r>
                 <w:rPr>
                   <w:rFonts w:ascii="Arial" w:cs="Arial" w:eastAsia="Arial" w:hAnsi="Arial"/>
@@ -8513,7 +8513,7 @@
                 <w:delText xml:space="preserve">8</w:delText>
               </w:r>
             </w:del>
-            <w:ins w:id="9072" w:author="Claude (AI) - proposed" w:date="2026-10-15T20:36:00Z">
+            <w:ins w:id="9072" w:author="Claude (AI) - proposed" w:date="2026-10-18T00:28:02Z">
               <w:r>
                 <w:rPr>
                   <w:rFonts w:ascii="Arial" w:cs="Arial" w:eastAsia="Arial" w:hAnsi="Arial"/>
@@ -8607,7 +8607,7 @@
               </w:rPr>
               <w:t xml:space="preserve">Teacher checks three specific indicators during circulation: (1) Are learners dividing by the segment time (correct) or the cumulative time (common error)? (2) Are units correct — km/h rather than km/min? (3) Does the completed velocity table show Runner B with a dip between 25–</w:t>
             </w:r>
-            <w:del w:id="9073" w:author="Claude (AI) - proposed" w:date="2026-10-15T20:36:00Z">
+            <w:del w:id="9073" w:author="Claude (AI) - proposed" w:date="2026-10-18T00:28:02Z">
               <w:r>
                 <w:rPr>
                   <w:rFonts w:ascii="Arial" w:cs="Arial" w:eastAsia="Arial" w:hAnsi="Arial"/>
@@ -8622,7 +8622,7 @@
                 <w:delText xml:space="preserve">35</w:delText>
               </w:r>
             </w:del>
-            <w:ins w:id="9074" w:author="Claude (AI) - proposed" w:date="2026-10-15T20:36:00Z">
+            <w:ins w:id="9074" w:author="Claude (AI) - proposed" w:date="2026-10-18T00:28:02Z">
               <w:r>
                 <w:rPr>
                   <w:rFonts w:ascii="Arial" w:cs="Arial" w:eastAsia="Arial" w:hAnsi="Arial"/>
@@ -8650,7 +8650,7 @@
               </w:rPr>
               <w:t xml:space="preserve"> km and a spike in the final 2 km? A correct velocity table </w:t>
             </w:r>
-            <w:del w:id="9075" w:author="Claude (AI) - proposed" w:date="2026-10-15T20:36:00Z">
+            <w:del w:id="9075" w:author="Claude (AI) - proposed" w:date="2026-10-18T00:28:02Z">
               <w:r>
                 <w:rPr>
                   <w:rFonts w:ascii="Arial" w:cs="Arial" w:eastAsia="Arial" w:hAnsi="Arial"/>
@@ -8665,7 +8665,7 @@
                 <w:delText xml:space="preserve">for Runner B should show approximately: Seg 1–5 km: ~21 km/h, Seg</w:delText>
               </w:r>
             </w:del>
-            <w:ins w:id="9076" w:author="Claude (AI) - proposed" w:date="2026-10-15T20:36:00Z">
+            <w:ins w:id="9076" w:author="Claude (AI) - proposed" w:date="2026-10-18T00:28:02Z">
               <w:r>
                 <w:rPr>
                   <w:rFonts w:ascii="Arial" w:cs="Arial" w:eastAsia="Arial" w:hAnsi="Arial"/>
@@ -8693,7 +8693,7 @@
               </w:rPr>
               <w:t xml:space="preserve"> 5–10</w:t>
             </w:r>
-            <w:del w:id="9077" w:author="Claude (AI) - proposed" w:date="2026-10-15T20:36:00Z">
+            <w:del w:id="9077" w:author="Claude (AI) - proposed" w:date="2026-10-18T00:28:02Z">
               <w:r>
                 <w:rPr>
                   <w:rFonts w:ascii="Arial" w:cs="Arial" w:eastAsia="Arial" w:hAnsi="Arial"/>
@@ -8708,7 +8708,7 @@
                 <w:delText xml:space="preserve"> km: ~21.5 km/h, Seg</w:delText>
               </w:r>
             </w:del>
-            <w:ins w:id="9078" w:author="Claude (AI) - proposed" w:date="2026-10-15T20:36:00Z">
+            <w:ins w:id="9078" w:author="Claude (AI) - proposed" w:date="2026-10-18T00:28:02Z">
               <w:r>
                 <w:rPr>
                   <w:rFonts w:ascii="Arial" w:cs="Arial" w:eastAsia="Arial" w:hAnsi="Arial"/>
@@ -8736,7 +8736,7 @@
               </w:rPr>
               <w:t xml:space="preserve"> 10–15</w:t>
             </w:r>
-            <w:del w:id="9079" w:author="Claude (AI) - proposed" w:date="2026-10-15T20:36:00Z">
+            <w:del w:id="9079" w:author="Claude (AI) - proposed" w:date="2026-10-18T00:28:02Z">
               <w:r>
                 <w:rPr>
                   <w:rFonts w:ascii="Arial" w:cs="Arial" w:eastAsia="Arial" w:hAnsi="Arial"/>
@@ -8751,7 +8751,7 @@
                 <w:delText xml:space="preserve"> km: ~20 km/h, Seg</w:delText>
               </w:r>
             </w:del>
-            <w:ins w:id="9080" w:author="Claude (AI) - proposed" w:date="2026-10-15T20:36:00Z">
+            <w:ins w:id="9080" w:author="Claude (AI) - proposed" w:date="2026-10-18T00:28:02Z">
               <w:r>
                 <w:rPr>
                   <w:rFonts w:ascii="Arial" w:cs="Arial" w:eastAsia="Arial" w:hAnsi="Arial"/>
@@ -8779,7 +8779,7 @@
               </w:rPr>
               <w:t xml:space="preserve"> 15–20</w:t>
             </w:r>
-            <w:del w:id="9081" w:author="Claude (AI) - proposed" w:date="2026-10-15T20:36:00Z">
+            <w:del w:id="9081" w:author="Claude (AI) - proposed" w:date="2026-10-18T00:28:02Z">
               <w:r>
                 <w:rPr>
                   <w:rFonts w:ascii="Arial" w:cs="Arial" w:eastAsia="Arial" w:hAnsi="Arial"/>
@@ -8794,7 +8794,7 @@
                 <w:delText xml:space="preserve"> km: ~20 km/h, Seg</w:delText>
               </w:r>
             </w:del>
-            <w:ins w:id="9082" w:author="Claude (AI) - proposed" w:date="2026-10-15T20:36:00Z">
+            <w:ins w:id="9082" w:author="Claude (AI) - proposed" w:date="2026-10-18T00:28:02Z">
               <w:r>
                 <w:rPr>
                   <w:rFonts w:ascii="Arial" w:cs="Arial" w:eastAsia="Arial" w:hAnsi="Arial"/>
@@ -8822,7 +8822,7 @@
               </w:rPr>
               <w:t xml:space="preserve"> 20–25</w:t>
             </w:r>
-            <w:del w:id="9083" w:author="Claude (AI) - proposed" w:date="2026-10-15T20:36:00Z">
+            <w:del w:id="9083" w:author="Claude (AI) - proposed" w:date="2026-10-18T00:28:02Z">
               <w:r>
                 <w:rPr>
                   <w:rFonts w:ascii="Arial" w:cs="Arial" w:eastAsia="Arial" w:hAnsi="Arial"/>
@@ -8837,7 +8837,7 @@
                 <w:delText xml:space="preserve"> km: ~20 km/h, Seg</w:delText>
               </w:r>
             </w:del>
-            <w:ins w:id="9084" w:author="Claude (AI) - proposed" w:date="2026-10-15T20:36:00Z">
+            <w:ins w:id="9084" w:author="Claude (AI) - proposed" w:date="2026-10-18T00:28:02Z">
               <w:r>
                 <w:rPr>
                   <w:rFonts w:ascii="Arial" w:cs="Arial" w:eastAsia="Arial" w:hAnsi="Arial"/>
@@ -8865,7 +8865,7 @@
               </w:rPr>
               <w:t xml:space="preserve"> 25–30</w:t>
             </w:r>
-            <w:del w:id="9085" w:author="Claude (AI) - proposed" w:date="2026-10-15T20:36:00Z">
+            <w:del w:id="9085" w:author="Claude (AI) - proposed" w:date="2026-10-18T00:28:02Z">
               <w:r>
                 <w:rPr>
                   <w:rFonts w:ascii="Arial" w:cs="Arial" w:eastAsia="Arial" w:hAnsi="Arial"/>
@@ -8880,7 +8880,7 @@
                 <w:delText xml:space="preserve"> km: ~17.6 km/h, Seg</w:delText>
               </w:r>
             </w:del>
-            <w:ins w:id="9086" w:author="Claude (AI) - proposed" w:date="2026-10-15T20:36:00Z">
+            <w:ins w:id="9086" w:author="Claude (AI) - proposed" w:date="2026-10-18T00:28:02Z">
               <w:r>
                 <w:rPr>
                   <w:rFonts w:ascii="Arial" w:cs="Arial" w:eastAsia="Arial" w:hAnsi="Arial"/>
@@ -8908,7 +8908,7 @@
               </w:rPr>
               <w:t xml:space="preserve"> 30–35</w:t>
             </w:r>
-            <w:del w:id="9087" w:author="Claude (AI) - proposed" w:date="2026-10-15T20:36:00Z">
+            <w:del w:id="9087" w:author="Claude (AI) - proposed" w:date="2026-10-18T00:28:02Z">
               <w:r>
                 <w:rPr>
                   <w:rFonts w:ascii="Arial" w:cs="Arial" w:eastAsia="Arial" w:hAnsi="Arial"/>
@@ -8923,7 +8923,7 @@
                 <w:delText xml:space="preserve"> km: ~17.6 km/h, Seg</w:delText>
               </w:r>
             </w:del>
-            <w:ins w:id="9088" w:author="Claude (AI) - proposed" w:date="2026-10-15T20:36:00Z">
+            <w:ins w:id="9088" w:author="Claude (AI) - proposed" w:date="2026-10-18T00:28:02Z">
               <w:r>
                 <w:rPr>
                   <w:rFonts w:ascii="Arial" w:cs="Arial" w:eastAsia="Arial" w:hAnsi="Arial"/>
@@ -8951,7 +8951,7 @@
               </w:rPr>
               <w:t xml:space="preserve"> 35–40</w:t>
             </w:r>
-            <w:del w:id="9089" w:author="Claude (AI) - proposed" w:date="2026-10-15T20:36:00Z">
+            <w:del w:id="9089" w:author="Claude (AI) - proposed" w:date="2026-10-18T00:28:02Z">
               <w:r>
                 <w:rPr>
                   <w:rFonts w:ascii="Arial" w:cs="Arial" w:eastAsia="Arial" w:hAnsi="Arial"/>
@@ -8966,7 +8966,7 @@
                 <w:delText xml:space="preserve"> km: ~19 km/h, Seg</w:delText>
               </w:r>
             </w:del>
-            <w:ins w:id="9090" w:author="Claude (AI) - proposed" w:date="2026-10-15T20:36:00Z">
+            <w:ins w:id="9090" w:author="Claude (AI) - proposed" w:date="2026-10-18T00:28:02Z">
               <w:r>
                 <w:rPr>
                   <w:rFonts w:ascii="Arial" w:cs="Arial" w:eastAsia="Arial" w:hAnsi="Arial"/>
@@ -8994,7 +8994,7 @@
               </w:rPr>
               <w:t xml:space="preserve"> 40–42</w:t>
             </w:r>
-            <w:del w:id="9091" w:author="Claude (AI) - proposed" w:date="2026-10-15T20:36:00Z">
+            <w:del w:id="9091" w:author="Claude (AI) - proposed" w:date="2026-10-18T00:28:02Z">
               <w:r>
                 <w:rPr>
                   <w:rFonts w:ascii="Arial" w:cs="Arial" w:eastAsia="Arial" w:hAnsi="Arial"/>
@@ -9009,7 +9009,7 @@
                 <w:delText xml:space="preserve"> km: ~22 km/h</w:delText>
               </w:r>
             </w:del>
-            <w:ins w:id="9092" w:author="Claude (AI) - proposed" w:date="2026-10-15T20:36:00Z">
+            <w:ins w:id="9092" w:author="Claude (AI) - proposed" w:date="2026-10-18T00:28:02Z">
               <w:r>
                 <w:rPr>
                   <w:rFonts w:ascii="Arial" w:cs="Arial" w:eastAsia="Arial" w:hAnsi="Arial"/>
@@ -9093,7 +9093,7 @@
             <w:pPr>
               <w:spacing w:after="20" w:before="0"/>
             </w:pPr>
-            <w:hyperlink w:history="1" r:id="rId3qyyhxk1ateqsbeyfppzs">
+            <w:hyperlink w:history="1" r:id="rIditcb45qolcmczzasy9rls">
               <w:r>
                 <w:rPr>
                   <w:rFonts w:ascii="Arial" w:cs="Arial" w:eastAsia="Arial" w:hAnsi="Arial"/>
@@ -9126,7 +9126,7 @@
               <w:spacing w:after="10" w:before="0"/>
               <w:ind w:left="120"/>
             </w:pPr>
-            <w:hyperlink w:history="1" r:id="rIdh00-ifqkwxdhwdr5j6wmz">
+            <w:hyperlink w:history="1" r:id="rIdctydhxf38spjvtpix6avy">
               <w:r>
                 <w:rPr>
                   <w:rFonts w:ascii="Arial" w:cs="Arial" w:eastAsia="Arial" w:hAnsi="Arial"/>
@@ -9171,7 +9171,7 @@
             <w:pPr>
               <w:spacing w:after="20" w:before="0"/>
             </w:pPr>
-            <w:hyperlink w:history="1" r:id="rIdtahlkhvkv5y-lkolfvhsn">
+            <w:hyperlink w:history="1" r:id="rIdpfvtbx_xnbe-zukken6kh">
               <w:r>
                 <w:rPr>
                   <w:rFonts w:ascii="Arial" w:cs="Arial" w:eastAsia="Arial" w:hAnsi="Arial"/>
@@ -9220,7 +9220,7 @@
               <w:spacing w:after="10" w:before="0"/>
               <w:ind w:left="120"/>
             </w:pPr>
-            <w:hyperlink w:history="1" r:id="rIderttfakxujocr3cihkefj">
+            <w:hyperlink w:history="1" r:id="rId2xgqunlvm0l5tc_lp3in8">
               <w:r>
                 <w:rPr>
                   <w:rFonts w:ascii="Arial" w:cs="Arial" w:eastAsia="Arial" w:hAnsi="Arial"/>
@@ -9338,7 +9338,7 @@
               </w:rPr>
               <w:t xml:space="preserve">WORKED EXAMPLE 1 — </w:t>
             </w:r>
-            <w:del w:id="9093" w:author="Claude (AI) - proposed" w:date="2026-10-15T20:36:00Z">
+            <w:del w:id="9093" w:author="Claude (AI) - proposed" w:date="2026-10-18T00:28:02Z">
               <w:r>
                 <w:rPr>
                   <w:rFonts w:ascii="Arial" w:cs="Arial" w:eastAsia="Arial" w:hAnsi="Arial"/>
@@ -9353,7 +9353,7 @@
                 <w:delText xml:space="preserve">Kipchoge's Finish Sprint: 'Eliud Kipchoge, the greatest marathon runner in history, increased his</w:delText>
               </w:r>
             </w:del>
-            <w:ins w:id="9094" w:author="Claude (AI) - proposed" w:date="2026-10-15T20:36:00Z">
+            <w:ins w:id="9094" w:author="Claude (AI) - proposed" w:date="2026-10-18T00:28:02Z">
               <w:r>
                 <w:rPr>
                   <w:rFonts w:ascii="Arial" w:cs="Arial" w:eastAsia="Arial" w:hAnsi="Arial"/>
@@ -9381,7 +9381,7 @@
               </w:rPr>
               <w:t xml:space="preserve"> velocity from 20.0 km/h to 22.5 km/h</w:t>
             </w:r>
-            <w:del w:id="9095" w:author="Claude (AI) - proposed" w:date="2026-10-15T20:36:00Z">
+            <w:del w:id="9095" w:author="Claude (AI) - proposed" w:date="2026-10-18T00:28:02Z">
               <w:r>
                 <w:rPr>
                   <w:rFonts w:ascii="Arial" w:cs="Arial" w:eastAsia="Arial" w:hAnsi="Arial"/>
@@ -9396,7 +9396,7 @@
                 <w:delText xml:space="preserve"> in the final 600 m of a race, taking approximately 96</w:delText>
               </w:r>
             </w:del>
-            <w:ins w:id="9096" w:author="Claude (AI) - proposed" w:date="2026-10-15T20:36:00Z">
+            <w:ins w:id="9096" w:author="Claude (AI) - proposed" w:date="2026-10-18T00:28:02Z">
               <w:r>
                 <w:rPr>
                   <w:rFonts w:ascii="Arial" w:cs="Arial" w:eastAsia="Arial" w:hAnsi="Arial"/>
@@ -9424,7 +9424,7 @@
               </w:rPr>
               <w:t xml:space="preserve"> seconds. What </w:t>
             </w:r>
-            <w:del w:id="9097" w:author="Claude (AI) - proposed" w:date="2026-10-15T20:36:00Z">
+            <w:del w:id="9097" w:author="Claude (AI) - proposed" w:date="2026-10-18T00:28:02Z">
               <w:r>
                 <w:rPr>
                   <w:rFonts w:ascii="Arial" w:cs="Arial" w:eastAsia="Arial" w:hAnsi="Arial"/>
@@ -9439,7 +9439,7 @@
                 <w:delText xml:space="preserve">was his</w:delText>
               </w:r>
             </w:del>
-            <w:ins w:id="9098" w:author="Claude (AI) - proposed" w:date="2026-10-15T20:36:00Z">
+            <w:ins w:id="9098" w:author="Claude (AI) - proposed" w:date="2026-10-18T00:28:02Z">
               <w:r>
                 <w:rPr>
                   <w:rFonts w:ascii="Arial" w:cs="Arial" w:eastAsia="Arial" w:hAnsi="Arial"/>
@@ -9467,7 +9467,7 @@
               </w:rPr>
               <w:t xml:space="preserve"> acceleration?'</w:t>
             </w:r>
-            <w:ins w:id="9099" w:author="Claude (AI) - proposed" w:date="2026-10-15T20:36:00Z">
+            <w:ins w:id="9099" w:author="Claude (AI) - proposed" w:date="2026-10-18T00:28:02Z">
               <w:r>
                 <w:rPr>
                   <w:rFonts w:ascii="Arial" w:cs="Arial" w:eastAsia="Arial" w:hAnsi="Arial"/>
@@ -9495,7 +9495,7 @@
               </w:rPr>
               <w:t xml:space="preserve"> Write on board step by step: Δv = 22.5 − 20.0 = 2.5 km/h. Convert: 2.5 km/h = 2500 m / 3600 s ≈ 0.694 m/s. Δt = </w:t>
             </w:r>
-            <w:del w:id="9100" w:author="Claude (AI) - proposed" w:date="2026-10-15T20:36:00Z">
+            <w:del w:id="9100" w:author="Claude (AI) - proposed" w:date="2026-10-18T00:28:02Z">
               <w:r>
                 <w:rPr>
                   <w:rFonts w:ascii="Arial" w:cs="Arial" w:eastAsia="Arial" w:hAnsi="Arial"/>
@@ -9510,7 +9510,7 @@
                 <w:delText xml:space="preserve">96</w:delText>
               </w:r>
             </w:del>
-            <w:ins w:id="9101" w:author="Claude (AI) - proposed" w:date="2026-10-15T20:36:00Z">
+            <w:ins w:id="9101" w:author="Claude (AI) - proposed" w:date="2026-10-18T00:28:02Z">
               <w:r>
                 <w:rPr>
                   <w:rFonts w:ascii="Arial" w:cs="Arial" w:eastAsia="Arial" w:hAnsi="Arial"/>
@@ -9538,7 +9538,7 @@
               </w:rPr>
               <w:t xml:space="preserve"> s. a = 0.694 ÷ </w:t>
             </w:r>
-            <w:del w:id="9102" w:author="Claude (AI) - proposed" w:date="2026-10-15T20:36:00Z">
+            <w:del w:id="9102" w:author="Claude (AI) - proposed" w:date="2026-10-18T00:28:02Z">
               <w:r>
                 <w:rPr>
                   <w:rFonts w:ascii="Arial" w:cs="Arial" w:eastAsia="Arial" w:hAnsi="Arial"/>
@@ -9553,7 +9553,7 @@
                 <w:delText xml:space="preserve">96</w:delText>
               </w:r>
             </w:del>
-            <w:ins w:id="9103" w:author="Claude (AI) - proposed" w:date="2026-10-15T20:36:00Z">
+            <w:ins w:id="9103" w:author="Claude (AI) - proposed" w:date="2026-10-18T00:28:02Z">
               <w:r>
                 <w:rPr>
                   <w:rFonts w:ascii="Arial" w:cs="Arial" w:eastAsia="Arial" w:hAnsi="Arial"/>
@@ -9581,7 +9581,7 @@
               </w:rPr>
               <w:t xml:space="preserve"> ≈ 0.</w:t>
             </w:r>
-            <w:del w:id="9104" w:author="Claude (AI) - proposed" w:date="2026-10-15T20:36:00Z">
+            <w:del w:id="9104" w:author="Claude (AI) - proposed" w:date="2026-10-18T00:28:02Z">
               <w:r>
                 <w:rPr>
                   <w:rFonts w:ascii="Arial" w:cs="Arial" w:eastAsia="Arial" w:hAnsi="Arial"/>
@@ -9596,7 +9596,7 @@
                 <w:delText xml:space="preserve">0072</w:delText>
               </w:r>
             </w:del>
-            <w:ins w:id="9105" w:author="Claude (AI) - proposed" w:date="2026-10-15T20:36:00Z">
+            <w:ins w:id="9105" w:author="Claude (AI) - proposed" w:date="2026-10-18T00:28:02Z">
               <w:r>
                 <w:rPr>
                   <w:rFonts w:ascii="Arial" w:cs="Arial" w:eastAsia="Arial" w:hAnsi="Arial"/>
@@ -9624,7 +9624,7 @@
               </w:rPr>
               <w:t xml:space="preserve"> m/s². Say: 'That seems small</w:t>
             </w:r>
-            <w:del w:id="9106" w:author="Claude (AI) - proposed" w:date="2026-10-15T20:36:00Z">
+            <w:del w:id="9106" w:author="Claude (AI) - proposed" w:date="2026-10-18T00:28:02Z">
               <w:r>
                 <w:rPr>
                   <w:rFonts w:ascii="Arial" w:cs="Arial" w:eastAsia="Arial" w:hAnsi="Arial"/>
@@ -9639,7 +9639,7 @@
                 <w:delText xml:space="preserve"> — but for a runner after 42 km, any acceleration is extraordinary. This is why Kipchoge is remarkable</w:delText>
               </w:r>
             </w:del>
-            <w:ins w:id="9107" w:author="Claude (AI) - proposed" w:date="2026-10-15T20:36:00Z">
+            <w:ins w:id="9107" w:author="Claude (AI) - proposed" w:date="2026-10-18T00:28:02Z">
               <w:r>
                 <w:rPr>
                   <w:rFonts w:ascii="Arial" w:cs="Arial" w:eastAsia="Arial" w:hAnsi="Arial"/>
@@ -9707,7 +9707,7 @@
               </w:rPr>
               <w:t xml:space="preserve">WORKED EXAMPLE 2 — Boda-boda on Mombasa Road: 'A boda-boda accelerates from rest at a stage near the Nyayo Stadium roundabout, reaching a velocity of 36 km/h in 10 seconds. Calculate its acceleration in m/s².' Write: v_initial = 0 m/s (rest). v_final = 36 km/h = 36000/3600 = 10 m/s. Δt = 10 s. a = (10 − 0) ÷ 10 = 1 m/s². Say: 'That is a much larger acceleration — the boda-boda changes velocity much faster than </w:t>
             </w:r>
-            <w:del w:id="9108" w:author="Claude (AI) - proposed" w:date="2026-10-15T20:36:00Z">
+            <w:del w:id="9108" w:author="Claude (AI) - proposed" w:date="2026-10-18T00:28:02Z">
               <w:r>
                 <w:rPr>
                   <w:rFonts w:ascii="Arial" w:cs="Arial" w:eastAsia="Arial" w:hAnsi="Arial"/>
@@ -9722,7 +9722,7 @@
                 <w:delText xml:space="preserve">Kipchoge</w:delText>
               </w:r>
             </w:del>
-            <w:ins w:id="9109" w:author="Claude (AI) - proposed" w:date="2026-10-15T20:36:00Z">
+            <w:ins w:id="9109" w:author="Claude (AI) - proposed" w:date="2026-10-18T00:28:02Z">
               <w:r>
                 <w:rPr>
                   <w:rFonts w:ascii="Arial" w:cs="Arial" w:eastAsia="Arial" w:hAnsi="Arial"/>
@@ -9790,7 +9790,7 @@
               </w:rPr>
               <w:t xml:space="preserve">PRACTICE PROBLEMS — say: 'Now you will try two problems on your own. Write the formula, substitute the values, show all working, state the unit.' [WAIT 10 seconds for learners to prepare.] Problem 1: 'Using Runner B's velocity table, calculate the acceleration between the </w:t>
             </w:r>
-            <w:del w:id="9110" w:author="Claude (AI) - proposed" w:date="2026-10-15T20:36:00Z">
+            <w:del w:id="9110" w:author="Claude (AI) - proposed" w:date="2026-10-18T00:28:02Z">
               <w:r>
                 <w:rPr>
                   <w:rFonts w:ascii="Arial" w:cs="Arial" w:eastAsia="Arial" w:hAnsi="Arial"/>
@@ -9805,7 +9805,7 @@
                 <w:delText xml:space="preserve">30–35</w:delText>
               </w:r>
             </w:del>
-            <w:ins w:id="9111" w:author="Claude (AI) - proposed" w:date="2026-10-15T20:36:00Z">
+            <w:ins w:id="9111" w:author="Claude (AI) - proposed" w:date="2026-10-18T00:28:02Z">
               <w:r>
                 <w:rPr>
                   <w:rFonts w:ascii="Arial" w:cs="Arial" w:eastAsia="Arial" w:hAnsi="Arial"/>
@@ -9833,7 +9833,7 @@
               </w:rPr>
               <w:t xml:space="preserve"> km segment (v ≈ </w:t>
             </w:r>
-            <w:del w:id="9112" w:author="Claude (AI) - proposed" w:date="2026-10-15T20:36:00Z">
+            <w:del w:id="9112" w:author="Claude (AI) - proposed" w:date="2026-10-18T00:28:02Z">
               <w:r>
                 <w:rPr>
                   <w:rFonts w:ascii="Arial" w:cs="Arial" w:eastAsia="Arial" w:hAnsi="Arial"/>
@@ -9848,7 +9848,7 @@
                 <w:delText xml:space="preserve">17.6</w:delText>
               </w:r>
             </w:del>
-            <w:ins w:id="9113" w:author="Claude (AI) - proposed" w:date="2026-10-15T20:36:00Z">
+            <w:ins w:id="9113" w:author="Claude (AI) - proposed" w:date="2026-10-18T00:28:02Z">
               <w:r>
                 <w:rPr>
                   <w:rFonts w:ascii="Arial" w:cs="Arial" w:eastAsia="Arial" w:hAnsi="Arial"/>
@@ -9876,7 +9876,7 @@
               </w:rPr>
               <w:t xml:space="preserve"> km/h</w:t>
             </w:r>
-            <w:ins w:id="9114" w:author="Claude (AI) - proposed" w:date="2026-10-15T20:36:00Z">
+            <w:ins w:id="9114" w:author="Claude (AI) - proposed" w:date="2026-10-18T00:28:02Z">
               <w:r>
                 <w:rPr>
                   <w:rFonts w:ascii="Arial" w:cs="Arial" w:eastAsia="Arial" w:hAnsi="Arial"/>
@@ -9904,7 +9904,7 @@
               </w:rPr>
               <w:t xml:space="preserve">) and the 40–42 km segment (v ≈ 22 km/h</w:t>
             </w:r>
-            <w:ins w:id="9115" w:author="Claude (AI) - proposed" w:date="2026-10-15T20:36:00Z">
+            <w:ins w:id="9115" w:author="Claude (AI) - proposed" w:date="2026-10-18T00:28:02Z">
               <w:r>
                 <w:rPr>
                   <w:rFonts w:ascii="Arial" w:cs="Arial" w:eastAsia="Arial" w:hAnsi="Arial"/>
@@ -9932,7 +9932,7 @@
               </w:rPr>
               <w:t xml:space="preserve">). The time </w:t>
             </w:r>
-            <w:del w:id="9116" w:author="Claude (AI) - proposed" w:date="2026-10-15T20:36:00Z">
+            <w:del w:id="9116" w:author="Claude (AI) - proposed" w:date="2026-10-18T00:28:02Z">
               <w:r>
                 <w:rPr>
                   <w:rFonts w:ascii="Arial" w:cs="Arial" w:eastAsia="Arial" w:hAnsi="Arial"/>
@@ -9947,7 +9947,7 @@
                 <w:delText xml:space="preserve">for this change was approximately 48</w:delText>
               </w:r>
             </w:del>
-            <w:ins w:id="9117" w:author="Claude (AI) - proposed" w:date="2026-10-15T20:36:00Z">
+            <w:ins w:id="9117" w:author="Claude (AI) - proposed" w:date="2026-10-18T00:28:02Z">
               <w:r>
                 <w:rPr>
                   <w:rFonts w:ascii="Arial" w:cs="Arial" w:eastAsia="Arial" w:hAnsi="Arial"/>
@@ -9975,7 +9975,7 @@
               </w:rPr>
               <w:t xml:space="preserve"> minutes. Is this positive or negative acceleration? What does it mean physically?'</w:t>
             </w:r>
-            <w:ins w:id="9118" w:author="Claude (AI) - proposed" w:date="2026-10-15T20:36:00Z">
+            <w:ins w:id="9118" w:author="Claude (AI) - proposed" w:date="2026-10-18T00:28:02Z">
               <w:r>
                 <w:rPr>
                   <w:rFonts w:ascii="Arial" w:cs="Arial" w:eastAsia="Arial" w:hAnsi="Arial"/>
@@ -10003,7 +10003,7 @@
               </w:rPr>
               <w:t xml:space="preserve"> Problem 2: 'The SGR Madaraka Express leaves Nairobi Station at rest and reaches a cruising velocity of 120 km/h in </w:t>
             </w:r>
-            <w:del w:id="9119" w:author="Claude (AI) - proposed" w:date="2026-10-15T20:36:00Z">
+            <w:del w:id="9119" w:author="Claude (AI) - proposed" w:date="2026-10-18T00:28:02Z">
               <w:r>
                 <w:rPr>
                   <w:rFonts w:ascii="Arial" w:cs="Arial" w:eastAsia="Arial" w:hAnsi="Arial"/>
@@ -10018,7 +10018,7 @@
                 <w:delText xml:space="preserve">4</w:delText>
               </w:r>
             </w:del>
-            <w:ins w:id="9120" w:author="Claude (AI) - proposed" w:date="2026-10-15T20:36:00Z">
+            <w:ins w:id="9120" w:author="Claude (AI) - proposed" w:date="2026-10-18T00:28:02Z">
               <w:r>
                 <w:rPr>
                   <w:rFonts w:ascii="Arial" w:cs="Arial" w:eastAsia="Arial" w:hAnsi="Arial"/>
@@ -10046,7 +10046,7 @@
               </w:rPr>
               <w:t xml:space="preserve"> minutes. Calculate the acceleration in km/h/min and describe the motion.' </w:t>
             </w:r>
-            <w:del w:id="9121" w:author="Claude (AI) - proposed" w:date="2026-10-15T20:36:00Z">
+            <w:del w:id="9121" w:author="Claude (AI) - proposed" w:date="2026-10-18T00:28:02Z">
               <w:r>
                 <w:rPr>
                   <w:rFonts w:ascii="Arial" w:cs="Arial" w:eastAsia="Arial" w:hAnsi="Arial"/>
@@ -10061,7 +10061,7 @@
                 <w:delText xml:space="preserve">[WAIT 6</w:delText>
               </w:r>
             </w:del>
-            <w:ins w:id="9122" w:author="Claude (AI) - proposed" w:date="2026-10-15T20:36:00Z">
+            <w:ins w:id="9122" w:author="Claude (AI) - proposed" w:date="2026-10-18T00:28:02Z">
               <w:r>
                 <w:rPr>
                   <w:rFonts w:ascii="Arial" w:cs="Arial" w:eastAsia="Arial" w:hAnsi="Arial"/>
@@ -10089,7 +10089,7 @@
               </w:rPr>
               <w:t xml:space="preserve"> minutes for individual work</w:t>
             </w:r>
-            <w:ins w:id="9123" w:author="Claude (AI) - proposed" w:date="2026-10-15T20:36:00Z">
+            <w:ins w:id="9123" w:author="Claude (AI) - proposed" w:date="2026-10-18T00:28:02Z">
               <w:r>
                 <w:rPr>
                   <w:rFonts w:ascii="Arial" w:cs="Arial" w:eastAsia="Arial" w:hAnsi="Arial"/>
@@ -10239,7 +10239,7 @@
             <w:pPr>
               <w:spacing w:after="20" w:before="0"/>
             </w:pPr>
-            <w:hyperlink w:history="1" r:id="rIdnj7t5fyhdaxdqb6sotdyo">
+            <w:hyperlink w:history="1" r:id="rIdnvxcwcjz03-bszopavmzl">
               <w:r>
                 <w:rPr>
                   <w:rFonts w:ascii="Arial" w:cs="Arial" w:eastAsia="Arial" w:hAnsi="Arial"/>
@@ -10272,7 +10272,7 @@
               <w:spacing w:after="10" w:before="0"/>
               <w:ind w:left="120"/>
             </w:pPr>
-            <w:hyperlink w:history="1" r:id="rIds5abdhcocnq4lofvrjuy2">
+            <w:hyperlink w:history="1" r:id="rId-b-ga0z1xt4h0wejsewvf">
               <w:r>
                 <w:rPr>
                   <w:rFonts w:ascii="Arial" w:cs="Arial" w:eastAsia="Arial" w:hAnsi="Arial"/>
@@ -10317,7 +10317,7 @@
             <w:pPr>
               <w:spacing w:after="20" w:before="0"/>
             </w:pPr>
-            <w:hyperlink w:history="1" r:id="rIdiqu46u2ef86ft5hrcjikn">
+            <w:hyperlink w:history="1" r:id="rIdgpbj3xzmzzl_vsfyu8frh">
               <w:r>
                 <w:rPr>
                   <w:rFonts w:ascii="Arial" w:cs="Arial" w:eastAsia="Arial" w:hAnsi="Arial"/>
@@ -10366,7 +10366,7 @@
               <w:spacing w:after="10" w:before="0"/>
               <w:ind w:left="120"/>
             </w:pPr>
-            <w:hyperlink w:history="1" r:id="rIdrbba2cpdn3khv6gf5ratn">
+            <w:hyperlink w:history="1" r:id="rId752vlozardq1vcmh8-qiz">
               <w:r>
                 <w:rPr>
                   <w:rFonts w:ascii="Arial" w:cs="Arial" w:eastAsia="Arial" w:hAnsi="Arial"/>
@@ -10566,7 +10566,7 @@
             <w:pPr>
               <w:spacing w:after="20" w:before="0"/>
             </w:pPr>
-            <w:hyperlink w:history="1" r:id="rId0nyvsuo8kcnrdqpadlh-z">
+            <w:hyperlink w:history="1" r:id="rIdmjnuhr10j6-opxmfpmmvh">
               <w:r>
                 <w:rPr>
                   <w:rFonts w:ascii="Arial" w:cs="Arial" w:eastAsia="Arial" w:hAnsi="Arial"/>
@@ -10599,7 +10599,7 @@
               <w:spacing w:after="10" w:before="0"/>
               <w:ind w:left="120"/>
             </w:pPr>
-            <w:hyperlink w:history="1" r:id="rIdzmaqxif6r0cnhvrhjyrgg">
+            <w:hyperlink w:history="1" r:id="rIdws6zvzt_ttswcw5qbe8na">
               <w:r>
                 <w:rPr>
                   <w:rFonts w:ascii="Arial" w:cs="Arial" w:eastAsia="Arial" w:hAnsi="Arial"/>
@@ -10644,7 +10644,7 @@
             <w:pPr>
               <w:spacing w:after="20" w:before="0"/>
             </w:pPr>
-            <w:hyperlink w:history="1" r:id="rIdmjm9mqafnetzcykmjpye6">
+            <w:hyperlink w:history="1" r:id="rIdpk5yekeazd9mmczc8fyi1">
               <w:r>
                 <w:rPr>
                   <w:rFonts w:ascii="Arial" w:cs="Arial" w:eastAsia="Arial" w:hAnsi="Arial"/>
@@ -10693,7 +10693,7 @@
               <w:spacing w:after="10" w:before="0"/>
               <w:ind w:left="120"/>
             </w:pPr>
-            <w:hyperlink w:history="1" r:id="rIdp9rc3w3ffzdm9o1aup7hf">
+            <w:hyperlink w:history="1" r:id="rIdtkrmth9izxzkzdj4yvj3z">
               <w:r>
                 <w:rPr>
                   <w:rFonts w:ascii="Arial" w:cs="Arial" w:eastAsia="Arial" w:hAnsi="Arial"/>
@@ -10738,7 +10738,7 @@
               </w:rPr>
               <w:t xml:space="preserve">Learners return to the personal motion model they began in Lesson 1 — a labelled diagram or annotated timeline of the Nairobi Marathon phenomenon. They now add a second layer to the model: above or beside the timeline, they write the calculated velocity for each 5 km segment of Runner B, and annotate at least two points with the acceleration value and a label (e.g., 'DECELERATING here — a is negative' or 'ACCELERATING here — a is positive'). Learners also add a key to their model distinguishing UNIFORM MOTION sections (Runner A, and Runner B's first 10 km) from NON-UNIFORM MOTION sections (Runner B, </w:t>
             </w:r>
-            <w:del w:id="9124" w:author="Claude (AI) - proposed" w:date="2026-10-15T20:36:00Z">
+            <w:del w:id="9124" w:author="Claude (AI) - proposed" w:date="2026-10-18T00:28:02Z">
               <w:r>
                 <w:rPr>
                   <w:rFonts w:ascii="Arial" w:cs="Arial" w:eastAsia="Arial" w:hAnsi="Arial"/>
@@ -10753,7 +10753,7 @@
                 <w:delText xml:space="preserve">25–35 km and 40–42 km</w:delText>
               </w:r>
             </w:del>
-            <w:ins w:id="9125" w:author="Claude (AI) - proposed" w:date="2026-10-15T20:36:00Z">
+            <w:ins w:id="9125" w:author="Claude (AI) - proposed" w:date="2026-10-18T00:28:02Z">
               <w:r>
                 <w:rPr>
                   <w:rFonts w:ascii="Arial" w:cs="Arial" w:eastAsia="Arial" w:hAnsi="Arial"/>
@@ -10814,7 +10814,7 @@
               </w:rPr>
               <w:t xml:space="preserve">Say: 'Open your Lesson 1 model — your timeline or diagram of the marathon. You built it with words and arrows. Today we are going to upgrade it with numbers.' Display a partially completed model on the board (teacher-drawn, deliberately incomplete — missing acceleration annotations). Say: 'I have added the velocity numbers above the timeline. What is missing from my model that would help someone understand Runner B's story better?' [WAIT 15 seconds.] Cold-call 2 learners. Expected: 'The acceleration values' / 'Labels for where the runner is speeding up or slowing down.' Say: 'Exactly. Add those two things to your own model now. Also add a key — a small box in the corner that says UNIFORM MOTION (constant velocity) and NON-UNIFORM MOTION (changing velocity), and shows which sections of the race each runner was in. You have </w:t>
             </w:r>
-            <w:del w:id="9126" w:author="Claude (AI) - proposed" w:date="2026-10-15T20:36:00Z">
+            <w:del w:id="9126" w:author="Claude (AI) - proposed" w:date="2026-10-18T00:28:02Z">
               <w:r>
                 <w:rPr>
                   <w:rFonts w:ascii="Arial" w:cs="Arial" w:eastAsia="Arial" w:hAnsi="Arial"/>
@@ -10829,7 +10829,7 @@
                 <w:delText xml:space="preserve">5</w:delText>
               </w:r>
             </w:del>
-            <w:ins w:id="9127" w:author="Claude (AI) - proposed" w:date="2026-10-15T20:36:00Z">
+            <w:ins w:id="9127" w:author="Claude (AI) - proposed" w:date="2026-10-18T00:28:02Z">
               <w:r>
                 <w:rPr>
                   <w:rFonts w:ascii="Arial" w:cs="Arial" w:eastAsia="Arial" w:hAnsi="Arial"/>
@@ -10857,7 +10857,7 @@
               </w:rPr>
               <w:t xml:space="preserve"> minutes.' [WAIT </w:t>
             </w:r>
-            <w:del w:id="9128" w:author="Claude (AI) - proposed" w:date="2026-10-15T20:36:00Z">
+            <w:del w:id="9128" w:author="Claude (AI) - proposed" w:date="2026-10-18T00:28:02Z">
               <w:r>
                 <w:rPr>
                   <w:rFonts w:ascii="Arial" w:cs="Arial" w:eastAsia="Arial" w:hAnsi="Arial"/>
@@ -10872,7 +10872,7 @@
                 <w:delText xml:space="preserve">5</w:delText>
               </w:r>
             </w:del>
-            <w:ins w:id="9129" w:author="Claude (AI) - proposed" w:date="2026-10-15T20:36:00Z">
+            <w:ins w:id="9129" w:author="Claude (AI) - proposed" w:date="2026-10-18T00:28:02Z">
               <w:r>
                 <w:rPr>
                   <w:rFonts w:ascii="Arial" w:cs="Arial" w:eastAsia="Arial" w:hAnsi="Arial"/>
@@ -11191,7 +11191,7 @@
               </w:rPr>
               <w:t xml:space="preserve">Learners generated a velocity table for Runner A and Runner B by applying v = s/t to each 5 km split of the 2023 Nairobi Marathon data. They observed that Runner A maintained a nearly constant velocity (~19 km/h) throughout — uniform motion — while Runner B's velocity varied from </w:t>
             </w:r>
-            <w:del w:id="9130" w:author="Claude (AI) - proposed" w:date="2026-10-15T20:36:00Z">
+            <w:del w:id="9130" w:author="Claude (AI) - proposed" w:date="2026-10-18T00:28:02Z">
               <w:r>
                 <w:rPr>
                   <w:rFonts w:ascii="Arial" w:cs="Arial" w:eastAsia="Arial" w:hAnsi="Arial"/>
@@ -11206,7 +11206,7 @@
                 <w:delText xml:space="preserve">~17.6</w:delText>
               </w:r>
             </w:del>
-            <w:ins w:id="9131" w:author="Claude (AI) - proposed" w:date="2026-10-15T20:36:00Z">
+            <w:ins w:id="9131" w:author="Claude (AI) - proposed" w:date="2026-10-18T00:28:02Z">
               <w:r>
                 <w:rPr>
                   <w:rFonts w:ascii="Arial" w:cs="Arial" w:eastAsia="Arial" w:hAnsi="Arial"/>
@@ -11234,7 +11234,7 @@
               </w:rPr>
               <w:t xml:space="preserve"> km/h in the 25–</w:t>
             </w:r>
-            <w:del w:id="9132" w:author="Claude (AI) - proposed" w:date="2026-10-15T20:36:00Z">
+            <w:del w:id="9132" w:author="Claude (AI) - proposed" w:date="2026-10-18T00:28:02Z">
               <w:r>
                 <w:rPr>
                   <w:rFonts w:ascii="Arial" w:cs="Arial" w:eastAsia="Arial" w:hAnsi="Arial"/>
@@ -11249,7 +11249,7 @@
                 <w:delText xml:space="preserve">35</w:delText>
               </w:r>
             </w:del>
-            <w:ins w:id="9133" w:author="Claude (AI) - proposed" w:date="2026-10-15T20:36:00Z">
+            <w:ins w:id="9133" w:author="Claude (AI) - proposed" w:date="2026-10-18T00:28:02Z">
               <w:r>
                 <w:rPr>
                   <w:rFonts w:ascii="Arial" w:cs="Arial" w:eastAsia="Arial" w:hAnsi="Arial"/>
@@ -11277,7 +11277,7 @@
               </w:rPr>
               <w:t xml:space="preserve"> km section to </w:t>
             </w:r>
-            <w:del w:id="9134" w:author="Claude (AI) - proposed" w:date="2026-10-15T20:36:00Z">
+            <w:del w:id="9134" w:author="Claude (AI) - proposed" w:date="2026-10-18T00:28:02Z">
               <w:r>
                 <w:rPr>
                   <w:rFonts w:ascii="Arial" w:cs="Arial" w:eastAsia="Arial" w:hAnsi="Arial"/>
@@ -11292,7 +11292,7 @@
                 <w:delText xml:space="preserve">~</w:delText>
               </w:r>
             </w:del>
-            <w:ins w:id="9135" w:author="Claude (AI) - proposed" w:date="2026-10-15T20:36:00Z">
+            <w:ins w:id="9135" w:author="Claude (AI) - proposed" w:date="2026-10-18T00:28:02Z">
               <w:r>
                 <w:rPr>
                   <w:rFonts w:ascii="Arial" w:cs="Arial" w:eastAsia="Arial" w:hAnsi="Arial"/>
@@ -11456,7 +11456,7 @@
               </w:rPr>
               <w:t xml:space="preserve">The split-time data from the Nairobi Marathon phenomenon can now be expressed as a sequence of velocities and accelerations — not just a single average speed. Runner B was ahead at 30 km because his early high velocity (positive acceleration off the start) built a time advantage. However, his large negative acceleration (deceleration) between 25 km and </w:t>
             </w:r>
-            <w:del w:id="9136" w:author="Claude (AI) - proposed" w:date="2026-10-15T20:36:00Z">
+            <w:del w:id="9136" w:author="Claude (AI) - proposed" w:date="2026-10-18T00:28:02Z">
               <w:r>
                 <w:rPr>
                   <w:rFonts w:ascii="Arial" w:cs="Arial" w:eastAsia="Arial" w:hAnsi="Arial"/>
@@ -11471,7 +11471,7 @@
                 <w:delText xml:space="preserve">35</w:delText>
               </w:r>
             </w:del>
-            <w:ins w:id="9137" w:author="Claude (AI) - proposed" w:date="2026-10-15T20:36:00Z">
+            <w:ins w:id="9137" w:author="Claude (AI) - proposed" w:date="2026-10-18T00:28:02Z">
               <w:r>
                 <w:rPr>
                   <w:rFonts w:ascii="Arial" w:cs="Arial" w:eastAsia="Arial" w:hAnsi="Arial"/>
@@ -11519,7 +11519,7 @@
         </w:rPr>
         <w:t xml:space="preserve">© 2026 SeaVuria and ARES. Aligned with KICD objectives. Developed by SeaVuria; technical implementation by ARES (with AI assistance from Claude). Licensed under </w:t>
       </w:r>
-      <w:hyperlink w:history="1" r:id="rId9l1ntshbki9ulgbyqvh5q">
+      <w:hyperlink w:history="1" r:id="rIdjuhz4pkwfkx5cruhkblqk">
         <w:r>
           <w:rPr>
             <w:rFonts w:ascii="Arial" w:cs="Arial" w:eastAsia="Arial" w:hAnsi="Arial"/>
@@ -11540,7 +11540,7 @@
         </w:rPr>
         <w:t xml:space="preserve"> (</w:t>
       </w:r>
-      <w:hyperlink w:history="1" r:id="rIdy6tyzybq_84ixskdeecbv">
+      <w:hyperlink w:history="1" r:id="rIdzlcjgrqo1nwzpupxbvn5g">
         <w:r>
           <w:rPr>
             <w:rFonts w:ascii="Arial" w:cs="Arial" w:eastAsia="Arial" w:hAnsi="Arial"/>
@@ -12580,7 +12580,7 @@
             <w:pPr>
               <w:spacing w:after="20" w:before="0"/>
             </w:pPr>
-            <w:hyperlink w:history="1" r:id="rIdboohq7nuy6g7zgdi_kdqj">
+            <w:hyperlink w:history="1" r:id="rIdrtbt06dcrzzbt9e4wfjy4">
               <w:r>
                 <w:rPr>
                   <w:rFonts w:ascii="Arial" w:cs="Arial" w:eastAsia="Arial" w:hAnsi="Arial"/>
@@ -12613,7 +12613,7 @@
               <w:spacing w:after="10" w:before="0"/>
               <w:ind w:left="120"/>
             </w:pPr>
-            <w:hyperlink w:history="1" r:id="rId--xbhznzgzqlmdcjizddp">
+            <w:hyperlink w:history="1" r:id="rIdvwztwzxian42fq8iamtna">
               <w:r>
                 <w:rPr>
                   <w:rFonts w:ascii="Arial" w:cs="Arial" w:eastAsia="Arial" w:hAnsi="Arial"/>
@@ -12658,7 +12658,7 @@
             <w:pPr>
               <w:spacing w:after="20" w:before="0"/>
             </w:pPr>
-            <w:hyperlink w:history="1" r:id="rIdaae0_now4hnpgzk_6ikhn">
+            <w:hyperlink w:history="1" r:id="rIdinamef9jf_owk_octmapx">
               <w:r>
                 <w:rPr>
                   <w:rFonts w:ascii="Arial" w:cs="Arial" w:eastAsia="Arial" w:hAnsi="Arial"/>
@@ -12691,7 +12691,7 @@
               <w:spacing w:after="10" w:before="0"/>
               <w:ind w:left="120"/>
             </w:pPr>
-            <w:hyperlink w:history="1" r:id="rIdwsvuudfi0p9aktblbrbin">
+            <w:hyperlink w:history="1" r:id="rIdditxgmhjxy9ab8x6-jezk">
               <w:r>
                 <w:rPr>
                   <w:rFonts w:ascii="Arial" w:cs="Arial" w:eastAsia="Arial" w:hAnsi="Arial"/>
@@ -12891,7 +12891,7 @@
             <w:pPr>
               <w:spacing w:after="20" w:before="0"/>
             </w:pPr>
-            <w:hyperlink w:history="1" r:id="rIdmnzixedy6eicixcbdvzcg">
+            <w:hyperlink w:history="1" r:id="rId_thch1ivknixt6lzx_j7f">
               <w:r>
                 <w:rPr>
                   <w:rFonts w:ascii="Arial" w:cs="Arial" w:eastAsia="Arial" w:hAnsi="Arial"/>
@@ -12924,7 +12924,7 @@
               <w:spacing w:after="10" w:before="0"/>
               <w:ind w:left="120"/>
             </w:pPr>
-            <w:hyperlink w:history="1" r:id="rIdbg8oudvarr3rlp_nb6h-v">
+            <w:hyperlink w:history="1" r:id="rIdgeuplp0fuy_w2gdygsj9s">
               <w:r>
                 <w:rPr>
                   <w:rFonts w:ascii="Arial" w:cs="Arial" w:eastAsia="Arial" w:hAnsi="Arial"/>
@@ -12969,7 +12969,7 @@
             <w:pPr>
               <w:spacing w:after="20" w:before="0"/>
             </w:pPr>
-            <w:hyperlink w:history="1" r:id="rIdwzrc0vnrztadcr4ckjttm">
+            <w:hyperlink w:history="1" r:id="rId0qgy5hvswigzfye35dmsi">
               <w:r>
                 <w:rPr>
                   <w:rFonts w:ascii="Arial" w:cs="Arial" w:eastAsia="Arial" w:hAnsi="Arial"/>
@@ -13002,7 +13002,7 @@
               <w:spacing w:after="10" w:before="0"/>
               <w:ind w:left="120"/>
             </w:pPr>
-            <w:hyperlink w:history="1" r:id="rIdrw0udw3vi3jsfkdintpuc">
+            <w:hyperlink w:history="1" r:id="rIdhnu9a9aozojtrhrvdkuoj">
               <w:r>
                 <w:rPr>
                   <w:rFonts w:ascii="Arial" w:cs="Arial" w:eastAsia="Arial" w:hAnsi="Arial"/>
@@ -13047,7 +13047,7 @@
               </w:rPr>
               <w:t xml:space="preserve">Learners work in pairs. Each pair receives: (a) the Nairobi Marathon split-time data printout (first seen in Lesson 1) showing Runner A and Runner B's cumulative displacement (km) at every 5 km checkpoint and the corresponding elapsed time (minutes); (b) a sheet of A4 squared paper; (c) a ruler and two coloured pencils (e.g. blue for Runner A, red for Runner B). Step 1 (8 min): The teacher models — on the board using a large grid — how to set up the axes: x-axis = Time (minutes), scale 0–140 min, 1 cm = 10 min; y-axis = Displacement from start (km), scale 0–42 km, 1 cm = 5 km. Learners copy axes, add a title ('Displacement-Time Graph: 2023 Nairobi Marathon — Runner A vs Runner B'), and label axes with units. Step 2 (12 min): Pairs plot all data points for Runner A (blue) and connect with straight line segments between consecutive checkpoints. Step 3 (8 min): Pairs plot Runner B's points (red) on the SAME axes and connect. Step 4 (2 min): Learners circle in pencil the point on the graph where Runner A's line crosses Runner B's line (the overtake</w:t>
             </w:r>
-            <w:del w:id="9138" w:author="Claude (AI) - proposed" w:date="2026-10-15T20:36:00Z">
+            <w:del w:id="9138" w:author="Claude (AI) - proposed" w:date="2026-10-18T00:28:02Z">
               <w:r>
                 <w:rPr>
                   <w:rFonts w:ascii="Arial" w:cs="Arial" w:eastAsia="Arial" w:hAnsi="Arial"/>
@@ -13062,7 +13062,7 @@
                 <w:delText xml:space="preserve"> during the 30–35 km stretch of the slowdown</w:delText>
               </w:r>
             </w:del>
-            <w:ins w:id="9139" w:author="Claude (AI) - proposed" w:date="2026-10-15T20:36:00Z">
+            <w:ins w:id="9139" w:author="Claude (AI) - proposed" w:date="2026-10-18T00:28:02Z">
               <w:r>
                 <w:rPr>
                   <w:rFonts w:ascii="Arial" w:cs="Arial" w:eastAsia="Arial" w:hAnsi="Arial"/>
@@ -13123,7 +13123,7 @@
               </w:rPr>
               <w:t xml:space="preserve">At the board, demonstrate axis setup explicitly: 'Watch — I am choosing my scale so ALL my data fits AND I can read the graph clearly. Time goes on the horizontal axis — always. Displacement goes on the vertical axis — always. My title tells the reader exactly what this graph shows.' Plot the first two points for Runner A on the board while narrating each step. Then say: 'Now YOUR turn — plot all of Runner A's points first, connect them, then do Runner B. You have 20 minutes.' Circulate every 90 seconds. At 8 minutes, pause the class: 'Hold up your paper — I want to see Runner A's line. Good. Now continue with Runner B.' If a pair has a wildly incorrect scale, crouch beside them and ask: 'Your highest y-value is 42 km — how many squares do you have? What scale will let everything fit?' (Do NOT draw it for them.) </w:t>
             </w:r>
-            <w:ins w:id="9140" w:author="Claude (AI) - proposed" w:date="2026-10-15T20:36:00Z">
+            <w:ins w:id="9140" w:author="Claude (AI) - proposed" w:date="2026-10-18T00:28:02Z">
               <w:r>
                 <w:rPr>
                   <w:rFonts w:ascii="Arial" w:cs="Arial" w:eastAsia="Arial" w:hAnsi="Arial"/>
@@ -13217,7 +13217,7 @@
               </w:rPr>
               <w:t xml:space="preserve">Observable indicators: (1) Both lines are plotted with correct units and a title — teacher checks during circulation. (2) The crossing point is correctly identified between the 30 km and 35 km checkpoints (roughly t = </w:t>
             </w:r>
-            <w:del w:id="9141" w:author="Claude (AI) - proposed" w:date="2026-10-15T20:36:00Z">
+            <w:del w:id="9141" w:author="Claude (AI) - proposed" w:date="2026-10-18T00:28:02Z">
               <w:r>
                 <w:rPr>
                   <w:rFonts w:ascii="Arial" w:cs="Arial" w:eastAsia="Arial" w:hAnsi="Arial"/>
@@ -13232,7 +13232,7 @@
                 <w:delText xml:space="preserve">95–105</w:delText>
               </w:r>
             </w:del>
-            <w:ins w:id="9142" w:author="Claude (AI) - proposed" w:date="2026-10-15T20:36:00Z">
+            <w:ins w:id="9142" w:author="Claude (AI) - proposed" w:date="2026-10-18T00:28:02Z">
               <w:r>
                 <w:rPr>
                   <w:rFonts w:ascii="Arial" w:cs="Arial" w:eastAsia="Arial" w:hAnsi="Arial"/>
@@ -13260,7 +13260,7 @@
               </w:rPr>
               <w:t xml:space="preserve"> min, d = </w:t>
             </w:r>
-            <w:del w:id="9143" w:author="Claude (AI) - proposed" w:date="2026-10-15T20:36:00Z">
+            <w:del w:id="9143" w:author="Claude (AI) - proposed" w:date="2026-10-18T00:28:02Z">
               <w:r>
                 <w:rPr>
                   <w:rFonts w:ascii="Arial" w:cs="Arial" w:eastAsia="Arial" w:hAnsi="Arial"/>
@@ -13275,7 +13275,7 @@
                 <w:delText xml:space="preserve">31–33 km</w:delText>
               </w:r>
             </w:del>
-            <w:ins w:id="9144" w:author="Claude (AI) - proposed" w:date="2026-10-15T20:36:00Z">
+            <w:ins w:id="9144" w:author="Claude (AI) - proposed" w:date="2026-10-18T00:28:02Z">
               <w:r>
                 <w:rPr>
                   <w:rFonts w:ascii="Arial" w:cs="Arial" w:eastAsia="Arial" w:hAnsi="Arial"/>
@@ -13359,7 +13359,7 @@
             <w:pPr>
               <w:spacing w:after="20" w:before="0"/>
             </w:pPr>
-            <w:hyperlink w:history="1" r:id="rIdtaibgbj-gw3zl9pm-fgx5">
+            <w:hyperlink w:history="1" r:id="rId4bqyzjk3_cjeow0z1_ai0">
               <w:r>
                 <w:rPr>
                   <w:rFonts w:ascii="Arial" w:cs="Arial" w:eastAsia="Arial" w:hAnsi="Arial"/>
@@ -13408,7 +13408,7 @@
               <w:spacing w:after="10" w:before="0"/>
               <w:ind w:left="120"/>
             </w:pPr>
-            <w:hyperlink w:history="1" r:id="rIdvz4yfia2duytjehunalzt">
+            <w:hyperlink w:history="1" r:id="rIdukwmu8ufrlcekbfmbsx2g">
               <w:r>
                 <w:rPr>
                   <w:rFonts w:ascii="Arial" w:cs="Arial" w:eastAsia="Arial" w:hAnsi="Arial"/>
@@ -13453,7 +13453,7 @@
             <w:pPr>
               <w:spacing w:after="20" w:before="0"/>
             </w:pPr>
-            <w:hyperlink w:history="1" r:id="rIddvd2zsztcmmms-bsf-bj-">
+            <w:hyperlink w:history="1" r:id="rIdcv-hddj4z3vn-ae69icll">
               <w:r>
                 <w:rPr>
                   <w:rFonts w:ascii="Arial" w:cs="Arial" w:eastAsia="Arial" w:hAnsi="Arial"/>
@@ -13486,7 +13486,7 @@
               <w:spacing w:after="10" w:before="0"/>
               <w:ind w:left="120"/>
             </w:pPr>
-            <w:hyperlink w:history="1" r:id="rIdfdbknzqdyfo6que3fi2qv">
+            <w:hyperlink w:history="1" r:id="rIduqlztgzoixukvlnbbggfy">
               <w:r>
                 <w:rPr>
                   <w:rFonts w:ascii="Arial" w:cs="Arial" w:eastAsia="Arial" w:hAnsi="Arial"/>
@@ -13564,7 +13564,7 @@
               </w:rPr>
               <w:t xml:space="preserve">Post the five questions. Say: 'These questions can ALL be answered by looking at your graph — you do not need to calculate anything yet. Read the graph like you read a story.' Give 8 minutes individual work. Circulate and identify at least one learner who has correctly linked steepness to speed (to affirm publicly) and one who has answered Q3 by drawing a horizontal line in the air (to cold-call). After 8 minutes: 'Share your Q1 answer with your partner. 30 seconds.' Then cold-call: 'Kipchoge — for Q1, which section did you find steepest for Runner A? Tell us why that means high speed.' [Wait 12 seconds.] Affirm: 'Exactly — steeper slope, same time interval, MORE displacement covered. That IS speed.' For Q3, ask: 'Wanjiru, if Runner B stopped completely, what does the graph look like at that moment?' [Wait 10 seconds.] Draw a small horizontal segment on the board: 'A horizontal line means displacement is NOT changing — the runner is stationary.' Then: 'Get out your original prediction sketches. Annotate them right now — two differences you see between your prediction and your actual graph.' Cold-call one learner to share a surprise. Connect to phenomenon: 'So now look at your graph — where EXACTLY did Runner B lose the race? Point to it.' [Learners point.] 'That single moment is what our graph can show that Runner B's average speed — about 5.</w:t>
             </w:r>
-            <w:del w:id="9145" w:author="Claude (AI) - proposed" w:date="2026-10-15T20:36:00Z">
+            <w:del w:id="9145" w:author="Claude (AI) - proposed" w:date="2026-10-18T00:28:02Z">
               <w:r>
                 <w:rPr>
                   <w:rFonts w:ascii="Arial" w:cs="Arial" w:eastAsia="Arial" w:hAnsi="Arial"/>
@@ -13579,7 +13579,7 @@
                 <w:delText xml:space="preserve">3</w:delText>
               </w:r>
             </w:del>
-            <w:ins w:id="9146" w:author="Claude (AI) - proposed" w:date="2026-10-15T20:36:00Z">
+            <w:ins w:id="9146" w:author="Claude (AI) - proposed" w:date="2026-10-18T00:28:02Z">
               <w:r>
                 <w:rPr>
                   <w:rFonts w:ascii="Arial" w:cs="Arial" w:eastAsia="Arial" w:hAnsi="Arial"/>
@@ -13607,7 +13607,7 @@
               </w:rPr>
               <w:t xml:space="preserve"> m/s</w:t>
             </w:r>
-            <w:ins w:id="9147" w:author="Claude (AI) - proposed" w:date="2026-10-15T20:36:00Z">
+            <w:ins w:id="9147" w:author="Claude (AI) - proposed" w:date="2026-10-18T00:28:02Z">
               <w:r>
                 <w:rPr>
                   <w:rFonts w:ascii="Arial" w:cs="Arial" w:eastAsia="Arial" w:hAnsi="Arial"/>
@@ -13635,7 +13635,7 @@
               </w:rPr>
               <w:t xml:space="preserve"> — could NEVER show us.'</w:t>
             </w:r>
-            <w:ins w:id="9148" w:author="Claude (AI) - proposed" w:date="2026-10-15T20:36:00Z">
+            <w:ins w:id="9148" w:author="Claude (AI) - proposed" w:date="2026-10-18T00:28:02Z">
               <w:r>
                 <w:rPr>
                   <w:rFonts w:ascii="Arial" w:cs="Arial" w:eastAsia="Arial" w:hAnsi="Arial"/>
@@ -13716,7 +13716,7 @@
               </w:rPr>
               <w:t xml:space="preserve">Observable indicators: (1) Q1 answer correctly identifies the steepest segment and uses the word 'speed' or 'fast' — teacher listens during cold-calling. (2) Q3 answer describes or draws a horizontal line — teacher checks written work. (3) Race commentary (Q5) contains at least one correct graph-shape descriptor linked to a physical event (e.g., 'Runner B's line becomes less steep between 25 km and </w:t>
             </w:r>
-            <w:del w:id="9149" w:author="Claude (AI) - proposed" w:date="2026-10-15T20:36:00Z">
+            <w:del w:id="9149" w:author="Claude (AI) - proposed" w:date="2026-10-18T00:28:02Z">
               <w:r>
                 <w:rPr>
                   <w:rFonts w:ascii="Arial" w:cs="Arial" w:eastAsia="Arial" w:hAnsi="Arial"/>
@@ -13731,7 +13731,7 @@
                 <w:delText xml:space="preserve">35</w:delText>
               </w:r>
             </w:del>
-            <w:ins w:id="9150" w:author="Claude (AI) - proposed" w:date="2026-10-15T20:36:00Z">
+            <w:ins w:id="9150" w:author="Claude (AI) - proposed" w:date="2026-10-18T00:28:02Z">
               <w:r>
                 <w:rPr>
                   <w:rFonts w:ascii="Arial" w:cs="Arial" w:eastAsia="Arial" w:hAnsi="Arial"/>
@@ -13815,7 +13815,7 @@
             <w:pPr>
               <w:spacing w:after="20" w:before="0"/>
             </w:pPr>
-            <w:hyperlink w:history="1" r:id="rIdxrnrvrixiznes3q4ha53z">
+            <w:hyperlink w:history="1" r:id="rIdusmyifjczdbmc1xzzxk92">
               <w:r>
                 <w:rPr>
                   <w:rFonts w:ascii="Arial" w:cs="Arial" w:eastAsia="Arial" w:hAnsi="Arial"/>
@@ -13864,7 +13864,7 @@
               <w:spacing w:after="10" w:before="0"/>
               <w:ind w:left="120"/>
             </w:pPr>
-            <w:hyperlink w:history="1" r:id="rIdgjdvzaje2dfqbkmw_5ton">
+            <w:hyperlink w:history="1" r:id="rId8jgudokikj_6hqvxjaobn">
               <w:r>
                 <w:rPr>
                   <w:rFonts w:ascii="Arial" w:cs="Arial" w:eastAsia="Arial" w:hAnsi="Arial"/>
@@ -13909,7 +13909,7 @@
             <w:pPr>
               <w:spacing w:after="20" w:before="0"/>
             </w:pPr>
-            <w:hyperlink w:history="1" r:id="rId6clow4w7nivqqavldetwy">
+            <w:hyperlink w:history="1" r:id="rIdmuvkt_thff0fecoc4wzd2">
               <w:r>
                 <w:rPr>
                   <w:rFonts w:ascii="Arial" w:cs="Arial" w:eastAsia="Arial" w:hAnsi="Arial"/>
@@ -13942,7 +13942,7 @@
               <w:spacing w:after="10" w:before="0"/>
               <w:ind w:left="120"/>
             </w:pPr>
-            <w:hyperlink w:history="1" r:id="rIdd2dguhd1tfmysaq83hdeh">
+            <w:hyperlink w:history="1" r:id="rIddubpfyrbxzjza2u7ad6a4">
               <w:r>
                 <w:rPr>
                   <w:rFonts w:ascii="Arial" w:cs="Arial" w:eastAsia="Arial" w:hAnsi="Arial"/>
@@ -14142,7 +14142,7 @@
             <w:pPr>
               <w:spacing w:after="20" w:before="0"/>
             </w:pPr>
-            <w:hyperlink w:history="1" r:id="rIdhlbl85vylkl-8nf6zmgxr">
+            <w:hyperlink w:history="1" r:id="rIdeccww-q9mcdxd-_4us0bu">
               <w:r>
                 <w:rPr>
                   <w:rFonts w:ascii="Arial" w:cs="Arial" w:eastAsia="Arial" w:hAnsi="Arial"/>
@@ -14191,7 +14191,7 @@
               <w:spacing w:after="10" w:before="0"/>
               <w:ind w:left="120"/>
             </w:pPr>
-            <w:hyperlink w:history="1" r:id="rIdbv0jebcqjeyvkkuhqoda-">
+            <w:hyperlink w:history="1" r:id="rIdce9rnu8p5-pqacspzgive">
               <w:r>
                 <w:rPr>
                   <w:rFonts w:ascii="Arial" w:cs="Arial" w:eastAsia="Arial" w:hAnsi="Arial"/>
@@ -14236,7 +14236,7 @@
             <w:pPr>
               <w:spacing w:after="20" w:before="0"/>
             </w:pPr>
-            <w:hyperlink w:history="1" r:id="rIdplwjyjej9xhps4gabyrkh">
+            <w:hyperlink w:history="1" r:id="rIdtz4rqo1s7jqi6r7qlcol2">
               <w:r>
                 <w:rPr>
                   <w:rFonts w:ascii="Arial" w:cs="Arial" w:eastAsia="Arial" w:hAnsi="Arial"/>
@@ -14285,7 +14285,7 @@
               <w:spacing w:after="10" w:before="0"/>
               <w:ind w:left="120"/>
             </w:pPr>
-            <w:hyperlink w:history="1" r:id="rIdi3xhlbc3envj5otocv-n9">
+            <w:hyperlink w:history="1" r:id="rIdeqkyo-nmwzvsu7hj_luam">
               <w:r>
                 <w:rPr>
                   <w:rFonts w:ascii="Arial" w:cs="Arial" w:eastAsia="Arial" w:hAnsi="Arial"/>
@@ -14790,7 +14790,7 @@
               </w:rPr>
               <w:t xml:space="preserve">Using the completed dual displacement-time graph, learners explained why Runner B — despite being ahead at 30 km — lost the race: Runner B's line became noticeably less steep between 25 km and </w:t>
             </w:r>
-            <w:del w:id="9151" w:author="Claude (AI) - proposed" w:date="2026-10-15T20:36:00Z">
+            <w:del w:id="9151" w:author="Claude (AI) - proposed" w:date="2026-10-18T00:28:02Z">
               <w:r>
                 <w:rPr>
                   <w:rFonts w:ascii="Arial" w:cs="Arial" w:eastAsia="Arial" w:hAnsi="Arial"/>
@@ -14805,7 +14805,7 @@
                 <w:delText xml:space="preserve">35</w:delText>
               </w:r>
             </w:del>
-            <w:ins w:id="9152" w:author="Claude (AI) - proposed" w:date="2026-10-15T20:36:00Z">
+            <w:ins w:id="9152" w:author="Claude (AI) - proposed" w:date="2026-10-18T00:28:02Z">
               <w:r>
                 <w:rPr>
                   <w:rFonts w:ascii="Arial" w:cs="Arial" w:eastAsia="Arial" w:hAnsi="Arial"/>
@@ -14853,7 +14853,7 @@
         </w:rPr>
         <w:t xml:space="preserve">© 2026 SeaVuria and ARES. Aligned with KICD objectives. Developed by SeaVuria; technical implementation by ARES (with AI assistance from Claude). Licensed under </w:t>
       </w:r>
-      <w:hyperlink w:history="1" r:id="rIdqalf0qndawcaimhikyo2o">
+      <w:hyperlink w:history="1" r:id="rId8tk_gaykmgsnoc2lnaz-i">
         <w:r>
           <w:rPr>
             <w:rFonts w:ascii="Arial" w:cs="Arial" w:eastAsia="Arial" w:hAnsi="Arial"/>
@@ -14874,7 +14874,7 @@
         </w:rPr>
         <w:t xml:space="preserve"> (</w:t>
       </w:r>
-      <w:hyperlink w:history="1" r:id="rIdgpxbfj0pdtp4fep3wrcrf">
+      <w:hyperlink w:history="1" r:id="rId6cxkpmp3tudlumeqglatc">
         <w:r>
           <w:rPr>
             <w:rFonts w:ascii="Arial" w:cs="Arial" w:eastAsia="Arial" w:hAnsi="Arial"/>
@@ -15463,7 +15463,7 @@
               </w:rPr>
               <w:t xml:space="preserve">In Lesson 3, learners drew displacement-time graphs from the Marathon split-time data and noticed that the shapes for Runner A and Runner B were different. In this lesson they move from drawing to systematic interpretation — calculating gradients segment by segment to quantify what each part of the graph reveals about velocity. By the end of the lesson, learners can fully answer Key Inquiry Question 2 and can update their Driving Question Board entry explaining exactly why Runner B was ahead at 30 km yet lost: his gradient (velocity) between 25 km and </w:t>
             </w:r>
-            <w:del w:id="9153" w:author="Claude (AI) - proposed" w:date="2026-10-15T20:36:00Z">
+            <w:del w:id="9153" w:author="Claude (AI) - proposed" w:date="2026-10-18T00:28:02Z">
               <w:r>
                 <w:rPr>
                   <w:rFonts w:ascii="Arial" w:cs="Arial" w:eastAsia="Arial" w:hAnsi="Arial"/>
@@ -15478,7 +15478,7 @@
                 <w:delText xml:space="preserve">35</w:delText>
               </w:r>
             </w:del>
-            <w:ins w:id="9154" w:author="Claude (AI) - proposed" w:date="2026-10-15T20:36:00Z">
+            <w:ins w:id="9154" w:author="Claude (AI) - proposed" w:date="2026-10-18T00:28:02Z">
               <w:r>
                 <w:rPr>
                   <w:rFonts w:ascii="Arial" w:cs="Arial" w:eastAsia="Arial" w:hAnsi="Arial"/>
@@ -15957,7 +15957,7 @@
             <w:pPr>
               <w:spacing w:after="20" w:before="0"/>
             </w:pPr>
-            <w:hyperlink w:history="1" r:id="rIdbwvzi57p42nqgvfdr9f-j">
+            <w:hyperlink w:history="1" r:id="rIdyhqnisswnwarrjslvfdog">
               <w:r>
                 <w:rPr>
                   <w:rFonts w:ascii="Arial" w:cs="Arial" w:eastAsia="Arial" w:hAnsi="Arial"/>
@@ -15990,7 +15990,7 @@
               <w:spacing w:after="10" w:before="0"/>
               <w:ind w:left="120"/>
             </w:pPr>
-            <w:hyperlink w:history="1" r:id="rIdv5w7ntxgeprk8hghpxmxz">
+            <w:hyperlink w:history="1" r:id="rIdpc_6lykbhdb4v2amvd-gx">
               <w:r>
                 <w:rPr>
                   <w:rFonts w:ascii="Arial" w:cs="Arial" w:eastAsia="Arial" w:hAnsi="Arial"/>
@@ -16035,7 +16035,7 @@
             <w:pPr>
               <w:spacing w:after="20" w:before="0"/>
             </w:pPr>
-            <w:hyperlink w:history="1" r:id="rIdye_vljxxfio7qnunvv4cu">
+            <w:hyperlink w:history="1" r:id="rIdzwtou_l29uxibs4isfe81">
               <w:r>
                 <w:rPr>
                   <w:rFonts w:ascii="Arial" w:cs="Arial" w:eastAsia="Arial" w:hAnsi="Arial"/>
@@ -16068,7 +16068,7 @@
               <w:spacing w:after="10" w:before="0"/>
               <w:ind w:left="120"/>
             </w:pPr>
-            <w:hyperlink w:history="1" r:id="rIddt73oedgrlcjetrahx8jt">
+            <w:hyperlink w:history="1" r:id="rId79ahzgarig5nb_z2v5ygk">
               <w:r>
                 <w:rPr>
                   <w:rFonts w:ascii="Arial" w:cs="Arial" w:eastAsia="Arial" w:hAnsi="Arial"/>
@@ -16268,7 +16268,7 @@
             <w:pPr>
               <w:spacing w:after="20" w:before="0"/>
             </w:pPr>
-            <w:hyperlink w:history="1" r:id="rIdxatvtvwdyabyxqd5skbyc">
+            <w:hyperlink w:history="1" r:id="rIdpigzs0bj4cox6azsjcbff">
               <w:r>
                 <w:rPr>
                   <w:rFonts w:ascii="Arial" w:cs="Arial" w:eastAsia="Arial" w:hAnsi="Arial"/>
@@ -16301,7 +16301,7 @@
               <w:spacing w:after="10" w:before="0"/>
               <w:ind w:left="120"/>
             </w:pPr>
-            <w:hyperlink w:history="1" r:id="rIdehrewry0jrde8ju48lhjd">
+            <w:hyperlink w:history="1" r:id="rIdhr0vjwyjazck9z65m_ock">
               <w:r>
                 <w:rPr>
                   <w:rFonts w:ascii="Arial" w:cs="Arial" w:eastAsia="Arial" w:hAnsi="Arial"/>
@@ -16346,7 +16346,7 @@
             <w:pPr>
               <w:spacing w:after="20" w:before="0"/>
             </w:pPr>
-            <w:hyperlink w:history="1" r:id="rIdy2cah64m5t7ikuw07p7ro">
+            <w:hyperlink w:history="1" r:id="rIdhl55rfmhjrv7hxqgqk4bv">
               <w:r>
                 <w:rPr>
                   <w:rFonts w:ascii="Arial" w:cs="Arial" w:eastAsia="Arial" w:hAnsi="Arial"/>
@@ -16379,7 +16379,7 @@
               <w:spacing w:after="10" w:before="0"/>
               <w:ind w:left="120"/>
             </w:pPr>
-            <w:hyperlink w:history="1" r:id="rIdwbdcjapkfnze_8k8bzkiw">
+            <w:hyperlink w:history="1" r:id="rId9rnr7k_8aqcveqw38i1r5">
               <w:r>
                 <w:rPr>
                   <w:rFonts w:ascii="Arial" w:cs="Arial" w:eastAsia="Arial" w:hAnsi="Arial"/>
@@ -16457,7 +16457,7 @@
               </w:rPr>
               <w:t xml:space="preserve">Before releasing pairs to work, model the gradient calculation ONCE using a projected or board-drawn mini-graph (not one of the four on the worksheet). Say: 'I am going to show you the method using this example — a matatu travelling from Nairobi CBD to Westlands. Watch what I do.' Draw two points, read coordinates aloud, calculate Δs and Δt, divide, state units, write: "The matatu travelled at 0.8 km/min, which is 48 km/h." Then say: 'Now you do the same for your four graphs. Work in pairs — one person reads the coordinates, the other records and calculates. Swap roles after each graph.' Set a 18-minute timer. Circulate with purpose: (1) At 5 minutes — check that all pairs have correctly identified the horizontal segment on Graph 2 (runner resting) and have written gradient = 0; if not, ask 'What is the change in displacement during this segment?' and wait 10 seconds. (2) At 10 minutes — check Graph 4 Mtito Andei segment: ask 'What does a gradient of zero mean in the context of the SGR train?' (3) At 15 minutes — check units: prompt any pair writing 'km' instead of 'km/min' with: 'Gradient = Δs ÷ Δt — what are the units of each?' After 18 minutes, cold-call 4 pairs (one per graph) to share ONE gradient value and its motion meaning. Allow 10 seconds WAIT TIME per response. Write correct gradient values on board in a summary column.</w:t>
             </w:r>
-            <w:ins w:id="9155" w:author="Claude (AI) - proposed" w:date="2026-10-15T20:36:00Z">
+            <w:ins w:id="9155" w:author="Claude (AI) - proposed" w:date="2026-10-18T00:28:02Z">
               <w:r>
                 <w:rPr>
                   <w:rFonts w:ascii="Arial" w:cs="Arial" w:eastAsia="Arial" w:hAnsi="Arial"/>
@@ -16594,7 +16594,7 @@
             <w:pPr>
               <w:spacing w:after="20" w:before="0"/>
             </w:pPr>
-            <w:hyperlink w:history="1" r:id="rIducqxxccuhxkon0lgbxakx">
+            <w:hyperlink w:history="1" r:id="rId_49zwgx_0rgapwlwqnmqh">
               <w:r>
                 <w:rPr>
                   <w:rFonts w:ascii="Arial" w:cs="Arial" w:eastAsia="Arial" w:hAnsi="Arial"/>
@@ -16643,7 +16643,7 @@
               <w:spacing w:after="10" w:before="0"/>
               <w:ind w:left="120"/>
             </w:pPr>
-            <w:hyperlink w:history="1" r:id="rIdc7r0arbr7gyfvdw-zammv">
+            <w:hyperlink w:history="1" r:id="rId7wgldz5wulrpnfkvbmiue">
               <w:r>
                 <w:rPr>
                   <w:rFonts w:ascii="Arial" w:cs="Arial" w:eastAsia="Arial" w:hAnsi="Arial"/>
@@ -16688,7 +16688,7 @@
             <w:pPr>
               <w:spacing w:after="20" w:before="0"/>
             </w:pPr>
-            <w:hyperlink w:history="1" r:id="rIdjxcrrdqvh7fswc1rq6rxs">
+            <w:hyperlink w:history="1" r:id="rIdfak2ufsy3qsjtkqo3pxry">
               <w:r>
                 <w:rPr>
                   <w:rFonts w:ascii="Arial" w:cs="Arial" w:eastAsia="Arial" w:hAnsi="Arial"/>
@@ -16737,7 +16737,7 @@
               <w:spacing w:after="10" w:before="0"/>
               <w:ind w:left="120"/>
             </w:pPr>
-            <w:hyperlink w:history="1" r:id="rIdxouypntfd5y8t8ckrnvyr">
+            <w:hyperlink w:history="1" r:id="rIdhr3-yqjcvlqkxg246ltgi">
               <w:r>
                 <w:rPr>
                   <w:rFonts w:ascii="Arial" w:cs="Arial" w:eastAsia="Arial" w:hAnsi="Arial"/>
@@ -16815,7 +16815,7 @@
               </w:rPr>
               <w:t xml:space="preserve">Before individual writing begins, address the two key misconceptions identified in Phase 1 directly. Write on the board: 'CLAIM: A downward slope means the object is slowing down.' Ask the class: 'Agree or disagree? Use your gradient calculation from the boda-boda graph as evidence. 10 seconds to think.' Cold-call a learner who was noted holding this misconception. After their response, probe: 'What is the value of the gradient in that segment? What does the negative sign tell us about direction, not speed?' Then write the correct statement: 'A negative gradient means displacement is DECREASING — the object is moving back toward the origin.' During individual writing, circulate and look for: learners who quote gradient correctly as velocity with units; learners who correctly use the phrase 'constant velocity' for straight-line segments. After group comparison and pitches, facilitate a whole-class discussion using the question: 'Runner B in our Marathon was ahead at 30 km. Looking at what we just learned about gradient — what would Runner B's displacement-time graph look like between 25 km and </w:t>
             </w:r>
-            <w:del w:id="9156" w:author="Claude (AI) - proposed" w:date="2026-10-15T20:36:00Z">
+            <w:del w:id="9156" w:author="Claude (AI) - proposed" w:date="2026-10-18T00:28:02Z">
               <w:r>
                 <w:rPr>
                   <w:rFonts w:ascii="Arial" w:cs="Arial" w:eastAsia="Arial" w:hAnsi="Arial"/>
@@ -16830,7 +16830,7 @@
                 <w:delText xml:space="preserve">35</w:delText>
               </w:r>
             </w:del>
-            <w:ins w:id="9157" w:author="Claude (AI) - proposed" w:date="2026-10-15T20:36:00Z">
+            <w:ins w:id="9157" w:author="Claude (AI) - proposed" w:date="2026-10-18T00:28:02Z">
               <w:r>
                 <w:rPr>
                   <w:rFonts w:ascii="Arial" w:cs="Arial" w:eastAsia="Arial" w:hAnsi="Arial"/>
@@ -16858,7 +16858,7 @@
               </w:rPr>
               <w:t xml:space="preserve"> km compared to Runner A's? Which graph shape wins the race?' Allow 15 seconds WAIT TIME. Cold-call 3 learners. Summarise on the board: 'Higher gradient while Runner B slows (25–</w:t>
             </w:r>
-            <w:del w:id="9158" w:author="Claude (AI) - proposed" w:date="2026-10-15T20:36:00Z">
+            <w:del w:id="9158" w:author="Claude (AI) - proposed" w:date="2026-10-18T00:28:02Z">
               <w:r>
                 <w:rPr>
                   <w:rFonts w:ascii="Arial" w:cs="Arial" w:eastAsia="Arial" w:hAnsi="Arial"/>
@@ -16873,7 +16873,7 @@
                 <w:delText xml:space="preserve">35</w:delText>
               </w:r>
             </w:del>
-            <w:ins w:id="9159" w:author="Claude (AI) - proposed" w:date="2026-10-15T20:36:00Z">
+            <w:ins w:id="9159" w:author="Claude (AI) - proposed" w:date="2026-10-18T00:28:02Z">
               <w:r>
                 <w:rPr>
                   <w:rFonts w:ascii="Arial" w:cs="Arial" w:eastAsia="Arial" w:hAnsi="Arial"/>
@@ -16967,7 +16967,7 @@
               </w:rPr>
               <w:t xml:space="preserve">Observable indicators: (a) Each learner's written narrative contains at least one correctly quoted gradient value with units used as velocity. (b) Narratives correctly distinguish between 'stationary' (gradient = 0), 'constant velocity' (non-zero constant gradient), and 'returning' (negative gradient). (c) During the Marathon connection discussion, at least 3 cold-called learners can articulate that Runner A's steeper gradient while Runner B slowed (25–</w:t>
             </w:r>
-            <w:del w:id="9160" w:author="Claude (AI) - proposed" w:date="2026-10-15T20:36:00Z">
+            <w:del w:id="9160" w:author="Claude (AI) - proposed" w:date="2026-10-18T00:28:02Z">
               <w:r>
                 <w:rPr>
                   <w:rFonts w:ascii="Arial" w:cs="Arial" w:eastAsia="Arial" w:hAnsi="Arial"/>
@@ -16982,7 +16982,7 @@
                 <w:delText xml:space="preserve">35</w:delText>
               </w:r>
             </w:del>
-            <w:ins w:id="9161" w:author="Claude (AI) - proposed" w:date="2026-10-15T20:36:00Z">
+            <w:ins w:id="9161" w:author="Claude (AI) - proposed" w:date="2026-10-18T00:28:02Z">
               <w:r>
                 <w:rPr>
                   <w:rFonts w:ascii="Arial" w:cs="Arial" w:eastAsia="Arial" w:hAnsi="Arial"/>
@@ -17066,7 +17066,7 @@
             <w:pPr>
               <w:spacing w:after="20" w:before="0"/>
             </w:pPr>
-            <w:hyperlink w:history="1" r:id="rIdliovwo-ydal_0a3q96vox">
+            <w:hyperlink w:history="1" r:id="rIdmb2ftuypipl_nxvsvndlj">
               <w:r>
                 <w:rPr>
                   <w:rFonts w:ascii="Arial" w:cs="Arial" w:eastAsia="Arial" w:hAnsi="Arial"/>
@@ -17115,7 +17115,7 @@
               <w:spacing w:after="10" w:before="0"/>
               <w:ind w:left="120"/>
             </w:pPr>
-            <w:hyperlink w:history="1" r:id="rIdatgaj4qx5rtgickyxjohd">
+            <w:hyperlink w:history="1" r:id="rIdu9_olktyxncdxvlabl0ip">
               <w:r>
                 <w:rPr>
                   <w:rFonts w:ascii="Arial" w:cs="Arial" w:eastAsia="Arial" w:hAnsi="Arial"/>
@@ -17160,7 +17160,7 @@
             <w:pPr>
               <w:spacing w:after="20" w:before="0"/>
             </w:pPr>
-            <w:hyperlink w:history="1" r:id="rId9fienizglcgx_zdv9ddfw">
+            <w:hyperlink w:history="1" r:id="rIdlgg64drj_gtbxvfpsarv4">
               <w:r>
                 <w:rPr>
                   <w:rFonts w:ascii="Arial" w:cs="Arial" w:eastAsia="Arial" w:hAnsi="Arial"/>
@@ -17209,7 +17209,7 @@
               <w:spacing w:after="10" w:before="0"/>
               <w:ind w:left="120"/>
             </w:pPr>
-            <w:hyperlink w:history="1" r:id="rIdos0r2iaqjazjd0q0p7rto">
+            <w:hyperlink w:history="1" r:id="rIdhb56147mfem3i7-hhca5y">
               <w:r>
                 <w:rPr>
                   <w:rFonts w:ascii="Arial" w:cs="Arial" w:eastAsia="Arial" w:hAnsi="Arial"/>
@@ -17409,7 +17409,7 @@
             <w:pPr>
               <w:spacing w:after="20" w:before="0"/>
             </w:pPr>
-            <w:hyperlink w:history="1" r:id="rIdfwxwgz6d323syxusfnl0e">
+            <w:hyperlink w:history="1" r:id="rId1g7o7c9gk6bc9arcez-rq">
               <w:r>
                 <w:rPr>
                   <w:rFonts w:ascii="Arial" w:cs="Arial" w:eastAsia="Arial" w:hAnsi="Arial"/>
@@ -17458,7 +17458,7 @@
               <w:spacing w:after="10" w:before="0"/>
               <w:ind w:left="120"/>
             </w:pPr>
-            <w:hyperlink w:history="1" r:id="rId1vy5unyknfsd9_gqsdswo">
+            <w:hyperlink w:history="1" r:id="rIdzhexqgwy4roxhipaparpy">
               <w:r>
                 <w:rPr>
                   <w:rFonts w:ascii="Arial" w:cs="Arial" w:eastAsia="Arial" w:hAnsi="Arial"/>
@@ -17503,7 +17503,7 @@
             <w:pPr>
               <w:spacing w:after="20" w:before="0"/>
             </w:pPr>
-            <w:hyperlink w:history="1" r:id="rIdigtc7zdpnlfqfmeoaqhgp">
+            <w:hyperlink w:history="1" r:id="rIduu-m6rqfysjqds9mymf4j">
               <w:r>
                 <w:rPr>
                   <w:rFonts w:ascii="Arial" w:cs="Arial" w:eastAsia="Arial" w:hAnsi="Arial"/>
@@ -17552,7 +17552,7 @@
               <w:spacing w:after="10" w:before="0"/>
               <w:ind w:left="120"/>
             </w:pPr>
-            <w:hyperlink w:history="1" r:id="rIdwsi9fqq7egojqxh4sgmzw">
+            <w:hyperlink w:history="1" r:id="rIdwb8gukmbgl4vq0crtr8r-">
               <w:r>
                 <w:rPr>
                   <w:rFonts w:ascii="Arial" w:cs="Arial" w:eastAsia="Arial" w:hAnsi="Arial"/>
@@ -17597,7 +17597,7 @@
               </w:rPr>
               <w:t xml:space="preserve">Learners return to their cumulative 'Motion Story Model' — a personal annotated diagram they have been building since Lesson 1. This model currently shows: a timeline of the Marathon with distance markers; an annotated split-time table distinguishing Runner A and Runner B; and a displacement-time sketch graph drawn in Lesson 3. In this lesson, learners add a new layer to their model: they annotate each segment of their Runner A vs Runner B displacement-time sketch graph with the calculated gradient (velocity) value, using coloured pens. They must label at least: the segment where Runner B leads (steeper gradient, higher velocity in km/min), the </w:t>
             </w:r>
-            <w:del w:id="9162" w:author="Claude (AI) - proposed" w:date="2026-10-15T20:36:00Z">
+            <w:del w:id="9162" w:author="Claude (AI) - proposed" w:date="2026-10-18T00:28:02Z">
               <w:r>
                 <w:rPr>
                   <w:rFonts w:ascii="Arial" w:cs="Arial" w:eastAsia="Arial" w:hAnsi="Arial"/>
@@ -17612,7 +17612,7 @@
                 <w:delText xml:space="preserve">water-station segment (horizontal, gradient = 0), and the 25–35</w:delText>
               </w:r>
             </w:del>
-            <w:ins w:id="9163" w:author="Claude (AI) - proposed" w:date="2026-10-15T20:36:00Z">
+            <w:ins w:id="9163" w:author="Claude (AI) - proposed" w:date="2026-10-18T00:28:02Z">
               <w:r>
                 <w:rPr>
                   <w:rFonts w:ascii="Arial" w:cs="Arial" w:eastAsia="Arial" w:hAnsi="Arial"/>
@@ -17640,7 +17640,7 @@
               </w:rPr>
               <w:t xml:space="preserve"> km slowdown segment (comparing gradients of the two runners, showing Runner A's is steeper</w:t>
             </w:r>
-            <w:ins w:id="9164" w:author="Claude (AI) - proposed" w:date="2026-10-15T20:36:00Z">
+            <w:ins w:id="9164" w:author="Claude (AI) - proposed" w:date="2026-10-18T00:28:02Z">
               <w:r>
                 <w:rPr>
                   <w:rFonts w:ascii="Arial" w:cs="Arial" w:eastAsia="Arial" w:hAnsi="Arial"/>
@@ -17701,7 +17701,7 @@
               </w:rPr>
               <w:t xml:space="preserve">Say: 'Open your Motion Story Model to the displacement-time sketch you added in Lesson 3. Today we are going to make it speak — we are going to annotate every segment with its gradient value and what that means about velocity.' Give 2 minutes for learners to retrieve their models. Display a model example (teacher's own annotated version projected or drawn on board) showing the annotation style: arrow pointing to a segment → gradient value → velocity interpretation in words. Say: 'Your model must show: the segment where Runner B is winning — label its gradient. The </w:t>
             </w:r>
-            <w:del w:id="9165" w:author="Claude (AI) - proposed" w:date="2026-10-15T20:36:00Z">
+            <w:del w:id="9165" w:author="Claude (AI) - proposed" w:date="2026-10-18T00:28:02Z">
               <w:r>
                 <w:rPr>
                   <w:rFonts w:ascii="Arial" w:cs="Arial" w:eastAsia="Arial" w:hAnsi="Arial"/>
@@ -17716,7 +17716,7 @@
                 <w:delText xml:space="preserve">water-station stop — label its gradient. The 25–35</w:delText>
               </w:r>
             </w:del>
-            <w:ins w:id="9166" w:author="Claude (AI) - proposed" w:date="2026-10-15T20:36:00Z">
+            <w:ins w:id="9166" w:author="Claude (AI) - proposed" w:date="2026-10-18T00:28:02Z">
               <w:r>
                 <w:rPr>
                   <w:rFonts w:ascii="Arial" w:cs="Arial" w:eastAsia="Arial" w:hAnsi="Arial"/>
@@ -17744,7 +17744,7 @@
               </w:rPr>
               <w:t xml:space="preserve"> km slowdown — label both Runner A's gradient and Runner B's gradient and circle the winner</w:t>
             </w:r>
-            <w:ins w:id="9167" w:author="Claude (AI) - proposed" w:date="2026-10-15T20:36:00Z">
+            <w:ins w:id="9167" w:author="Claude (AI) - proposed" w:date="2026-10-18T00:28:02Z">
               <w:r>
                 <w:rPr>
                   <w:rFonts w:ascii="Arial" w:cs="Arial" w:eastAsia="Arial" w:hAnsi="Arial"/>
@@ -17772,7 +17772,7 @@
               </w:rPr>
               <w:t xml:space="preserve">.' Circulate for 8 minutes. Look for: correct gradient values transferred from the Gradient Hunter table; correct winner identification based on gradient comparison. After 8 minutes, cold-call 2 learners to read their 'Model Claim' statement aloud. After each, ask the class: 'Does this claim use the evidence we gathered today? Thumbs up or down.' Close the lesson by saying: 'Your model can now explain every straight-line phase of this race. But look at your graph — do the lines ever curve? In Lesson 5, we will </w:t>
             </w:r>
-            <w:del w:id="9168" w:author="Claude (AI) - proposed" w:date="2026-10-15T20:36:00Z">
+            <w:del w:id="9168" w:author="Claude (AI) - proposed" w:date="2026-10-18T00:28:02Z">
               <w:r>
                 <w:rPr>
                   <w:rFonts w:ascii="Arial" w:cs="Arial" w:eastAsia="Arial" w:hAnsi="Arial"/>
@@ -17787,7 +17787,7 @@
                 <w:delText xml:space="preserve">discover what a curve on this graph means, and that will lead us to velocity-time graphs and</w:delText>
               </w:r>
             </w:del>
-            <w:ins w:id="9169" w:author="Claude (AI) - proposed" w:date="2026-10-15T20:36:00Z">
+            <w:ins w:id="9169" w:author="Claude (AI) - proposed" w:date="2026-10-18T00:28:02Z">
               <w:r>
                 <w:rPr>
                   <w:rFonts w:ascii="Arial" w:cs="Arial" w:eastAsia="Arial" w:hAnsi="Arial"/>
@@ -17815,7 +17815,7 @@
               </w:rPr>
               <w:t xml:space="preserve"> acceleration — the </w:t>
             </w:r>
-            <w:del w:id="9170" w:author="Claude (AI) - proposed" w:date="2026-10-15T20:36:00Z">
+            <w:del w:id="9170" w:author="Claude (AI) - proposed" w:date="2026-10-18T00:28:02Z">
               <w:r>
                 <w:rPr>
                   <w:rFonts w:ascii="Arial" w:cs="Arial" w:eastAsia="Arial" w:hAnsi="Arial"/>
@@ -17830,7 +17830,7 @@
                 <w:delText xml:space="preserve">final tools</w:delText>
               </w:r>
             </w:del>
-            <w:ins w:id="9171" w:author="Claude (AI) - proposed" w:date="2026-10-15T20:36:00Z">
+            <w:ins w:id="9171" w:author="Claude (AI) - proposed" w:date="2026-10-18T00:28:02Z">
               <w:r>
                 <w:rPr>
                   <w:rFonts w:ascii="Arial" w:cs="Arial" w:eastAsia="Arial" w:hAnsi="Arial"/>
@@ -17924,7 +17924,7 @@
               </w:rPr>
               <w:t xml:space="preserve">Observable indicators: (a) Every learner's annotated graph shows at least three labelled gradient values with correct units and correct motion interpretation (stationary, constant velocity, or return). (b) Every learner correctly circles Runner A's 25–</w:t>
             </w:r>
-            <w:del w:id="9172" w:author="Claude (AI) - proposed" w:date="2026-10-15T20:36:00Z">
+            <w:del w:id="9172" w:author="Claude (AI) - proposed" w:date="2026-10-18T00:28:02Z">
               <w:r>
                 <w:rPr>
                   <w:rFonts w:ascii="Arial" w:cs="Arial" w:eastAsia="Arial" w:hAnsi="Arial"/>
@@ -17939,7 +17939,7 @@
                 <w:delText xml:space="preserve">35</w:delText>
               </w:r>
             </w:del>
-            <w:ins w:id="9173" w:author="Claude (AI) - proposed" w:date="2026-10-15T20:36:00Z">
+            <w:ins w:id="9173" w:author="Claude (AI) - proposed" w:date="2026-10-18T00:28:02Z">
               <w:r>
                 <w:rPr>
                   <w:rFonts w:ascii="Arial" w:cs="Arial" w:eastAsia="Arial" w:hAnsi="Arial"/>
@@ -18260,7 +18260,7 @@
               </w:rPr>
               <w:t xml:space="preserve">Learners established that the gradient of a displacement-time graph equals velocity; a zero gradient means the object is stationary; a negative gradient means the object is returning toward its starting point; and a steeper positive gradient means higher velocity. Learners applied this to the Marathon phenomenon by annotating Runner A and Runner B's sketch graphs with segment gradient values and identifying that Runner A's higher gradient while Runner B slowed (25–</w:t>
             </w:r>
-            <w:del w:id="9174" w:author="Claude (AI) - proposed" w:date="2026-10-15T20:36:00Z">
+            <w:del w:id="9174" w:author="Claude (AI) - proposed" w:date="2026-10-18T00:28:02Z">
               <w:r>
                 <w:rPr>
                   <w:rFonts w:ascii="Arial" w:cs="Arial" w:eastAsia="Arial" w:hAnsi="Arial"/>
@@ -18275,7 +18275,7 @@
                 <w:delText xml:space="preserve">35</w:delText>
               </w:r>
             </w:del>
-            <w:ins w:id="9175" w:author="Claude (AI) - proposed" w:date="2026-10-15T20:36:00Z">
+            <w:ins w:id="9175" w:author="Claude (AI) - proposed" w:date="2026-10-18T00:28:02Z">
               <w:r>
                 <w:rPr>
                   <w:rFonts w:ascii="Arial" w:cs="Arial" w:eastAsia="Arial" w:hAnsi="Arial"/>
@@ -18391,7 +18391,7 @@
         </w:rPr>
         <w:t xml:space="preserve">© 2026 SeaVuria and ARES. Aligned with KICD objectives. Developed by SeaVuria; technical implementation by ARES (with AI assistance from Claude). Licensed under </w:t>
       </w:r>
-      <w:hyperlink w:history="1" r:id="rId82dzk8a3ix8mxbsnejd91">
+      <w:hyperlink w:history="1" r:id="rIdvcvnh56wesbicfqbdc4fy">
         <w:r>
           <w:rPr>
             <w:rFonts w:ascii="Arial" w:cs="Arial" w:eastAsia="Arial" w:hAnsi="Arial"/>
@@ -18412,7 +18412,7 @@
         </w:rPr>
         <w:t xml:space="preserve"> (</w:t>
       </w:r>
-      <w:hyperlink w:history="1" r:id="rIdt-fshtefnrdgagdp0ts03">
+      <w:hyperlink w:history="1" r:id="rIdswjnbsj7kswgtk-xdnuit">
         <w:r>
           <w:rPr>
             <w:rFonts w:ascii="Arial" w:cs="Arial" w:eastAsia="Arial" w:hAnsi="Arial"/>
@@ -19304,7 +19304,7 @@
               </w:rPr>
               <w:t xml:space="preserve">This lesson marks a pivotal moment in the storyline sequence: learners have already calculated velocity and acceleration numerically (Lessons 1–2) and mastered displacement-time graphs (Lessons 3–4). Now they encounter a new type of graph — the velocity-time graph — which makes acceleration visible as the slope of a line rather than a single calculated number. The lesson is anchored in three complementary contexts: the 2023 Nairobi Marathon split-finish data (the anchoring phenomenon), a supporting ball-on-a-ramp scenario introduced briefly to provide a controlled physical reference, and a matatu journey </w:t>
             </w:r>
-            <w:del w:id="9176" w:author="Claude (AI) - proposed" w:date="2026-10-15T20:36:00Z">
+            <w:del w:id="9176" w:author="Claude (AI) - proposed" w:date="2026-10-18T00:28:02Z">
               <w:r>
                 <w:rPr>
                   <w:rFonts w:ascii="Arial" w:cs="Arial" w:eastAsia="Arial" w:hAnsi="Arial"/>
@@ -19319,7 +19319,7 @@
                 <w:delText xml:space="preserve">on the Nakuru–Nairobi highway</w:delText>
               </w:r>
             </w:del>
-            <w:ins w:id="9177" w:author="Claude (AI) - proposed" w:date="2026-10-15T20:36:00Z">
+            <w:ins w:id="9177" w:author="Claude (AI) - proposed" w:date="2026-10-18T00:28:02Z">
               <w:r>
                 <w:rPr>
                   <w:rFonts w:ascii="Arial" w:cs="Arial" w:eastAsia="Arial" w:hAnsi="Arial"/>
@@ -19347,7 +19347,7 @@
               </w:rPr>
               <w:t xml:space="preserve"> that provides a rich three-phase scenario (accelerating from </w:t>
             </w:r>
-            <w:del w:id="9178" w:author="Claude (AI) - proposed" w:date="2026-10-15T20:36:00Z">
+            <w:del w:id="9178" w:author="Claude (AI) - proposed" w:date="2026-10-18T00:28:02Z">
               <w:r>
                 <w:rPr>
                   <w:rFonts w:ascii="Arial" w:cs="Arial" w:eastAsia="Arial" w:hAnsi="Arial"/>
@@ -19362,7 +19362,7 @@
                 <w:delText xml:space="preserve">a</w:delText>
               </w:r>
             </w:del>
-            <w:ins w:id="9179" w:author="Claude (AI) - proposed" w:date="2026-10-15T20:36:00Z">
+            <w:ins w:id="9179" w:author="Claude (AI) - proposed" w:date="2026-10-18T00:28:02Z">
               <w:r>
                 <w:rPr>
                   <w:rFonts w:ascii="Arial" w:cs="Arial" w:eastAsia="Arial" w:hAnsi="Arial"/>
@@ -19390,7 +19390,7 @@
               </w:rPr>
               <w:t xml:space="preserve"> bus stop, cruising at constant speed, braking before </w:t>
             </w:r>
-            <w:del w:id="9180" w:author="Claude (AI) - proposed" w:date="2026-10-15T20:36:00Z">
+            <w:del w:id="9180" w:author="Claude (AI) - proposed" w:date="2026-10-18T00:28:02Z">
               <w:r>
                 <w:rPr>
                   <w:rFonts w:ascii="Arial" w:cs="Arial" w:eastAsia="Arial" w:hAnsi="Arial"/>
@@ -19405,7 +19405,7 @@
                 <w:delText xml:space="preserve">Nakuru town</w:delText>
               </w:r>
             </w:del>
-            <w:ins w:id="9181" w:author="Claude (AI) - proposed" w:date="2026-10-15T20:36:00Z">
+            <w:ins w:id="9181" w:author="Claude (AI) - proposed" w:date="2026-10-18T00:28:02Z">
               <w:r>
                 <w:rPr>
                   <w:rFonts w:ascii="Arial" w:cs="Arial" w:eastAsia="Arial" w:hAnsi="Arial"/>
@@ -19801,7 +19801,7 @@
             <w:pPr>
               <w:spacing w:after="20" w:before="0"/>
             </w:pPr>
-            <w:hyperlink w:history="1" r:id="rIdcujurw7j25leyjkvbohex">
+            <w:hyperlink w:history="1" r:id="rId-d4elkl22rcqhnwqsuwi-">
               <w:r>
                 <w:rPr>
                   <w:rFonts w:ascii="Arial" w:cs="Arial" w:eastAsia="Arial" w:hAnsi="Arial"/>
@@ -19834,7 +19834,7 @@
               <w:spacing w:after="10" w:before="0"/>
               <w:ind w:left="120"/>
             </w:pPr>
-            <w:hyperlink w:history="1" r:id="rIdn2ckzp2i-hxnvwbxu3425">
+            <w:hyperlink w:history="1" r:id="rIdku6wj87l_lpl1fjtkj7nk">
               <w:r>
                 <w:rPr>
                   <w:rFonts w:ascii="Arial" w:cs="Arial" w:eastAsia="Arial" w:hAnsi="Arial"/>
@@ -19879,7 +19879,7 @@
             <w:pPr>
               <w:spacing w:after="20" w:before="0"/>
             </w:pPr>
-            <w:hyperlink w:history="1" r:id="rIdgmwbl0cbtpgdcqb03e8mh">
+            <w:hyperlink w:history="1" r:id="rIdfppag9o7zabeod_bbmf21">
               <w:r>
                 <w:rPr>
                   <w:rFonts w:ascii="Arial" w:cs="Arial" w:eastAsia="Arial" w:hAnsi="Arial"/>
@@ -19912,7 +19912,7 @@
               <w:spacing w:after="10" w:before="0"/>
               <w:ind w:left="120"/>
             </w:pPr>
-            <w:hyperlink w:history="1" r:id="rId4xq3sbahglnqu1gbqsqxx">
+            <w:hyperlink w:history="1" r:id="rIdeea_cmkwyimsnsysixdhi">
               <w:r>
                 <w:rPr>
                   <w:rFonts w:ascii="Arial" w:cs="Arial" w:eastAsia="Arial" w:hAnsi="Arial"/>
@@ -19957,7 +19957,7 @@
               </w:rPr>
               <w:t xml:space="preserve">Learners are presented with a written scenario — no numbers yet — describing a matatu leaving </w:t>
             </w:r>
-            <w:del w:id="9182" w:author="Claude (AI) - proposed" w:date="2026-10-15T20:36:00Z">
+            <w:del w:id="9182" w:author="Claude (AI) - proposed" w:date="2026-10-18T00:28:02Z">
               <w:r>
                 <w:rPr>
                   <w:rFonts w:ascii="Arial" w:cs="Arial" w:eastAsia="Arial" w:hAnsi="Arial"/>
@@ -19972,7 +19972,7 @@
                 <w:delText xml:space="preserve">a</w:delText>
               </w:r>
             </w:del>
-            <w:ins w:id="9183" w:author="Claude (AI) - proposed" w:date="2026-10-15T20:36:00Z">
+            <w:ins w:id="9183" w:author="Claude (AI) - proposed" w:date="2026-10-18T00:28:02Z">
               <w:r>
                 <w:rPr>
                   <w:rFonts w:ascii="Arial" w:cs="Arial" w:eastAsia="Arial" w:hAnsi="Arial"/>
@@ -20000,7 +20000,7 @@
               </w:rPr>
               <w:t xml:space="preserve"> bus stop on </w:t>
             </w:r>
-            <w:del w:id="9184" w:author="Claude (AI) - proposed" w:date="2026-10-15T20:36:00Z">
+            <w:del w:id="9184" w:author="Claude (AI) - proposed" w:date="2026-10-18T00:28:02Z">
               <w:r>
                 <w:rPr>
                   <w:rFonts w:ascii="Arial" w:cs="Arial" w:eastAsia="Arial" w:hAnsi="Arial"/>
@@ -20015,7 +20015,7 @@
                 <w:delText xml:space="preserve">Uhuru Highway</w:delText>
               </w:r>
             </w:del>
-            <w:ins w:id="9185" w:author="Claude (AI) - proposed" w:date="2026-10-15T20:36:00Z">
+            <w:ins w:id="9185" w:author="Claude (AI) - proposed" w:date="2026-10-18T00:28:02Z">
               <w:r>
                 <w:rPr>
                   <w:rFonts w:ascii="Arial" w:cs="Arial" w:eastAsia="Arial" w:hAnsi="Arial"/>
@@ -20063,7 +20063,7 @@
               <w:spacing w:after="40" w:before="0"/>
               <w:jc w:val="left"/>
             </w:pPr>
-            <w:del w:id="9186" w:author="Claude (AI) - proposed" w:date="2026-10-15T20:36:00Z">
+            <w:del w:id="9186" w:author="Claude (AI) - proposed" w:date="2026-10-18T00:28:02Z">
               <w:r>
                 <w:rPr>
                   <w:rFonts w:ascii="Arial" w:cs="Arial" w:eastAsia="Arial" w:hAnsi="Arial"/>
@@ -20078,7 +20078,7 @@
                 <w:delText xml:space="preserve">Display</w:delText>
               </w:r>
             </w:del>
-            <w:ins w:id="9187" w:author="Claude (AI) - proposed" w:date="2026-10-15T20:36:00Z">
+            <w:ins w:id="9187" w:author="Claude (AI) - proposed" w:date="2026-10-18T00:28:02Z">
               <w:r>
                 <w:rPr>
                   <w:rFonts w:ascii="Arial" w:cs="Arial" w:eastAsia="Arial" w:hAnsi="Arial"/>
@@ -20106,7 +20106,7 @@
               </w:rPr>
               <w:t xml:space="preserve"> the matatu scenario on the board (written in large text or on a manila card). Say: 'Before we look at any numbers, I want you to think about what is actually happening to the matatu's speed at each stage of this journey. In your exercise books, sketch what you think a velocity-time graph would look like — velocity on the y-axis, time on the x-axis. You have </w:t>
             </w:r>
-            <w:del w:id="9188" w:author="Claude (AI) - proposed" w:date="2026-10-15T20:36:00Z">
+            <w:del w:id="9188" w:author="Claude (AI) - proposed" w:date="2026-10-18T00:28:02Z">
               <w:r>
                 <w:rPr>
                   <w:rFonts w:ascii="Arial" w:cs="Arial" w:eastAsia="Arial" w:hAnsi="Arial"/>
@@ -20121,7 +20121,7 @@
                 <w:delText xml:space="preserve">3</w:delText>
               </w:r>
             </w:del>
-            <w:ins w:id="9189" w:author="Claude (AI) - proposed" w:date="2026-10-15T20:36:00Z">
+            <w:ins w:id="9189" w:author="Claude (AI) - proposed" w:date="2026-10-18T00:28:02Z">
               <w:r>
                 <w:rPr>
                   <w:rFonts w:ascii="Arial" w:cs="Arial" w:eastAsia="Arial" w:hAnsi="Arial"/>
@@ -20149,7 +20149,7 @@
               </w:rPr>
               <w:t xml:space="preserve"> minutes working silently and individually.' Start a visible timer. After </w:t>
             </w:r>
-            <w:del w:id="9190" w:author="Claude (AI) - proposed" w:date="2026-10-15T20:36:00Z">
+            <w:del w:id="9190" w:author="Claude (AI) - proposed" w:date="2026-10-18T00:28:02Z">
               <w:r>
                 <w:rPr>
                   <w:rFonts w:ascii="Arial" w:cs="Arial" w:eastAsia="Arial" w:hAnsi="Arial"/>
@@ -20164,7 +20164,7 @@
                 <w:delText xml:space="preserve">3</w:delText>
               </w:r>
             </w:del>
-            <w:ins w:id="9191" w:author="Claude (AI) - proposed" w:date="2026-10-15T20:36:00Z">
+            <w:ins w:id="9191" w:author="Claude (AI) - proposed" w:date="2026-10-18T00:28:02Z">
               <w:r>
                 <w:rPr>
                   <w:rFonts w:ascii="Arial" w:cs="Arial" w:eastAsia="Arial" w:hAnsi="Arial"/>
@@ -20314,7 +20314,7 @@
             <w:pPr>
               <w:spacing w:after="20" w:before="0"/>
             </w:pPr>
-            <w:hyperlink w:history="1" r:id="rIdgz3octuxv0fvjxwzczepk">
+            <w:hyperlink w:history="1" r:id="rIdx2nmngvvgzf9oimgryjfs">
               <w:r>
                 <w:rPr>
                   <w:rFonts w:ascii="Arial" w:cs="Arial" w:eastAsia="Arial" w:hAnsi="Arial"/>
@@ -20347,7 +20347,7 @@
               <w:spacing w:after="10" w:before="0"/>
               <w:ind w:left="120"/>
             </w:pPr>
-            <w:hyperlink w:history="1" r:id="rIdylpd82kefjb6fs-cap6ed">
+            <w:hyperlink w:history="1" r:id="rIda40nwhkvd7nxjd7ywnqhy">
               <w:r>
                 <w:rPr>
                   <w:rFonts w:ascii="Arial" w:cs="Arial" w:eastAsia="Arial" w:hAnsi="Arial"/>
@@ -20392,7 +20392,7 @@
             <w:pPr>
               <w:spacing w:after="20" w:before="0"/>
             </w:pPr>
-            <w:hyperlink w:history="1" r:id="rIdci7aulwbas3yuuycup0bj">
+            <w:hyperlink w:history="1" r:id="rIdohs2j1ytjo1h1orwtigdg">
               <w:r>
                 <w:rPr>
                   <w:rFonts w:ascii="Arial" w:cs="Arial" w:eastAsia="Arial" w:hAnsi="Arial"/>
@@ -20425,7 +20425,7 @@
               <w:spacing w:after="10" w:before="0"/>
               <w:ind w:left="120"/>
             </w:pPr>
-            <w:hyperlink w:history="1" r:id="rIdzjtjlhnxdszueqf5jgpsm">
+            <w:hyperlink w:history="1" r:id="rIdfyobz-nc1y0ifb0qszi9m">
               <w:r>
                 <w:rPr>
                   <w:rFonts w:ascii="Arial" w:cs="Arial" w:eastAsia="Arial" w:hAnsi="Arial"/>
@@ -20625,7 +20625,7 @@
             <w:pPr>
               <w:spacing w:after="20" w:before="0"/>
             </w:pPr>
-            <w:hyperlink w:history="1" r:id="rIdam8g5n_prwvnht1eu4_3h">
+            <w:hyperlink w:history="1" r:id="rIdxz6etlak_qqvvitbskfl5">
               <w:r>
                 <w:rPr>
                   <w:rFonts w:ascii="Arial" w:cs="Arial" w:eastAsia="Arial" w:hAnsi="Arial"/>
@@ -20658,7 +20658,7 @@
               <w:spacing w:after="10" w:before="0"/>
               <w:ind w:left="120"/>
             </w:pPr>
-            <w:hyperlink w:history="1" r:id="rIdp3wyu0u8ldnnlv9oon8ly">
+            <w:hyperlink w:history="1" r:id="rIdg2ztaizqnpywxwv1z5q2t">
               <w:r>
                 <w:rPr>
                   <w:rFonts w:ascii="Arial" w:cs="Arial" w:eastAsia="Arial" w:hAnsi="Arial"/>
@@ -20703,7 +20703,7 @@
             <w:pPr>
               <w:spacing w:after="20" w:before="0"/>
             </w:pPr>
-            <w:hyperlink w:history="1" r:id="rIdvomru8nohlgejz5oijvib">
+            <w:hyperlink w:history="1" r:id="rIdxkwtyp18qze72dp4zmphr">
               <w:r>
                 <w:rPr>
                   <w:rFonts w:ascii="Arial" w:cs="Arial" w:eastAsia="Arial" w:hAnsi="Arial"/>
@@ -20752,7 +20752,7 @@
               <w:spacing w:after="10" w:before="0"/>
               <w:ind w:left="120"/>
             </w:pPr>
-            <w:hyperlink w:history="1" r:id="rIdzeuineccdis6fec8_q7n6">
+            <w:hyperlink w:history="1" r:id="rIda5smfrwlgicskeytbnj3_">
               <w:r>
                 <w:rPr>
                   <w:rFonts w:ascii="Arial" w:cs="Arial" w:eastAsia="Arial" w:hAnsi="Arial"/>
@@ -20797,7 +20797,7 @@
               </w:rPr>
               <w:t xml:space="preserve">Learners engage in a structured whole-class discussion guided by three focus questions written on the board. First, they compare their completed velocity-time graph with the three 'Prediction' sketches saved from the Predict phase — identifying which prediction was most accurate and why. Second, they apply their gradient-calculation skill to a new context: the teacher displays a simplified velocity-time sketch for Runner B at the 2023 Nairobi Marathon (derived from the split-time data introduced in Lesson 1), showing Runner B's velocity dropping from approximately 5.6 m/s (</w:t>
             </w:r>
-            <w:del w:id="9192" w:author="Claude (AI) - proposed" w:date="2026-10-15T20:36:00Z">
+            <w:del w:id="9192" w:author="Claude (AI) - proposed" w:date="2026-10-18T00:28:02Z">
               <w:r>
                 <w:rPr>
                   <w:rFonts w:ascii="Arial" w:cs="Arial" w:eastAsia="Arial" w:hAnsi="Arial"/>
@@ -20825,7 +20825,7 @@
               </w:rPr>
               <w:t xml:space="preserve">20 km/h) to 4.</w:t>
             </w:r>
-            <w:del w:id="9193" w:author="Claude (AI) - proposed" w:date="2026-10-15T20:36:00Z">
+            <w:del w:id="9193" w:author="Claude (AI) - proposed" w:date="2026-10-18T00:28:02Z">
               <w:r>
                 <w:rPr>
                   <w:rFonts w:ascii="Arial" w:cs="Arial" w:eastAsia="Arial" w:hAnsi="Arial"/>
@@ -20840,7 +20840,7 @@
                 <w:delText xml:space="preserve">9</w:delText>
               </w:r>
             </w:del>
-            <w:ins w:id="9194" w:author="Claude (AI) - proposed" w:date="2026-10-15T20:36:00Z">
+            <w:ins w:id="9194" w:author="Claude (AI) - proposed" w:date="2026-10-18T00:28:02Z">
               <w:r>
                 <w:rPr>
                   <w:rFonts w:ascii="Arial" w:cs="Arial" w:eastAsia="Arial" w:hAnsi="Arial"/>
@@ -20868,7 +20868,7 @@
               </w:rPr>
               <w:t xml:space="preserve"> m/s (</w:t>
             </w:r>
-            <w:del w:id="9195" w:author="Claude (AI) - proposed" w:date="2026-10-15T20:36:00Z">
+            <w:del w:id="9195" w:author="Claude (AI) - proposed" w:date="2026-10-18T00:28:02Z">
               <w:r>
                 <w:rPr>
                   <w:rFonts w:ascii="Arial" w:cs="Arial" w:eastAsia="Arial" w:hAnsi="Arial"/>
@@ -20883,7 +20883,7 @@
                 <w:delText xml:space="preserve">17.6</w:delText>
               </w:r>
             </w:del>
-            <w:ins w:id="9196" w:author="Claude (AI) - proposed" w:date="2026-10-15T20:36:00Z">
+            <w:ins w:id="9196" w:author="Claude (AI) - proposed" w:date="2026-10-18T00:28:02Z">
               <w:r>
                 <w:rPr>
                   <w:rFonts w:ascii="Arial" w:cs="Arial" w:eastAsia="Arial" w:hAnsi="Arial"/>
@@ -20911,7 +20911,7 @@
               </w:rPr>
               <w:t xml:space="preserve"> km/h) </w:t>
             </w:r>
-            <w:del w:id="9197" w:author="Claude (AI) - proposed" w:date="2026-10-15T20:36:00Z">
+            <w:del w:id="9197" w:author="Claude (AI) - proposed" w:date="2026-10-18T00:28:02Z">
               <w:r>
                 <w:rPr>
                   <w:rFonts w:ascii="Arial" w:cs="Arial" w:eastAsia="Arial" w:hAnsi="Arial"/>
@@ -20926,7 +20926,7 @@
                 <w:delText xml:space="preserve">between km 25 and km 35, then surging back</w:delText>
               </w:r>
             </w:del>
-            <w:ins w:id="9198" w:author="Claude (AI) - proposed" w:date="2026-10-15T20:36:00Z">
+            <w:ins w:id="9198" w:author="Claude (AI) - proposed" w:date="2026-10-18T00:28:02Z">
               <w:r>
                 <w:rPr>
                   <w:rFonts w:ascii="Arial" w:cs="Arial" w:eastAsia="Arial" w:hAnsi="Arial"/>
@@ -20954,7 +20954,7 @@
               </w:rPr>
               <w:t xml:space="preserve"> to 6.</w:t>
             </w:r>
-            <w:del w:id="9199" w:author="Claude (AI) - proposed" w:date="2026-10-15T20:36:00Z">
+            <w:del w:id="9199" w:author="Claude (AI) - proposed" w:date="2026-10-18T00:28:02Z">
               <w:r>
                 <w:rPr>
                   <w:rFonts w:ascii="Arial" w:cs="Arial" w:eastAsia="Arial" w:hAnsi="Arial"/>
@@ -20969,7 +20969,7 @@
                 <w:delText xml:space="preserve">2</w:delText>
               </w:r>
             </w:del>
-            <w:ins w:id="9200" w:author="Claude (AI) - proposed" w:date="2026-10-15T20:36:00Z">
+            <w:ins w:id="9200" w:author="Claude (AI) - proposed" w:date="2026-10-18T00:28:02Z">
               <w:r>
                 <w:rPr>
                   <w:rFonts w:ascii="Arial" w:cs="Arial" w:eastAsia="Arial" w:hAnsi="Arial"/>
@@ -20997,7 +20997,7 @@
               </w:rPr>
               <w:t xml:space="preserve"> m/s</w:t>
             </w:r>
-            <w:ins w:id="9201" w:author="Claude (AI) - proposed" w:date="2026-10-15T20:36:00Z">
+            <w:ins w:id="9201" w:author="Claude (AI) - proposed" w:date="2026-10-18T00:28:02Z">
               <w:r>
                 <w:rPr>
                   <w:rFonts w:ascii="Arial" w:cs="Arial" w:eastAsia="Arial" w:hAnsi="Arial"/>
@@ -21025,7 +21025,7 @@
               </w:rPr>
               <w:t xml:space="preserve"> in the final 2 km (km 40–42). Learners calculate the gradient (acceleration) for each </w:t>
             </w:r>
-            <w:del w:id="9202" w:author="Claude (AI) - proposed" w:date="2026-10-15T20:36:00Z">
+            <w:del w:id="9202" w:author="Claude (AI) - proposed" w:date="2026-10-18T00:28:02Z">
               <w:r>
                 <w:rPr>
                   <w:rFonts w:ascii="Arial" w:cs="Arial" w:eastAsia="Arial" w:hAnsi="Arial"/>
@@ -21040,7 +21040,7 @@
                 <w:delText xml:space="preserve">segment</w:delText>
               </w:r>
             </w:del>
-            <w:ins w:id="9203" w:author="Claude (AI) - proposed" w:date="2026-10-15T20:36:00Z">
+            <w:ins w:id="9203" w:author="Claude (AI) - proposed" w:date="2026-10-18T00:28:02Z">
               <w:r>
                 <w:rPr>
                   <w:rFonts w:ascii="Arial" w:cs="Arial" w:eastAsia="Arial" w:hAnsi="Arial"/>
@@ -21068,7 +21068,7 @@
               </w:rPr>
               <w:t xml:space="preserve"> and annotate their marathon data sheet. Third, learners write a two-sentence explanation in their exercise books: 'The gradient of a velocity-time graph tells us ___. This explains what happened to Runner B </w:t>
             </w:r>
-            <w:del w:id="9204" w:author="Claude (AI) - proposed" w:date="2026-10-15T20:36:00Z">
+            <w:del w:id="9204" w:author="Claude (AI) - proposed" w:date="2026-10-18T00:28:02Z">
               <w:r>
                 <w:rPr>
                   <w:rFonts w:ascii="Arial" w:cs="Arial" w:eastAsia="Arial" w:hAnsi="Arial"/>
@@ -21083,7 +21083,7 @@
                 <w:delText xml:space="preserve">between km 35 and km 42</w:delText>
               </w:r>
             </w:del>
-            <w:ins w:id="9205" w:author="Claude (AI) - proposed" w:date="2026-10-15T20:36:00Z">
+            <w:ins w:id="9205" w:author="Claude (AI) - proposed" w:date="2026-10-18T00:28:02Z">
               <w:r>
                 <w:rPr>
                   <w:rFonts w:ascii="Arial" w:cs="Arial" w:eastAsia="Arial" w:hAnsi="Arial"/>
@@ -21144,7 +21144,7 @@
               </w:rPr>
               <w:t xml:space="preserve">Return to the three prediction sketches on the board. Say: 'Look at Prediction A, B, and C. Your real graph is now in front of you. Which prediction was closest to the truth — and more importantly, which part of the prediction was wrong and why?' Cold-call the learner whose sketch was used for 'Prediction C' (the straight diagonal line): 'Looking at your prediction now, what would a straight diagonal line across the whole graph have meant about the matatu's motion?' Apply 15-second wait time. Accept and build on the answer. Then transition: 'We have been thinking about a matatu. Let us go back to our marathon.' Project or draw the Runner B velocity-time sketch on the board. Say: 'This is a velocity-time sketch for Runner B, constructed from the split-time data we have been using since Lesson 1. I want you to calculate the gradient </w:t>
             </w:r>
-            <w:del w:id="9206" w:author="Claude (AI) - proposed" w:date="2026-10-15T20:36:00Z">
+            <w:del w:id="9206" w:author="Claude (AI) - proposed" w:date="2026-10-18T00:28:02Z">
               <w:r>
                 <w:rPr>
                   <w:rFonts w:ascii="Arial" w:cs="Arial" w:eastAsia="Arial" w:hAnsi="Arial"/>
@@ -21159,7 +21159,7 @@
                 <w:delText xml:space="preserve">between km 35 and km 42 — remember</w:delText>
               </w:r>
             </w:del>
-            <w:ins w:id="9207" w:author="Claude (AI) - proposed" w:date="2026-10-15T20:36:00Z">
+            <w:ins w:id="9207" w:author="Claude (AI) - proposed" w:date="2026-10-18T00:28:02Z">
               <w:r>
                 <w:rPr>
                   <w:rFonts w:ascii="Arial" w:cs="Arial" w:eastAsia="Arial" w:hAnsi="Arial"/>
@@ -21187,7 +21187,7 @@
               </w:rPr>
               <w:t xml:space="preserve">, time values are on the x-axis</w:t>
             </w:r>
-            <w:ins w:id="9208" w:author="Claude (AI) - proposed" w:date="2026-10-15T20:36:00Z">
+            <w:ins w:id="9208" w:author="Claude (AI) - proposed" w:date="2026-10-18T00:28:02Z">
               <w:r>
                 <w:rPr>
                   <w:rFonts w:ascii="Arial" w:cs="Arial" w:eastAsia="Arial" w:hAnsi="Arial"/>
@@ -21215,7 +21215,7 @@
               </w:rPr>
               <w:t xml:space="preserve">. Work individually for 3 minutes.' After 3 minutes, cold-call 2 learners for their gradient values and units. Write: 'Runner B's acceleration in the final sprint = </w:t>
             </w:r>
-            <w:ins w:id="9209" w:author="Claude (AI) - proposed" w:date="2026-10-15T20:36:00Z">
+            <w:ins w:id="9209" w:author="Claude (AI) - proposed" w:date="2026-10-18T00:28:02Z">
               <w:r>
                 <w:rPr>
                   <w:rFonts w:ascii="Arial" w:cs="Arial" w:eastAsia="Arial" w:hAnsi="Arial"/>
@@ -21243,7 +21243,7 @@
               </w:rPr>
               <w:t xml:space="preserve">+0.</w:t>
             </w:r>
-            <w:del w:id="9210" w:author="Claude (AI) - proposed" w:date="2026-10-15T20:36:00Z">
+            <w:del w:id="9210" w:author="Claude (AI) - proposed" w:date="2026-10-18T00:28:02Z">
               <w:r>
                 <w:rPr>
                   <w:rFonts w:ascii="Arial" w:cs="Arial" w:eastAsia="Arial" w:hAnsi="Arial"/>
@@ -21258,7 +21258,7 @@
                 <w:delText xml:space="preserve">027</w:delText>
               </w:r>
             </w:del>
-            <w:ins w:id="9211" w:author="Claude (AI) - proposed" w:date="2026-10-15T20:36:00Z">
+            <w:ins w:id="9211" w:author="Claude (AI) - proposed" w:date="2026-10-18T00:28:02Z">
               <w:r>
                 <w:rPr>
                   <w:rFonts w:ascii="Arial" w:cs="Arial" w:eastAsia="Arial" w:hAnsi="Arial"/>
@@ -21408,7 +21408,7 @@
             <w:pPr>
               <w:spacing w:after="20" w:before="0"/>
             </w:pPr>
-            <w:hyperlink w:history="1" r:id="rId9kqomtemeg_6mdj9xia1i">
+            <w:hyperlink w:history="1" r:id="rIdpae6kpktdwvaup_02eo9k">
               <w:r>
                 <w:rPr>
                   <w:rFonts w:ascii="Arial" w:cs="Arial" w:eastAsia="Arial" w:hAnsi="Arial"/>
@@ -21441,7 +21441,7 @@
               <w:spacing w:after="10" w:before="0"/>
               <w:ind w:left="120"/>
             </w:pPr>
-            <w:hyperlink w:history="1" r:id="rId6vy1t5vw4drsickv9fuys">
+            <w:hyperlink w:history="1" r:id="rIdhpewkwy7o5zt8osivkc8a">
               <w:r>
                 <w:rPr>
                   <w:rFonts w:ascii="Arial" w:cs="Arial" w:eastAsia="Arial" w:hAnsi="Arial"/>
@@ -21486,7 +21486,7 @@
             <w:pPr>
               <w:spacing w:after="20" w:before="0"/>
             </w:pPr>
-            <w:hyperlink w:history="1" r:id="rIdswgldnpltnoyayat3x0q3">
+            <w:hyperlink w:history="1" r:id="rIdhqgjepjk443gl-njmfcr4">
               <w:r>
                 <w:rPr>
                   <w:rFonts w:ascii="Arial" w:cs="Arial" w:eastAsia="Arial" w:hAnsi="Arial"/>
@@ -21535,7 +21535,7 @@
               <w:spacing w:after="10" w:before="0"/>
               <w:ind w:left="120"/>
             </w:pPr>
-            <w:hyperlink w:history="1" r:id="rIdjjt6e7lpddhbjcnl0hjau">
+            <w:hyperlink w:history="1" r:id="rId4zixo4pgrde7zp8l98a4n">
               <w:r>
                 <w:rPr>
                   <w:rFonts w:ascii="Arial" w:cs="Arial" w:eastAsia="Arial" w:hAnsi="Arial"/>
@@ -21679,7 +21679,7 @@
               </w:rPr>
               <w:t xml:space="preserve">Teacher scans the sticky notes / written DQB contributions for two indicators: (1) Are 'confident claims' genuinely supported by evidence from today's work (e.g., 'We can calculate Runner B's acceleration in the sprint finish as +0.</w:t>
             </w:r>
-            <w:del w:id="9212" w:author="Claude (AI) - proposed" w:date="2026-10-15T20:36:00Z">
+            <w:del w:id="9212" w:author="Claude (AI) - proposed" w:date="2026-10-18T00:28:02Z">
               <w:r>
                 <w:rPr>
                   <w:rFonts w:ascii="Arial" w:cs="Arial" w:eastAsia="Arial" w:hAnsi="Arial"/>
@@ -21694,7 +21694,7 @@
                 <w:delText xml:space="preserve">027</w:delText>
               </w:r>
             </w:del>
-            <w:ins w:id="9213" w:author="Claude (AI) - proposed" w:date="2026-10-15T20:36:00Z">
+            <w:ins w:id="9213" w:author="Claude (AI) - proposed" w:date="2026-10-18T00:28:02Z">
               <w:r>
                 <w:rPr>
                   <w:rFonts w:ascii="Arial" w:cs="Arial" w:eastAsia="Arial" w:hAnsi="Arial"/>
@@ -21778,7 +21778,7 @@
             <w:pPr>
               <w:spacing w:after="20" w:before="0"/>
             </w:pPr>
-            <w:hyperlink w:history="1" r:id="rId-8bfyciofueizb1n3adft">
+            <w:hyperlink w:history="1" r:id="rIdclza5euzqbkcz2nx-rqxd">
               <w:r>
                 <w:rPr>
                   <w:rFonts w:ascii="Arial" w:cs="Arial" w:eastAsia="Arial" w:hAnsi="Arial"/>
@@ -21827,7 +21827,7 @@
               <w:spacing w:after="10" w:before="0"/>
               <w:ind w:left="120"/>
             </w:pPr>
-            <w:hyperlink w:history="1" r:id="rId9z-5t7rvozlysvq-kkgc_">
+            <w:hyperlink w:history="1" r:id="rIdjfjz30qydax4bmpgdafwh">
               <w:r>
                 <w:rPr>
                   <w:rFonts w:ascii="Arial" w:cs="Arial" w:eastAsia="Arial" w:hAnsi="Arial"/>
@@ -21872,7 +21872,7 @@
             <w:pPr>
               <w:spacing w:after="20" w:before="0"/>
             </w:pPr>
-            <w:hyperlink w:history="1" r:id="rIdckjqcltqzyyijxfeebnha">
+            <w:hyperlink w:history="1" r:id="rIdolfwq_8zgqgh-ppu0xjxj">
               <w:r>
                 <w:rPr>
                   <w:rFonts w:ascii="Arial" w:cs="Arial" w:eastAsia="Arial" w:hAnsi="Arial"/>
@@ -21921,7 +21921,7 @@
               <w:spacing w:after="10" w:before="0"/>
               <w:ind w:left="120"/>
             </w:pPr>
-            <w:hyperlink w:history="1" r:id="rIdjasqqacns_fhm2k9miwpv">
+            <w:hyperlink w:history="1" r:id="rIdlwue2qrzd3o3ecyhl5-fu">
               <w:r>
                 <w:rPr>
                   <w:rFonts w:ascii="Arial" w:cs="Arial" w:eastAsia="Arial" w:hAnsi="Arial"/>
@@ -22370,7 +22370,7 @@
               </w:rPr>
               <w:t xml:space="preserve">Learners observed that a velocity-time graph for a matatu journey </w:t>
             </w:r>
-            <w:del w:id="9214" w:author="Claude (AI) - proposed" w:date="2026-10-15T20:36:00Z">
+            <w:del w:id="9214" w:author="Claude (AI) - proposed" w:date="2026-10-18T00:28:02Z">
               <w:r>
                 <w:rPr>
                   <w:rFonts w:ascii="Arial" w:cs="Arial" w:eastAsia="Arial" w:hAnsi="Arial"/>
@@ -22385,7 +22385,7 @@
                 <w:delText xml:space="preserve">on Uhuru Highway</w:delText>
               </w:r>
             </w:del>
-            <w:ins w:id="9215" w:author="Claude (AI) - proposed" w:date="2026-10-15T20:36:00Z">
+            <w:ins w:id="9215" w:author="Claude (AI) - proposed" w:date="2026-10-18T00:28:02Z">
               <w:r>
                 <w:rPr>
                   <w:rFonts w:ascii="Arial" w:cs="Arial" w:eastAsia="Arial" w:hAnsi="Arial"/>
@@ -22549,7 +22549,7 @@
               </w:rPr>
               <w:t xml:space="preserve">The velocity-time graph of the Nairobi Marathon now mathematically explains what the split-time tables could only hint at: Runner B's </w:t>
             </w:r>
-            <w:del w:id="9216" w:author="Claude (AI) - proposed" w:date="2026-10-15T20:36:00Z">
+            <w:del w:id="9216" w:author="Claude (AI) - proposed" w:date="2026-10-18T00:28:02Z">
               <w:r>
                 <w:rPr>
                   <w:rFonts w:ascii="Arial" w:cs="Arial" w:eastAsia="Arial" w:hAnsi="Arial"/>
@@ -22564,7 +22564,7 @@
                 <w:delText xml:space="preserve">steep positive gradient between km 35 and km 42</w:delText>
               </w:r>
             </w:del>
-            <w:ins w:id="9217" w:author="Claude (AI) - proposed" w:date="2026-10-15T20:36:00Z">
+            <w:ins w:id="9217" w:author="Claude (AI) - proposed" w:date="2026-10-18T00:28:02Z">
               <w:r>
                 <w:rPr>
                   <w:rFonts w:ascii="Arial" w:cs="Arial" w:eastAsia="Arial" w:hAnsi="Arial"/>
@@ -22592,7 +22592,7 @@
               </w:rPr>
               <w:t xml:space="preserve"> confirms a genuine sprint-finish acceleration, but the graph also shows that his velocity during km 25–</w:t>
             </w:r>
-            <w:del w:id="9218" w:author="Claude (AI) - proposed" w:date="2026-10-15T20:36:00Z">
+            <w:del w:id="9218" w:author="Claude (AI) - proposed" w:date="2026-10-18T00:28:02Z">
               <w:r>
                 <w:rPr>
                   <w:rFonts w:ascii="Arial" w:cs="Arial" w:eastAsia="Arial" w:hAnsi="Arial"/>
@@ -22607,7 +22607,7 @@
                 <w:delText xml:space="preserve">35</w:delText>
               </w:r>
             </w:del>
-            <w:ins w:id="9219" w:author="Claude (AI) - proposed" w:date="2026-10-15T20:36:00Z">
+            <w:ins w:id="9219" w:author="Claude (AI) - proposed" w:date="2026-10-18T00:28:02Z">
               <w:r>
                 <w:rPr>
                   <w:rFonts w:ascii="Arial" w:cs="Arial" w:eastAsia="Arial" w:hAnsi="Arial"/>
@@ -22655,7 +22655,7 @@
         </w:rPr>
         <w:t xml:space="preserve">© 2026 SeaVuria and ARES. Aligned with KICD objectives. Developed by SeaVuria; technical implementation by ARES (with AI assistance from Claude). Licensed under </w:t>
       </w:r>
-      <w:hyperlink w:history="1" r:id="rIddjwii2w2c3xxeungiewih">
+      <w:hyperlink w:history="1" r:id="rIdtvumu9fwtxrwdthgu9miw">
         <w:r>
           <w:rPr>
             <w:rFonts w:ascii="Arial" w:cs="Arial" w:eastAsia="Arial" w:hAnsi="Arial"/>
@@ -22676,7 +22676,7 @@
         </w:rPr>
         <w:t xml:space="preserve"> (</w:t>
       </w:r>
-      <w:hyperlink w:history="1" r:id="rId0ysjdv80b3ikwi3thk8ej">
+      <w:hyperlink w:history="1" r:id="rIdmhtacxmqpz2anagu9bett">
         <w:r>
           <w:rPr>
             <w:rFonts w:ascii="Arial" w:cs="Arial" w:eastAsia="Arial" w:hAnsi="Arial"/>
@@ -23265,7 +23265,7 @@
               </w:rPr>
               <w:t xml:space="preserve">In Lessons </w:t>
             </w:r>
-            <w:del w:id="9220" w:author="Claude (AI) - proposed" w:date="2026-10-15T20:36:00Z">
+            <w:del w:id="9220" w:author="Claude (AI) - proposed" w:date="2026-10-18T00:28:02Z">
               <w:r>
                 <w:rPr>
                   <w:rFonts w:ascii="Arial" w:cs="Arial" w:eastAsia="Arial" w:hAnsi="Arial"/>
@@ -23280,7 +23280,7 @@
                 <w:delText xml:space="preserve">4–5</w:delText>
               </w:r>
             </w:del>
-            <w:ins w:id="9221" w:author="Claude (AI) - proposed" w:date="2026-10-15T20:36:00Z">
+            <w:ins w:id="9221" w:author="Claude (AI) - proposed" w:date="2026-10-18T00:28:02Z">
               <w:r>
                 <w:rPr>
                   <w:rFonts w:ascii="Arial" w:cs="Arial" w:eastAsia="Arial" w:hAnsi="Arial"/>
@@ -23308,7 +23308,7 @@
               </w:rPr>
               <w:t xml:space="preserve"> learners mastered displacement-time graphs</w:t>
             </w:r>
-            <w:del w:id="9222" w:author="Claude (AI) - proposed" w:date="2026-10-15T20:36:00Z">
+            <w:del w:id="9222" w:author="Claude (AI) - proposed" w:date="2026-10-18T00:28:02Z">
               <w:r>
                 <w:rPr>
                   <w:rFonts w:ascii="Arial" w:cs="Arial" w:eastAsia="Arial" w:hAnsi="Arial"/>
@@ -23323,7 +23323,7 @@
                 <w:delText xml:space="preserve"> and average speed</w:delText>
               </w:r>
             </w:del>
-            <w:ins w:id="9223" w:author="Claude (AI) - proposed" w:date="2026-10-15T20:36:00Z">
+            <w:ins w:id="9223" w:author="Claude (AI) - proposed" w:date="2026-10-18T00:28:02Z">
               <w:r>
                 <w:rPr>
                   <w:rFonts w:ascii="Arial" w:cs="Arial" w:eastAsia="Arial" w:hAnsi="Arial"/>
@@ -23351,7 +23351,7 @@
               </w:rPr>
               <w:t xml:space="preserve">. Lesson 6 introduces the velocity-time graph as the next evidence layer: learners discover that the shape of Runner B's velocity-time graph — specifically the </w:t>
             </w:r>
-            <w:del w:id="9224" w:author="Claude (AI) - proposed" w:date="2026-10-15T20:36:00Z">
+            <w:del w:id="9224" w:author="Claude (AI) - proposed" w:date="2026-10-18T00:28:02Z">
               <w:r>
                 <w:rPr>
                   <w:rFonts w:ascii="Arial" w:cs="Arial" w:eastAsia="Arial" w:hAnsi="Arial"/>
@@ -23366,7 +23366,7 @@
                 <w:delText xml:space="preserve">area lost under the curve between 25 km and 35 km</w:delText>
               </w:r>
             </w:del>
-            <w:ins w:id="9225" w:author="Claude (AI) - proposed" w:date="2026-10-15T20:36:00Z">
+            <w:ins w:id="9225" w:author="Claude (AI) - proposed" w:date="2026-10-18T00:28:02Z">
               <w:r>
                 <w:rPr>
                   <w:rFonts w:ascii="Arial" w:cs="Arial" w:eastAsia="Arial" w:hAnsi="Arial"/>
@@ -23557,7 +23557,7 @@
               </w:rPr>
               <w:t xml:space="preserve">Learners begin by predicting what a velocity-time graph for each marathon runner might look like, sketching rough curves from intuition. They then receive printed velocity-time data tables for two real-world Kenyan contexts — an SGR Madaraka Express journey (Nairobi–Mombasa segment) and a 400 m school race at Nakuru High School — and plot and interpret these graphs carefully. Through guided sensemaking, learners discover how to extract acceleration from gradient and total distance from area under the graph using rectangles, trapeziums, and square-counting. They apply this understanding retrospectively to Runner A and Runner B's velocity-time graphs, computing the area under each </w:t>
             </w:r>
-            <w:del w:id="9226" w:author="Claude (AI) - proposed" w:date="2026-10-15T20:36:00Z">
+            <w:del w:id="9226" w:author="Claude (AI) - proposed" w:date="2026-10-18T00:28:02Z">
               <w:r>
                 <w:rPr>
                   <w:rFonts w:ascii="Arial" w:cs="Arial" w:eastAsia="Arial" w:hAnsi="Arial"/>
@@ -23572,7 +23572,7 @@
                 <w:delText xml:space="preserve">curve for the 25–35 km segment</w:delText>
               </w:r>
             </w:del>
-            <w:ins w:id="9227" w:author="Claude (AI) - proposed" w:date="2026-10-15T20:36:00Z">
+            <w:ins w:id="9227" w:author="Claude (AI) - proposed" w:date="2026-10-18T00:28:02Z">
               <w:r>
                 <w:rPr>
                   <w:rFonts w:ascii="Arial" w:cs="Arial" w:eastAsia="Arial" w:hAnsi="Arial"/>
@@ -23888,7 +23888,7 @@
             <w:pPr>
               <w:spacing w:after="20" w:before="0"/>
             </w:pPr>
-            <w:hyperlink w:history="1" r:id="rIdojcrtblufkwzhhbzvv0qy">
+            <w:hyperlink w:history="1" r:id="rIdwbe-qs9o1e3jamo1yk2lf">
               <w:r>
                 <w:rPr>
                   <w:rFonts w:ascii="Arial" w:cs="Arial" w:eastAsia="Arial" w:hAnsi="Arial"/>
@@ -23921,7 +23921,7 @@
               <w:spacing w:after="10" w:before="0"/>
               <w:ind w:left="120"/>
             </w:pPr>
-            <w:hyperlink w:history="1" r:id="rIdnyhyyomgcpshjme-mbs8o">
+            <w:hyperlink w:history="1" r:id="rIdigmnod-wcbcfcklwi4mvv">
               <w:r>
                 <w:rPr>
                   <w:rFonts w:ascii="Arial" w:cs="Arial" w:eastAsia="Arial" w:hAnsi="Arial"/>
@@ -23966,7 +23966,7 @@
             <w:pPr>
               <w:spacing w:after="20" w:before="0"/>
             </w:pPr>
-            <w:hyperlink w:history="1" r:id="rId4v_nlihpc97uq6obzq-d2">
+            <w:hyperlink w:history="1" r:id="rIdstimtlqdhkkfyqytiz24k">
               <w:r>
                 <w:rPr>
                   <w:rFonts w:ascii="Arial" w:cs="Arial" w:eastAsia="Arial" w:hAnsi="Arial"/>
@@ -23999,7 +23999,7 @@
               <w:spacing w:after="10" w:before="0"/>
               <w:ind w:left="120"/>
             </w:pPr>
-            <w:hyperlink w:history="1" r:id="rId9houhl02_gvrdojglqee-">
+            <w:hyperlink w:history="1" r:id="rId_feowpzgsfvk2lthioo0v">
               <w:r>
                 <w:rPr>
                   <w:rFonts w:ascii="Arial" w:cs="Arial" w:eastAsia="Arial" w:hAnsi="Arial"/>
@@ -24199,7 +24199,7 @@
             <w:pPr>
               <w:spacing w:after="20" w:before="0"/>
             </w:pPr>
-            <w:hyperlink w:history="1" r:id="rIdgp6dwswbpgeuwxo4o2khk">
+            <w:hyperlink w:history="1" r:id="rIdgng8pfbxu3ginuvuhhgay">
               <w:r>
                 <w:rPr>
                   <w:rFonts w:ascii="Arial" w:cs="Arial" w:eastAsia="Arial" w:hAnsi="Arial"/>
@@ -24232,7 +24232,7 @@
               <w:spacing w:after="10" w:before="0"/>
               <w:ind w:left="120"/>
             </w:pPr>
-            <w:hyperlink w:history="1" r:id="rIdbefhqxbpmc2-ydwuyzi6q">
+            <w:hyperlink w:history="1" r:id="rIdmu7uzvbrkwweoo_v7jb1c">
               <w:r>
                 <w:rPr>
                   <w:rFonts w:ascii="Arial" w:cs="Arial" w:eastAsia="Arial" w:hAnsi="Arial"/>
@@ -24277,7 +24277,7 @@
             <w:pPr>
               <w:spacing w:after="20" w:before="0"/>
             </w:pPr>
-            <w:hyperlink w:history="1" r:id="rIdgo42cxytb5azhkzwrejqs">
+            <w:hyperlink w:history="1" r:id="rIdlhs2dqyxc7aub3f4wk-6z">
               <w:r>
                 <w:rPr>
                   <w:rFonts w:ascii="Arial" w:cs="Arial" w:eastAsia="Arial" w:hAnsi="Arial"/>
@@ -24310,7 +24310,7 @@
               <w:spacing w:after="10" w:before="0"/>
               <w:ind w:left="120"/>
             </w:pPr>
-            <w:hyperlink w:history="1" r:id="rIdesnwtovh86qwfbhg5htji">
+            <w:hyperlink w:history="1" r:id="rIdjetw-wmkvnvjdxoriykyz">
               <w:r>
                 <w:rPr>
                   <w:rFonts w:ascii="Arial" w:cs="Arial" w:eastAsia="Arial" w:hAnsi="Arial"/>
@@ -24355,7 +24355,7 @@
               </w:rPr>
               <w:t xml:space="preserve">Learners work in groups of four to plot and read two velocity-time graphs from printed data tables. GRAPH 1 — SGR Madaraka Express (</w:t>
             </w:r>
-            <w:ins w:id="9228" w:author="Claude (AI) - proposed" w:date="2026-10-15T20:36:00Z">
+            <w:ins w:id="9228" w:author="Claude (AI) - proposed" w:date="2026-10-18T00:28:02Z">
               <w:r>
                 <w:rPr>
                   <w:rFonts w:ascii="Arial" w:cs="Arial" w:eastAsia="Arial" w:hAnsi="Arial"/>
@@ -24383,7 +24383,7 @@
               </w:rPr>
               <w:t xml:space="preserve">Nairobi to Athi River</w:t>
             </w:r>
-            <w:del w:id="9229" w:author="Claude (AI) - proposed" w:date="2026-10-15T20:36:00Z">
+            <w:del w:id="9229" w:author="Claude (AI) - proposed" w:date="2026-10-18T00:28:02Z">
               <w:r>
                 <w:rPr>
                   <w:rFonts w:ascii="Arial" w:cs="Arial" w:eastAsia="Arial" w:hAnsi="Arial"/>
@@ -24398,7 +24398,7 @@
                 <w:delText xml:space="preserve"> segment, approximately 30 minutes</w:delText>
               </w:r>
             </w:del>
-            <w:ins w:id="9230" w:author="Claude (AI) - proposed" w:date="2026-10-15T20:36:00Z">
+            <w:ins w:id="9230" w:author="Claude (AI) - proposed" w:date="2026-10-18T00:28:02Z">
               <w:r>
                 <w:rPr>
                   <w:rFonts w:ascii="Arial" w:cs="Arial" w:eastAsia="Arial" w:hAnsi="Arial"/>
@@ -24426,7 +24426,7 @@
               </w:rPr>
               <w:t xml:space="preserve">): the table gives velocity in km/h at 5-minute intervals</w:t>
             </w:r>
-            <w:del w:id="9231" w:author="Claude (AI) - proposed" w:date="2026-10-15T20:36:00Z">
+            <w:del w:id="9231" w:author="Claude (AI) - proposed" w:date="2026-10-18T00:28:02Z">
               <w:r>
                 <w:rPr>
                   <w:rFonts w:ascii="Arial" w:cs="Arial" w:eastAsia="Arial" w:hAnsi="Arial"/>
@@ -24441,7 +24441,7 @@
                 <w:delText xml:space="preserve">:</w:delText>
               </w:r>
             </w:del>
-            <w:ins w:id="9232" w:author="Claude (AI) - proposed" w:date="2026-10-15T20:36:00Z">
+            <w:ins w:id="9232" w:author="Claude (AI) - proposed" w:date="2026-10-18T00:28:02Z">
               <w:r>
                 <w:rPr>
                   <w:rFonts w:ascii="Arial" w:cs="Arial" w:eastAsia="Arial" w:hAnsi="Arial"/>
@@ -24469,7 +24469,7 @@
               </w:rPr>
               <w:t xml:space="preserve"> 0, 60, 120, </w:t>
             </w:r>
-            <w:del w:id="9233" w:author="Claude (AI) - proposed" w:date="2026-10-15T20:36:00Z">
+            <w:del w:id="9233" w:author="Claude (AI) - proposed" w:date="2026-10-18T00:28:02Z">
               <w:r>
                 <w:rPr>
                   <w:rFonts w:ascii="Arial" w:cs="Arial" w:eastAsia="Arial" w:hAnsi="Arial"/>
@@ -24484,7 +24484,7 @@
                 <w:delText xml:space="preserve">150, 150, 150, 130, 90</w:delText>
               </w:r>
             </w:del>
-            <w:ins w:id="9234" w:author="Claude (AI) - proposed" w:date="2026-10-15T20:36:00Z">
+            <w:ins w:id="9234" w:author="Claude (AI) - proposed" w:date="2026-10-18T00:28:02Z">
               <w:r>
                 <w:rPr>
                   <w:rFonts w:ascii="Arial" w:cs="Arial" w:eastAsia="Arial" w:hAnsi="Arial"/>
@@ -24512,7 +24512,7 @@
               </w:rPr>
               <w:t xml:space="preserve">, 0. Learners plot this on a 1 cm = </w:t>
             </w:r>
-            <w:del w:id="9235" w:author="Claude (AI) - proposed" w:date="2026-10-15T20:36:00Z">
+            <w:del w:id="9235" w:author="Claude (AI) - proposed" w:date="2026-10-18T00:28:02Z">
               <w:r>
                 <w:rPr>
                   <w:rFonts w:ascii="Arial" w:cs="Arial" w:eastAsia="Arial" w:hAnsi="Arial"/>
@@ -24527,7 +24527,7 @@
                 <w:delText xml:space="preserve">10</w:delText>
               </w:r>
             </w:del>
-            <w:ins w:id="9236" w:author="Claude (AI) - proposed" w:date="2026-10-15T20:36:00Z">
+            <w:ins w:id="9236" w:author="Claude (AI) - proposed" w:date="2026-10-18T00:28:02Z">
               <w:r>
                 <w:rPr>
                   <w:rFonts w:ascii="Arial" w:cs="Arial" w:eastAsia="Arial" w:hAnsi="Arial"/>
@@ -24555,7 +24555,7 @@
               </w:rPr>
               <w:t xml:space="preserve"> minutes (x) and 1 cm = 20 km/h (y) grid. GRAPH 2 — 400 m school race at Nakuru High School: the table gives velocity in m/s at </w:t>
             </w:r>
-            <w:del w:id="9237" w:author="Claude (AI) - proposed" w:date="2026-10-15T20:36:00Z">
+            <w:del w:id="9237" w:author="Claude (AI) - proposed" w:date="2026-10-18T00:28:02Z">
               <w:r>
                 <w:rPr>
                   <w:rFonts w:ascii="Arial" w:cs="Arial" w:eastAsia="Arial" w:hAnsi="Arial"/>
@@ -24570,7 +24570,7 @@
                 <w:delText xml:space="preserve">2</w:delText>
               </w:r>
             </w:del>
-            <w:ins w:id="9238" w:author="Claude (AI) - proposed" w:date="2026-10-15T20:36:00Z">
+            <w:ins w:id="9238" w:author="Claude (AI) - proposed" w:date="2026-10-18T00:28:02Z">
               <w:r>
                 <w:rPr>
                   <w:rFonts w:ascii="Arial" w:cs="Arial" w:eastAsia="Arial" w:hAnsi="Arial"/>
@@ -24598,7 +24598,7 @@
               </w:rPr>
               <w:t xml:space="preserve">-second intervals over 60 seconds </w:t>
             </w:r>
-            <w:ins w:id="9239" w:author="Claude (AI) - proposed" w:date="2026-10-15T20:36:00Z">
+            <w:ins w:id="9239" w:author="Claude (AI) - proposed" w:date="2026-10-18T00:28:02Z">
               <w:r>
                 <w:rPr>
                   <w:rFonts w:ascii="Arial" w:cs="Arial" w:eastAsia="Arial" w:hAnsi="Arial"/>
@@ -24626,7 +24626,7 @@
               </w:rPr>
               <w:t xml:space="preserve">for two athletes</w:t>
             </w:r>
-            <w:del w:id="9240" w:author="Claude (AI) - proposed" w:date="2026-10-15T20:36:00Z">
+            <w:del w:id="9240" w:author="Claude (AI) - proposed" w:date="2026-10-18T00:28:02Z">
               <w:r>
                 <w:rPr>
                   <w:rFonts w:ascii="Arial" w:cs="Arial" w:eastAsia="Arial" w:hAnsi="Arial"/>
@@ -24641,7 +24641,7 @@
                 <w:delText xml:space="preserve">,</w:delText>
               </w:r>
             </w:del>
-            <w:ins w:id="9241" w:author="Claude (AI) - proposed" w:date="2026-10-15T20:36:00Z">
+            <w:ins w:id="9241" w:author="Claude (AI) - proposed" w:date="2026-10-18T00:28:02Z">
               <w:r>
                 <w:rPr>
                   <w:rFonts w:ascii="Arial" w:cs="Arial" w:eastAsia="Arial" w:hAnsi="Arial"/>
@@ -24669,7 +24669,7 @@
               </w:rPr>
               <w:t xml:space="preserve"> Athlete Achieng (steady pace) </w:t>
             </w:r>
-            <w:del w:id="9242" w:author="Claude (AI) - proposed" w:date="2026-10-15T20:36:00Z">
+            <w:del w:id="9242" w:author="Claude (AI) - proposed" w:date="2026-10-18T00:28:02Z">
               <w:r>
                 <w:rPr>
                   <w:rFonts w:ascii="Arial" w:cs="Arial" w:eastAsia="Arial" w:hAnsi="Arial"/>
@@ -24684,7 +24684,7 @@
                 <w:delText xml:space="preserve">and</w:delText>
               </w:r>
             </w:del>
-            <w:ins w:id="9243" w:author="Claude (AI) - proposed" w:date="2026-10-15T20:36:00Z">
+            <w:ins w:id="9243" w:author="Claude (AI) - proposed" w:date="2026-10-18T00:28:02Z">
               <w:r>
                 <w:rPr>
                   <w:rFonts w:ascii="Arial" w:cs="Arial" w:eastAsia="Arial" w:hAnsi="Arial"/>
@@ -24712,7 +24712,7 @@
               </w:rPr>
               <w:t xml:space="preserve"> Athlete Kamau (fast start, tires midway, sprints </w:t>
             </w:r>
-            <w:ins w:id="9244" w:author="Claude (AI) - proposed" w:date="2026-10-15T20:36:00Z">
+            <w:ins w:id="9244" w:author="Claude (AI) - proposed" w:date="2026-10-18T00:28:02Z">
               <w:r>
                 <w:rPr>
                   <w:rFonts w:ascii="Arial" w:cs="Arial" w:eastAsia="Arial" w:hAnsi="Arial"/>
@@ -24740,7 +24740,7 @@
               </w:rPr>
               <w:t xml:space="preserve">last 10 s)</w:t>
             </w:r>
-            <w:ins w:id="9245" w:author="Claude (AI) - proposed" w:date="2026-10-15T20:36:00Z">
+            <w:ins w:id="9245" w:author="Claude (AI) - proposed" w:date="2026-10-18T00:28:02Z">
               <w:r>
                 <w:rPr>
                   <w:rFonts w:ascii="Arial" w:cs="Arial" w:eastAsia="Arial" w:hAnsi="Arial"/>
@@ -24801,7 +24801,7 @@
               </w:rPr>
               <w:t xml:space="preserve">Distribute data tables, graph paper, and observation worksheets. Say: 'In your groups you are going to plot two real velocity-time graphs — one for the SGR train on its way out of Nairobi, and one for two athletes in a 400 m race at Nakuru High School. Plot carefully — use a ruler, label your axes with units, and give each graph a title.' [Allow </w:t>
             </w:r>
-            <w:del w:id="9246" w:author="Claude (AI) - proposed" w:date="2026-10-15T20:36:00Z">
+            <w:del w:id="9246" w:author="Claude (AI) - proposed" w:date="2026-10-18T00:28:02Z">
               <w:r>
                 <w:rPr>
                   <w:rFonts w:ascii="Arial" w:cs="Arial" w:eastAsia="Arial" w:hAnsi="Arial"/>
@@ -24816,7 +24816,7 @@
                 <w:delText xml:space="preserve">12</w:delText>
               </w:r>
             </w:del>
-            <w:ins w:id="9247" w:author="Claude (AI) - proposed" w:date="2026-10-15T20:36:00Z">
+            <w:ins w:id="9247" w:author="Claude (AI) - proposed" w:date="2026-10-18T00:28:02Z">
               <w:r>
                 <w:rPr>
                   <w:rFonts w:ascii="Arial" w:cs="Arial" w:eastAsia="Arial" w:hAnsi="Arial"/>
@@ -24844,7 +24844,7 @@
               </w:rPr>
               <w:t xml:space="preserve"> minutes for plotting. Circulate and check: axes labelled with units, correct scale chosen, points joined with straight lines between consecutive points — not curves — for this piecewise linear data.] After plotting, say: 'Now fill in your observation worksheet. For each graph, identify the phases and describe the shape. Do not calculate yet — just describe what you see.' [Allow </w:t>
             </w:r>
-            <w:del w:id="9248" w:author="Claude (AI) - proposed" w:date="2026-10-15T20:36:00Z">
+            <w:del w:id="9248" w:author="Claude (AI) - proposed" w:date="2026-10-18T00:28:02Z">
               <w:r>
                 <w:rPr>
                   <w:rFonts w:ascii="Arial" w:cs="Arial" w:eastAsia="Arial" w:hAnsi="Arial"/>
@@ -24859,7 +24859,7 @@
                 <w:delText xml:space="preserve">6</w:delText>
               </w:r>
             </w:del>
-            <w:ins w:id="9249" w:author="Claude (AI) - proposed" w:date="2026-10-15T20:36:00Z">
+            <w:ins w:id="9249" w:author="Claude (AI) - proposed" w:date="2026-10-18T00:28:02Z">
               <w:r>
                 <w:rPr>
                   <w:rFonts w:ascii="Arial" w:cs="Arial" w:eastAsia="Arial" w:hAnsi="Arial"/>
@@ -25009,7 +25009,7 @@
             <w:pPr>
               <w:spacing w:after="20" w:before="0"/>
             </w:pPr>
-            <w:hyperlink w:history="1" r:id="rIdlewfu2o-kvmk2fvuuauo9">
+            <w:hyperlink w:history="1" r:id="rIdltl2mmfkeqx3m7zbhmoki">
               <w:r>
                 <w:rPr>
                   <w:rFonts w:ascii="Arial" w:cs="Arial" w:eastAsia="Arial" w:hAnsi="Arial"/>
@@ -25042,7 +25042,7 @@
               <w:spacing w:after="10" w:before="0"/>
               <w:ind w:left="120"/>
             </w:pPr>
-            <w:hyperlink w:history="1" r:id="rIdparcamkfij-ijfeg42rmd">
+            <w:hyperlink w:history="1" r:id="rIdmjxbolzounz7mpu8rnwkt">
               <w:r>
                 <w:rPr>
                   <w:rFonts w:ascii="Arial" w:cs="Arial" w:eastAsia="Arial" w:hAnsi="Arial"/>
@@ -25087,7 +25087,7 @@
             <w:pPr>
               <w:spacing w:after="20" w:before="0"/>
             </w:pPr>
-            <w:hyperlink w:history="1" r:id="rIdm6k_lnan6dqc7tb6k_oi_">
+            <w:hyperlink w:history="1" r:id="rIdedmimpciwo98cnhllf1h9">
               <w:r>
                 <w:rPr>
                   <w:rFonts w:ascii="Arial" w:cs="Arial" w:eastAsia="Arial" w:hAnsi="Arial"/>
@@ -25136,7 +25136,7 @@
               <w:spacing w:after="10" w:before="0"/>
               <w:ind w:left="120"/>
             </w:pPr>
-            <w:hyperlink w:history="1" r:id="rId0y-zsye2qrhn7avm_x-rs">
+            <w:hyperlink w:history="1" r:id="rIdckwfngmkjrbui1_bdeou9">
               <w:r>
                 <w:rPr>
                   <w:rFonts w:ascii="Arial" w:cs="Arial" w:eastAsia="Arial" w:hAnsi="Arial"/>
@@ -25181,7 +25181,7 @@
               </w:rPr>
               <w:t xml:space="preserve">The class reconvenes for direct instruction and guided practice in two parts. PART A — Gradient = Acceleration: The teacher demonstrates on the SGR graph (drawn large on the board) how to calculate the gradient of the acceleration phase: gradient = change in velocity ÷ change in time = (120 − 0) km/h ÷ (10 − 0) min, converted to m/s². Learners calculate the deceleration phase gradient independently, then check with their group. They confirm that a negative gradient means deceleration. PART B — Area Under Graph = Distance: The teacher introduces the key concept: 'The area of the region between the velocity-time graph and the time axis equals the total distance travelled.' The teacher works through the SGR graph, decomposing it into recognisable shapes: a triangle (acceleration phase</w:t>
             </w:r>
-            <w:del w:id="9250" w:author="Claude (AI) - proposed" w:date="2026-10-15T20:36:00Z">
+            <w:del w:id="9250" w:author="Claude (AI) - proposed" w:date="2026-10-18T00:28:02Z">
               <w:r>
                 <w:rPr>
                   <w:rFonts w:ascii="Arial" w:cs="Arial" w:eastAsia="Arial" w:hAnsi="Arial"/>
@@ -25196,7 +25196,7 @@
                 <w:delText xml:space="preserve">), two rectangles</w:delText>
               </w:r>
             </w:del>
-            <w:ins w:id="9251" w:author="Claude (AI) - proposed" w:date="2026-10-15T20:36:00Z">
+            <w:ins w:id="9251" w:author="Claude (AI) - proposed" w:date="2026-10-18T00:28:02Z">
               <w:r>
                 <w:rPr>
                   <w:rFonts w:ascii="Arial" w:cs="Arial" w:eastAsia="Arial" w:hAnsi="Arial"/>
@@ -25224,7 +25224,7 @@
               </w:rPr>
               <w:t xml:space="preserve"> (constant velocity</w:t>
             </w:r>
-            <w:del w:id="9252" w:author="Claude (AI) - proposed" w:date="2026-10-15T20:36:00Z">
+            <w:del w:id="9252" w:author="Claude (AI) - proposed" w:date="2026-10-18T00:28:02Z">
               <w:r>
                 <w:rPr>
                   <w:rFonts w:ascii="Arial" w:cs="Arial" w:eastAsia="Arial" w:hAnsi="Arial"/>
@@ -25239,7 +25239,7 @@
                 <w:delText xml:space="preserve"> phase), and a trapezium (deceleration phase), and calculates area for each</w:delText>
               </w:r>
             </w:del>
-            <w:ins w:id="9253" w:author="Claude (AI) - proposed" w:date="2026-10-15T20:36:00Z">
+            <w:ins w:id="9253" w:author="Claude (AI) - proposed" w:date="2026-10-18T00:28:02Z">
               <w:r>
                 <w:rPr>
                   <w:rFonts w:ascii="Arial" w:cs="Arial" w:eastAsia="Arial" w:hAnsi="Arial"/>
@@ -25267,7 +25267,7 @@
               </w:rPr>
               <w:t xml:space="preserve">. Learners then independently calculate the total area under Athlete Kamau's velocity-time graph for the Nakuru 400 m race, using both shape decomposition and square-counting as a check. Finally, the teacher presents a simplified version of the Runner A vs Runner B velocity-time graph for </w:t>
             </w:r>
-            <w:del w:id="9254" w:author="Claude (AI) - proposed" w:date="2026-10-15T20:36:00Z">
+            <w:del w:id="9254" w:author="Claude (AI) - proposed" w:date="2026-10-18T00:28:02Z">
               <w:r>
                 <w:rPr>
                   <w:rFonts w:ascii="Arial" w:cs="Arial" w:eastAsia="Arial" w:hAnsi="Arial"/>
@@ -25282,7 +25282,7 @@
                 <w:delText xml:space="preserve">km 25–35 of the Nairobi Marathon</w:delText>
               </w:r>
             </w:del>
-            <w:ins w:id="9255" w:author="Claude (AI) - proposed" w:date="2026-10-15T20:36:00Z">
+            <w:ins w:id="9255" w:author="Claude (AI) - proposed" w:date="2026-10-18T00:28:02Z">
               <w:r>
                 <w:rPr>
                   <w:rFonts w:ascii="Arial" w:cs="Arial" w:eastAsia="Arial" w:hAnsi="Arial"/>
@@ -25310,7 +25310,7 @@
               </w:rPr>
               <w:t xml:space="preserve">. Learners calculate the area under each </w:t>
             </w:r>
-            <w:del w:id="9256" w:author="Claude (AI) - proposed" w:date="2026-10-15T20:36:00Z">
+            <w:del w:id="9256" w:author="Claude (AI) - proposed" w:date="2026-10-18T00:28:02Z">
               <w:r>
                 <w:rPr>
                   <w:rFonts w:ascii="Arial" w:cs="Arial" w:eastAsia="Arial" w:hAnsi="Arial"/>
@@ -25325,7 +25325,7 @@
                 <w:delText xml:space="preserve">curve for this segment</w:delText>
               </w:r>
             </w:del>
-            <w:ins w:id="9257" w:author="Claude (AI) - proposed" w:date="2026-10-15T20:36:00Z">
+            <w:ins w:id="9257" w:author="Claude (AI) - proposed" w:date="2026-10-18T00:28:02Z">
               <w:r>
                 <w:rPr>
                   <w:rFonts w:ascii="Arial" w:cs="Arial" w:eastAsia="Arial" w:hAnsi="Arial"/>
@@ -25353,7 +25353,7 @@
               </w:rPr>
               <w:t xml:space="preserve">. The calculation </w:t>
             </w:r>
-            <w:del w:id="9258" w:author="Claude (AI) - proposed" w:date="2026-10-15T20:36:00Z">
+            <w:del w:id="9258" w:author="Claude (AI) - proposed" w:date="2026-10-18T00:28:02Z">
               <w:r>
                 <w:rPr>
                   <w:rFonts w:ascii="Arial" w:cs="Arial" w:eastAsia="Arial" w:hAnsi="Arial"/>
@@ -25368,7 +25368,7 @@
                 <w:delText xml:space="preserve">reveals that Runner</w:delText>
               </w:r>
             </w:del>
-            <w:ins w:id="9259" w:author="Claude (AI) - proposed" w:date="2026-10-15T20:36:00Z">
+            <w:ins w:id="9259" w:author="Claude (AI) - proposed" w:date="2026-10-18T00:28:02Z">
               <w:r>
                 <w:rPr>
                   <w:rFonts w:ascii="Arial" w:cs="Arial" w:eastAsia="Arial" w:hAnsi="Arial"/>
@@ -25396,7 +25396,7 @@
               </w:rPr>
               <w:t xml:space="preserve"> B's </w:t>
             </w:r>
-            <w:del w:id="9260" w:author="Claude (AI) - proposed" w:date="2026-10-15T20:36:00Z">
+            <w:del w:id="9260" w:author="Claude (AI) - proposed" w:date="2026-10-18T00:28:02Z">
               <w:r>
                 <w:rPr>
                   <w:rFonts w:ascii="Arial" w:cs="Arial" w:eastAsia="Arial" w:hAnsi="Arial"/>
@@ -25411,7 +25411,7 @@
                 <w:delText xml:space="preserve">area (distance covered) in km 25–35 is smaller than Runner A's</w:delText>
               </w:r>
             </w:del>
-            <w:ins w:id="9261" w:author="Claude (AI) - proposed" w:date="2026-10-15T20:36:00Z">
+            <w:ins w:id="9261" w:author="Claude (AI) - proposed" w:date="2026-10-18T00:28:02Z">
               <w:r>
                 <w:rPr>
                   <w:rFonts w:ascii="Arial" w:cs="Arial" w:eastAsia="Arial" w:hAnsi="Arial"/>
@@ -25472,7 +25472,7 @@
               </w:rPr>
               <w:t xml:space="preserve">PART A: Draw the SGR velocity-time graph large on the board. Say: 'The gradient of a velocity-time graph tells us how fast velocity is changing — that is acceleration. Watch how I calculate the gradient for the acceleration phase.' [Model calculation step by step, writing units at every step</w:t>
             </w:r>
-            <w:ins w:id="9262" w:author="Claude (AI) - proposed" w:date="2026-10-15T20:36:00Z">
+            <w:ins w:id="9262" w:author="Claude (AI) - proposed" w:date="2026-10-18T00:28:02Z">
               <w:r>
                 <w:rPr>
                   <w:rFonts w:ascii="Arial" w:cs="Arial" w:eastAsia="Arial" w:hAnsi="Arial"/>
@@ -25500,7 +25500,7 @@
               </w:rPr>
               <w:t xml:space="preserve">.] Say: 'Now you calculate the gradient of the deceleration phase — the segment where the train slows to zero. Work individually, then compare with your group. You have 3 minutes.' [WAIT. Circulate. After 3 minutes, cold-call 2 learners — choose one confident and one who appeared uncertain during circulation — to share their answers.] [WAIT TIME: 12 seconds between nomination and response.] Correct errors. Write on board: 'Gradient of velocity-time graph = acceleration (m/s²). Positive gradient = acceleration. Negative gradient = deceleration. Zero gradient = constant velocity.' PART B: Say: 'Now the big idea of today's lesson. Look at the SGR graph. The area of the region under the graph — between the line and the time axis — equals the total distance the train travelled. Let me show you how to find it by breaking the shape into pieces we know.' [Decompose into triangle, </w:t>
             </w:r>
-            <w:del w:id="9263" w:author="Claude (AI) - proposed" w:date="2026-10-15T20:36:00Z">
+            <w:del w:id="9263" w:author="Claude (AI) - proposed" w:date="2026-10-18T00:28:02Z">
               <w:r>
                 <w:rPr>
                   <w:rFonts w:ascii="Arial" w:cs="Arial" w:eastAsia="Arial" w:hAnsi="Arial"/>
@@ -25515,7 +25515,7 @@
                 <w:delText xml:space="preserve">rectangles, trapezium. Calculate each. Sum them</w:delText>
               </w:r>
             </w:del>
-            <w:ins w:id="9264" w:author="Claude (AI) - proposed" w:date="2026-10-15T20:36:00Z">
+            <w:ins w:id="9264" w:author="Claude (AI) - proposed" w:date="2026-10-18T00:28:02Z">
               <w:r>
                 <w:rPr>
                   <w:rFonts w:ascii="Arial" w:cs="Arial" w:eastAsia="Arial" w:hAnsi="Arial"/>
@@ -25543,7 +25543,7 @@
               </w:rPr>
               <w:t xml:space="preserve">.] Say: 'Now use the same method to find the total distance Athlete Kamau ran. Use shape decomposition first, then count squares to check. </w:t>
             </w:r>
-            <w:del w:id="9265" w:author="Claude (AI) - proposed" w:date="2026-10-15T20:36:00Z">
+            <w:del w:id="9265" w:author="Claude (AI) - proposed" w:date="2026-10-18T00:28:02Z">
               <w:r>
                 <w:rPr>
                   <w:rFonts w:ascii="Arial" w:cs="Arial" w:eastAsia="Arial" w:hAnsi="Arial"/>
@@ -25558,7 +25558,7 @@
                 <w:delText xml:space="preserve">You have 8</w:delText>
               </w:r>
             </w:del>
-            <w:ins w:id="9266" w:author="Claude (AI) - proposed" w:date="2026-10-15T20:36:00Z">
+            <w:ins w:id="9266" w:author="Claude (AI) - proposed" w:date="2026-10-18T00:28:02Z">
               <w:r>
                 <w:rPr>
                   <w:rFonts w:ascii="Arial" w:cs="Arial" w:eastAsia="Arial" w:hAnsi="Arial"/>
@@ -25586,7 +25586,7 @@
               </w:rPr>
               <w:t xml:space="preserve"> minutes.' [Circulate actively. Prompt groups who are stuck: 'What shapes can you see when you look at the graph?'] Cold-call one group to present their answer and method on the board. [WAIT TIME after each board explanation: 10 seconds for peer questions.] MARATHON APPLICATION: Display the simplified Runner A vs Runner B velocity-time graph for </w:t>
             </w:r>
-            <w:del w:id="9267" w:author="Claude (AI) - proposed" w:date="2026-10-15T20:36:00Z">
+            <w:del w:id="9267" w:author="Claude (AI) - proposed" w:date="2026-10-18T00:28:02Z">
               <w:r>
                 <w:rPr>
                   <w:rFonts w:ascii="Arial" w:cs="Arial" w:eastAsia="Arial" w:hAnsi="Arial"/>
@@ -25601,7 +25601,7 @@
                 <w:delText xml:space="preserve">km 25–35</w:delText>
               </w:r>
             </w:del>
-            <w:ins w:id="9268" w:author="Claude (AI) - proposed" w:date="2026-10-15T20:36:00Z">
+            <w:ins w:id="9268" w:author="Claude (AI) - proposed" w:date="2026-10-18T00:28:02Z">
               <w:r>
                 <w:rPr>
                   <w:rFonts w:ascii="Arial" w:cs="Arial" w:eastAsia="Arial" w:hAnsi="Arial"/>
@@ -25629,7 +25629,7 @@
               </w:rPr>
               <w:t xml:space="preserve">. Say: '</w:t>
             </w:r>
-            <w:ins w:id="9269" w:author="Claude (AI) - proposed" w:date="2026-10-15T20:36:00Z">
+            <w:ins w:id="9269" w:author="Claude (AI) - proposed" w:date="2026-10-18T00:28:02Z">
               <w:r>
                 <w:rPr>
                   <w:rFonts w:ascii="Arial" w:cs="Arial" w:eastAsia="Arial" w:hAnsi="Arial"/>
@@ -25657,7 +25657,7 @@
               </w:rPr>
               <w:t xml:space="preserve">Calculate the area under Runner A's line</w:t>
             </w:r>
-            <w:del w:id="9270" w:author="Claude (AI) - proposed" w:date="2026-10-15T20:36:00Z">
+            <w:del w:id="9270" w:author="Claude (AI) - proposed" w:date="2026-10-18T00:28:02Z">
               <w:r>
                 <w:rPr>
                   <w:rFonts w:ascii="Arial" w:cs="Arial" w:eastAsia="Arial" w:hAnsi="Arial"/>
@@ -25672,7 +25672,7 @@
                 <w:delText xml:space="preserve"> for this 10 km segment. Then calculate the area</w:delText>
               </w:r>
             </w:del>
-            <w:ins w:id="9271" w:author="Claude (AI) - proposed" w:date="2026-10-15T20:36:00Z">
+            <w:ins w:id="9271" w:author="Claude (AI) - proposed" w:date="2026-10-18T00:28:02Z">
               <w:r>
                 <w:rPr>
                   <w:rFonts w:ascii="Arial" w:cs="Arial" w:eastAsia="Arial" w:hAnsi="Arial"/>
@@ -25700,7 +25700,7 @@
               </w:rPr>
               <w:t xml:space="preserve"> under Runner B's line. What do you notice?' [Allow </w:t>
             </w:r>
-            <w:del w:id="9272" w:author="Claude (AI) - proposed" w:date="2026-10-15T20:36:00Z">
+            <w:del w:id="9272" w:author="Claude (AI) - proposed" w:date="2026-10-18T00:28:02Z">
               <w:r>
                 <w:rPr>
                   <w:rFonts w:ascii="Arial" w:cs="Arial" w:eastAsia="Arial" w:hAnsi="Arial"/>
@@ -25715,7 +25715,7 @@
                 <w:delText xml:space="preserve">6 minutes.</w:delText>
               </w:r>
             </w:del>
-            <w:ins w:id="9273" w:author="Claude (AI) - proposed" w:date="2026-10-15T20:36:00Z">
+            <w:ins w:id="9273" w:author="Claude (AI) - proposed" w:date="2026-10-18T00:28:02Z">
               <w:r>
                 <w:rPr>
                   <w:rFonts w:ascii="Arial" w:cs="Arial" w:eastAsia="Arial" w:hAnsi="Arial"/>
@@ -25743,7 +25743,7 @@
               </w:rPr>
               <w:t xml:space="preserve">] Cold-call 2 groups. Say: 'So — mathematically — who covered more distance in the </w:t>
             </w:r>
-            <w:del w:id="9274" w:author="Claude (AI) - proposed" w:date="2026-10-15T20:36:00Z">
+            <w:del w:id="9274" w:author="Claude (AI) - proposed" w:date="2026-10-18T00:28:02Z">
               <w:r>
                 <w:rPr>
                   <w:rFonts w:ascii="Arial" w:cs="Arial" w:eastAsia="Arial" w:hAnsi="Arial"/>
@@ -25758,7 +25758,7 @@
                 <w:delText xml:space="preserve">final 12 km</w:delText>
               </w:r>
             </w:del>
-            <w:ins w:id="9275" w:author="Claude (AI) - proposed" w:date="2026-10-15T20:36:00Z">
+            <w:ins w:id="9275" w:author="Claude (AI) - proposed" w:date="2026-10-18T00:28:02Z">
               <w:r>
                 <w:rPr>
                   <w:rFonts w:ascii="Arial" w:cs="Arial" w:eastAsia="Arial" w:hAnsi="Arial"/>
@@ -25786,7 +25786,7 @@
               </w:rPr>
               <w:t xml:space="preserve">? Why did Runner A win?' [WAIT TIME: 15 seconds. Expect: 'Runner A covered </w:t>
             </w:r>
-            <w:del w:id="9276" w:author="Claude (AI) - proposed" w:date="2026-10-15T20:36:00Z">
+            <w:del w:id="9276" w:author="Claude (AI) - proposed" w:date="2026-10-18T00:28:02Z">
               <w:r>
                 <w:rPr>
                   <w:rFonts w:ascii="Arial" w:cs="Arial" w:eastAsia="Arial" w:hAnsi="Arial"/>
@@ -25801,7 +25801,7 @@
                 <w:delText xml:space="preserve">more distance in km 25–35</w:delText>
               </w:r>
             </w:del>
-            <w:ins w:id="9277" w:author="Claude (AI) - proposed" w:date="2026-10-15T20:36:00Z">
+            <w:ins w:id="9277" w:author="Claude (AI) - proposed" w:date="2026-10-18T00:28:02Z">
               <w:r>
                 <w:rPr>
                   <w:rFonts w:ascii="Arial" w:cs="Arial" w:eastAsia="Arial" w:hAnsi="Arial"/>
@@ -25829,7 +25829,7 @@
               </w:rPr>
               <w:t xml:space="preserve"> because the area under Runner A's graph is larger, </w:t>
             </w:r>
-            <w:del w:id="9278" w:author="Claude (AI) - proposed" w:date="2026-10-15T20:36:00Z">
+            <w:del w:id="9278" w:author="Claude (AI) - proposed" w:date="2026-10-18T00:28:02Z">
               <w:r>
                 <w:rPr>
                   <w:rFonts w:ascii="Arial" w:cs="Arial" w:eastAsia="Arial" w:hAnsi="Arial"/>
@@ -25844,7 +25844,7 @@
                 <w:delText xml:space="preserve">meaning Runner A's velocity was higher for longer</w:delText>
               </w:r>
             </w:del>
-            <w:ins w:id="9279" w:author="Claude (AI) - proposed" w:date="2026-10-15T20:36:00Z">
+            <w:ins w:id="9279" w:author="Claude (AI) - proposed" w:date="2026-10-18T00:28:02Z">
               <w:r>
                 <w:rPr>
                   <w:rFonts w:ascii="Arial" w:cs="Arial" w:eastAsia="Arial" w:hAnsi="Arial"/>
@@ -25994,7 +25994,7 @@
             <w:pPr>
               <w:spacing w:after="20" w:before="0"/>
             </w:pPr>
-            <w:hyperlink w:history="1" r:id="rIdz3u0n-lycidquup48qdi9">
+            <w:hyperlink w:history="1" r:id="rIdp0jo1wga2o1ql1k7cftzf">
               <w:r>
                 <w:rPr>
                   <w:rFonts w:ascii="Arial" w:cs="Arial" w:eastAsia="Arial" w:hAnsi="Arial"/>
@@ -26027,7 +26027,7 @@
               <w:spacing w:after="10" w:before="0"/>
               <w:ind w:left="120"/>
             </w:pPr>
-            <w:hyperlink w:history="1" r:id="rId6rjsnykqseri8mirijqmw">
+            <w:hyperlink w:history="1" r:id="rId5cvoqi5cl1edky55volpw">
               <w:r>
                 <w:rPr>
                   <w:rFonts w:ascii="Arial" w:cs="Arial" w:eastAsia="Arial" w:hAnsi="Arial"/>
@@ -26072,7 +26072,7 @@
             <w:pPr>
               <w:spacing w:after="20" w:before="0"/>
             </w:pPr>
-            <w:hyperlink w:history="1" r:id="rIdpvyzydhfsolb0-8rlzwlv">
+            <w:hyperlink w:history="1" r:id="rIddnji6wfsfwdikk5jywavw">
               <w:r>
                 <w:rPr>
                   <w:rFonts w:ascii="Arial" w:cs="Arial" w:eastAsia="Arial" w:hAnsi="Arial"/>
@@ -26121,7 +26121,7 @@
               <w:spacing w:after="10" w:before="0"/>
               <w:ind w:left="120"/>
             </w:pPr>
-            <w:hyperlink w:history="1" r:id="rIdenespjrmio0kf3464ccky">
+            <w:hyperlink w:history="1" r:id="rId3gadap8d3x5sxr-xbq7jc">
               <w:r>
                 <w:rPr>
                   <w:rFonts w:ascii="Arial" w:cs="Arial" w:eastAsia="Arial" w:hAnsi="Arial"/>
@@ -26166,7 +26166,7 @@
               </w:rPr>
               <w:t xml:space="preserve">Groups spend 6 minutes updating the class Driving Question Board. Each group receives three sticky notes in different colours: ORANGE — 'What we can now answer'; GREEN — 'New questions this lesson raised'; PURPLE — 'What we still need to find out to fully answer the driving question'. Groups add their notes to the DQB column labelled 'How do we use velocity-time graphs?' Representative answers expected on orange notes: 'We can find acceleration from the gradient'; 'We can find total distance from area under the graph'; 'We can prove Runner A won because the area under Runner A's graph between </w:t>
             </w:r>
-            <w:del w:id="9280" w:author="Claude (AI) - proposed" w:date="2026-10-15T20:36:00Z">
+            <w:del w:id="9280" w:author="Claude (AI) - proposed" w:date="2026-10-18T00:28:02Z">
               <w:r>
                 <w:rPr>
                   <w:rFonts w:ascii="Arial" w:cs="Arial" w:eastAsia="Arial" w:hAnsi="Arial"/>
@@ -26181,7 +26181,7 @@
                 <w:delText xml:space="preserve">km 25 and 35</w:delText>
               </w:r>
             </w:del>
-            <w:ins w:id="9281" w:author="Claude (AI) - proposed" w:date="2026-10-15T20:36:00Z">
+            <w:ins w:id="9281" w:author="Claude (AI) - proposed" w:date="2026-10-18T00:28:02Z">
               <w:r>
                 <w:rPr>
                   <w:rFonts w:ascii="Arial" w:cs="Arial" w:eastAsia="Arial" w:hAnsi="Arial"/>
@@ -26364,7 +26364,7 @@
             <w:pPr>
               <w:spacing w:after="20" w:before="0"/>
             </w:pPr>
-            <w:hyperlink w:history="1" r:id="rId0rcd03mwbx3-htkbj-d7i">
+            <w:hyperlink w:history="1" r:id="rId_u-iub4mxoh9ozzsybsqp">
               <w:r>
                 <w:rPr>
                   <w:rFonts w:ascii="Arial" w:cs="Arial" w:eastAsia="Arial" w:hAnsi="Arial"/>
@@ -26397,7 +26397,7 @@
               <w:spacing w:after="10" w:before="0"/>
               <w:ind w:left="120"/>
             </w:pPr>
-            <w:hyperlink w:history="1" r:id="rIdoetgmaoretmu-hdsa49ja">
+            <w:hyperlink w:history="1" r:id="rIdilslsm99slch-za6tv5y7">
               <w:r>
                 <w:rPr>
                   <w:rFonts w:ascii="Arial" w:cs="Arial" w:eastAsia="Arial" w:hAnsi="Arial"/>
@@ -26442,7 +26442,7 @@
             <w:pPr>
               <w:spacing w:after="20" w:before="0"/>
             </w:pPr>
-            <w:hyperlink w:history="1" r:id="rIdwnqjgixcgucsh93o_puko">
+            <w:hyperlink w:history="1" r:id="rIdaia3pckfvvz470i1_4vln">
               <w:r>
                 <w:rPr>
                   <w:rFonts w:ascii="Arial" w:cs="Arial" w:eastAsia="Arial" w:hAnsi="Arial"/>
@@ -26491,7 +26491,7 @@
               <w:spacing w:after="10" w:before="0"/>
               <w:ind w:left="120"/>
             </w:pPr>
-            <w:hyperlink w:history="1" r:id="rIdk4qqb7-e35c90xnb2xgrq">
+            <w:hyperlink w:history="1" r:id="rIdqlkglratyu5zjwu94h4im">
               <w:r>
                 <w:rPr>
                   <w:rFonts w:ascii="Arial" w:cs="Arial" w:eastAsia="Arial" w:hAnsi="Arial"/>
@@ -26536,7 +26536,7 @@
               </w:rPr>
               <w:t xml:space="preserve">Learners individually update their cumulative motion model — a diagram they have been building since Lesson 1 to describe Runner A and Runner B's race. In Lessons </w:t>
             </w:r>
-            <w:del w:id="9282" w:author="Claude (AI) - proposed" w:date="2026-10-15T20:36:00Z">
+            <w:del w:id="9282" w:author="Claude (AI) - proposed" w:date="2026-10-18T00:28:02Z">
               <w:r>
                 <w:rPr>
                   <w:rFonts w:ascii="Arial" w:cs="Arial" w:eastAsia="Arial" w:hAnsi="Arial"/>
@@ -26551,7 +26551,7 @@
                 <w:delText xml:space="preserve">4</w:delText>
               </w:r>
             </w:del>
-            <w:ins w:id="9283" w:author="Claude (AI) - proposed" w:date="2026-10-15T20:36:00Z">
+            <w:ins w:id="9283" w:author="Claude (AI) - proposed" w:date="2026-10-18T00:28:02Z">
               <w:r>
                 <w:rPr>
                   <w:rFonts w:ascii="Arial" w:cs="Arial" w:eastAsia="Arial" w:hAnsi="Arial"/>
@@ -26579,7 +26579,7 @@
               </w:rPr>
               <w:t xml:space="preserve">–5 they added displacement-time graphs</w:t>
             </w:r>
-            <w:del w:id="9284" w:author="Claude (AI) - proposed" w:date="2026-10-15T20:36:00Z">
+            <w:del w:id="9284" w:author="Claude (AI) - proposed" w:date="2026-10-18T00:28:02Z">
               <w:r>
                 <w:rPr>
                   <w:rFonts w:ascii="Arial" w:cs="Arial" w:eastAsia="Arial" w:hAnsi="Arial"/>
@@ -26594,7 +26594,7 @@
                 <w:delText xml:space="preserve"> and speed calculations</w:delText>
               </w:r>
             </w:del>
-            <w:ins w:id="9285" w:author="Claude (AI) - proposed" w:date="2026-10-15T20:36:00Z">
+            <w:ins w:id="9285" w:author="Claude (AI) - proposed" w:date="2026-10-18T00:28:02Z">
               <w:r>
                 <w:rPr>
                   <w:rFonts w:ascii="Arial" w:cs="Arial" w:eastAsia="Arial" w:hAnsi="Arial"/>
@@ -26622,7 +26622,7 @@
               </w:rPr>
               <w:t xml:space="preserve"> to the model. Today each learner adds: (i) a velocity-time graph sketch for each runner for the full race (labelling acceleration at the start, steady pace, water station slow-downs, and the final sprint); (ii) annotation arrows showing where gradient is steep (high acceleration) and shallow (slow acceleration); (iii) shaded regions </w:t>
             </w:r>
-            <w:del w:id="9286" w:author="Claude (AI) - proposed" w:date="2026-10-15T20:36:00Z">
+            <w:del w:id="9286" w:author="Claude (AI) - proposed" w:date="2026-10-18T00:28:02Z">
               <w:r>
                 <w:rPr>
                   <w:rFonts w:ascii="Arial" w:cs="Arial" w:eastAsia="Arial" w:hAnsi="Arial"/>
@@ -26637,7 +26637,7 @@
                 <w:delText xml:space="preserve">on the km 25–35 segment of</w:delText>
               </w:r>
             </w:del>
-            <w:ins w:id="9287" w:author="Claude (AI) - proposed" w:date="2026-10-15T20:36:00Z">
+            <w:ins w:id="9287" w:author="Claude (AI) - proposed" w:date="2026-10-18T00:28:02Z">
               <w:r>
                 <w:rPr>
                   <w:rFonts w:ascii="Arial" w:cs="Arial" w:eastAsia="Arial" w:hAnsi="Arial"/>
@@ -26665,7 +26665,7 @@
               </w:rPr>
               <w:t xml:space="preserve"> each runner's graph with a written label: 'Area = distance covered </w:t>
             </w:r>
-            <w:del w:id="9288" w:author="Claude (AI) - proposed" w:date="2026-10-15T20:36:00Z">
+            <w:del w:id="9288" w:author="Claude (AI) - proposed" w:date="2026-10-18T00:28:02Z">
               <w:r>
                 <w:rPr>
                   <w:rFonts w:ascii="Arial" w:cs="Arial" w:eastAsia="Arial" w:hAnsi="Arial"/>
@@ -26680,7 +26680,7 @@
                 <w:delText xml:space="preserve">in km 25–35</w:delText>
               </w:r>
             </w:del>
-            <w:ins w:id="9289" w:author="Claude (AI) - proposed" w:date="2026-10-15T20:36:00Z">
+            <w:ins w:id="9289" w:author="Claude (AI) - proposed" w:date="2026-10-18T00:28:02Z">
               <w:r>
                 <w:rPr>
                   <w:rFonts w:ascii="Arial" w:cs="Arial" w:eastAsia="Arial" w:hAnsi="Arial"/>
@@ -26708,7 +26708,7 @@
               </w:rPr>
               <w:t xml:space="preserve">. Runner A's area &gt; Runner B's area. Therefore Runner A </w:t>
             </w:r>
-            <w:del w:id="9290" w:author="Claude (AI) - proposed" w:date="2026-10-15T20:36:00Z">
+            <w:del w:id="9290" w:author="Claude (AI) - proposed" w:date="2026-10-18T00:28:02Z">
               <w:r>
                 <w:rPr>
                   <w:rFonts w:ascii="Arial" w:cs="Arial" w:eastAsia="Arial" w:hAnsi="Arial"/>
@@ -26723,7 +26723,7 @@
                 <w:delText xml:space="preserve">wins</w:delText>
               </w:r>
             </w:del>
-            <w:ins w:id="9291" w:author="Claude (AI) - proposed" w:date="2026-10-15T20:36:00Z">
+            <w:ins w:id="9291" w:author="Claude (AI) - proposed" w:date="2026-10-18T00:28:02Z">
               <w:r>
                 <w:rPr>
                   <w:rFonts w:ascii="Arial" w:cs="Arial" w:eastAsia="Arial" w:hAnsi="Arial"/>
@@ -26751,7 +26751,7 @@
               </w:rPr>
               <w:t xml:space="preserve">.' Learners write a 3-sentence model summary at the bottom: 'A velocity-time graph shows how velocity changes with time. The gradient of any segment tells us the acceleration or deceleration at that point. The area under the graph tells us the total distance travelled — and this is why Runner A, who had a higher velocity </w:t>
             </w:r>
-            <w:del w:id="9292" w:author="Claude (AI) - proposed" w:date="2026-10-15T20:36:00Z">
+            <w:del w:id="9292" w:author="Claude (AI) - proposed" w:date="2026-10-18T00:28:02Z">
               <w:r>
                 <w:rPr>
                   <w:rFonts w:ascii="Arial" w:cs="Arial" w:eastAsia="Arial" w:hAnsi="Arial"/>
@@ -26766,7 +26766,7 @@
                 <w:delText xml:space="preserve">for longer between km 25 and 35</w:delText>
               </w:r>
             </w:del>
-            <w:ins w:id="9293" w:author="Claude (AI) - proposed" w:date="2026-10-15T20:36:00Z">
+            <w:ins w:id="9293" w:author="Claude (AI) - proposed" w:date="2026-10-18T00:28:02Z">
               <w:r>
                 <w:rPr>
                   <w:rFonts w:ascii="Arial" w:cs="Arial" w:eastAsia="Arial" w:hAnsi="Arial"/>
@@ -26827,7 +26827,7 @@
               </w:rPr>
               <w:t xml:space="preserve">Say: 'Get out your cumulative model from Lessons 1 to 5. Today you are going to add the velocity-time graph layer. I want you to sketch the velocity-time graph for each runner for the full race — label all phases. Then shade the </w:t>
             </w:r>
-            <w:del w:id="9294" w:author="Claude (AI) - proposed" w:date="2026-10-15T20:36:00Z">
+            <w:del w:id="9294" w:author="Claude (AI) - proposed" w:date="2026-10-18T00:28:02Z">
               <w:r>
                 <w:rPr>
                   <w:rFonts w:ascii="Arial" w:cs="Arial" w:eastAsia="Arial" w:hAnsi="Arial"/>
@@ -26842,7 +26842,7 @@
                 <w:delText xml:space="preserve">km 25–35</w:delText>
               </w:r>
             </w:del>
-            <w:ins w:id="9295" w:author="Claude (AI) - proposed" w:date="2026-10-15T20:36:00Z">
+            <w:ins w:id="9295" w:author="Claude (AI) - proposed" w:date="2026-10-18T00:28:02Z">
               <w:r>
                 <w:rPr>
                   <w:rFonts w:ascii="Arial" w:cs="Arial" w:eastAsia="Arial" w:hAnsi="Arial"/>
@@ -26903,7 +26903,7 @@
               </w:rPr>
               <w:t xml:space="preserve">Cumulative Model Revision (Progressive Model Building): Adding the velocity-time graph layer to an existing model — rather than starting fresh — makes the accumulation of knowledge physically visible and conceptually coherent. Learners can literally see the displacement-time graph (from Lesson </w:t>
             </w:r>
-            <w:del w:id="9296" w:author="Claude (AI) - proposed" w:date="2026-10-15T20:36:00Z">
+            <w:del w:id="9296" w:author="Claude (AI) - proposed" w:date="2026-10-18T00:28:02Z">
               <w:r>
                 <w:rPr>
                   <w:rFonts w:ascii="Arial" w:cs="Arial" w:eastAsia="Arial" w:hAnsi="Arial"/>
@@ -26918,7 +26918,7 @@
                 <w:delText xml:space="preserve">5</w:delText>
               </w:r>
             </w:del>
-            <w:ins w:id="9297" w:author="Claude (AI) - proposed" w:date="2026-10-15T20:36:00Z">
+            <w:ins w:id="9297" w:author="Claude (AI) - proposed" w:date="2026-10-18T00:28:02Z">
               <w:r>
                 <w:rPr>
                   <w:rFonts w:ascii="Arial" w:cs="Arial" w:eastAsia="Arial" w:hAnsi="Arial"/>
@@ -26979,7 +26979,7 @@
               </w:rPr>
               <w:t xml:space="preserve">Teacher collects or photographs 6–8 models (stratified by ability group) to review before Lesson 7. Success criteria checked: (i) velocity-time graph present with velocity on y-axis and time on x-axis; (ii) at least two phases labelled (e.g. acceleration, constant velocity, deceleration); (iii) </w:t>
             </w:r>
-            <w:del w:id="9298" w:author="Claude (AI) - proposed" w:date="2026-10-15T20:36:00Z">
+            <w:del w:id="9298" w:author="Claude (AI) - proposed" w:date="2026-10-18T00:28:02Z">
               <w:r>
                 <w:rPr>
                   <w:rFonts w:ascii="Arial" w:cs="Arial" w:eastAsia="Arial" w:hAnsi="Arial"/>
@@ -26994,7 +26994,7 @@
                 <w:delText xml:space="preserve">km 25–35</w:delText>
               </w:r>
             </w:del>
-            <w:ins w:id="9299" w:author="Claude (AI) - proposed" w:date="2026-10-15T20:36:00Z">
+            <w:ins w:id="9299" w:author="Claude (AI) - proposed" w:date="2026-10-18T00:28:02Z">
               <w:r>
                 <w:rPr>
                   <w:rFonts w:ascii="Arial" w:cs="Arial" w:eastAsia="Arial" w:hAnsi="Arial"/>
@@ -27247,7 +27247,7 @@
               </w:rPr>
               <w:t xml:space="preserve">Learners plotted and examined velocity-time graphs for two Kenyan real-world contexts: the SGR Madaraka Express journey out of Nairobi and a 400 m athletics race at Nakuru High School. They identified and labelled three motion phases — acceleration, constant velocity, and deceleration — by observing the shape and slope of each graph segment. They also observed a simplified velocity-time graph comparing Runner A and Runner B's motion between </w:t>
             </w:r>
-            <w:del w:id="9300" w:author="Claude (AI) - proposed" w:date="2026-10-15T20:36:00Z">
+            <w:del w:id="9300" w:author="Claude (AI) - proposed" w:date="2026-10-18T00:28:02Z">
               <w:r>
                 <w:rPr>
                   <w:rFonts w:ascii="Arial" w:cs="Arial" w:eastAsia="Arial" w:hAnsi="Arial"/>
@@ -27262,7 +27262,7 @@
                 <w:delText xml:space="preserve">km 25 and 35</w:delText>
               </w:r>
             </w:del>
-            <w:ins w:id="9301" w:author="Claude (AI) - proposed" w:date="2026-10-15T20:36:00Z">
+            <w:ins w:id="9301" w:author="Claude (AI) - proposed" w:date="2026-10-18T00:28:02Z">
               <w:r>
                 <w:rPr>
                   <w:rFonts w:ascii="Arial" w:cs="Arial" w:eastAsia="Arial" w:hAnsi="Arial"/>
@@ -27358,7 +27358,7 @@
               </w:rPr>
               <w:t xml:space="preserve">Learners learned that: (i) the gradient of a velocity-time graph equals acceleration — a steep positive gradient means rapid acceleration, a negative gradient means deceleration, and a zero gradient (horizontal line) means constant velocity; (ii) the area of the region between the velocity-time graph and the time axis equals the total distance (displacement) travelled; (iii) this area can be calculated by decomposing the region into rectangles and trapeziums, or by counting grid squares; (iv) comparing the areas under Runner A's and Runner B's velocity-time graphs for </w:t>
             </w:r>
-            <w:del w:id="9302" w:author="Claude (AI) - proposed" w:date="2026-10-15T20:36:00Z">
+            <w:del w:id="9302" w:author="Claude (AI) - proposed" w:date="2026-10-18T00:28:02Z">
               <w:r>
                 <w:rPr>
                   <w:rFonts w:ascii="Arial" w:cs="Arial" w:eastAsia="Arial" w:hAnsi="Arial"/>
@@ -27373,7 +27373,7 @@
                 <w:delText xml:space="preserve">km 25–35</w:delText>
               </w:r>
             </w:del>
-            <w:ins w:id="9303" w:author="Claude (AI) - proposed" w:date="2026-10-15T20:36:00Z">
+            <w:ins w:id="9303" w:author="Claude (AI) - proposed" w:date="2026-10-18T00:28:02Z">
               <w:r>
                 <w:rPr>
                   <w:rFonts w:ascii="Arial" w:cs="Arial" w:eastAsia="Arial" w:hAnsi="Arial"/>
@@ -27401,7 +27401,7 @@
               </w:rPr>
               <w:t xml:space="preserve"> mathematically proves that Runner A covered more ground in that </w:t>
             </w:r>
-            <w:del w:id="9304" w:author="Claude (AI) - proposed" w:date="2026-10-15T20:36:00Z">
+            <w:del w:id="9304" w:author="Claude (AI) - proposed" w:date="2026-10-18T00:28:02Z">
               <w:r>
                 <w:rPr>
                   <w:rFonts w:ascii="Arial" w:cs="Arial" w:eastAsia="Arial" w:hAnsi="Arial"/>
@@ -27416,7 +27416,7 @@
                 <w:delText xml:space="preserve">segment</w:delText>
               </w:r>
             </w:del>
-            <w:ins w:id="9305" w:author="Claude (AI) - proposed" w:date="2026-10-15T20:36:00Z">
+            <w:ins w:id="9305" w:author="Claude (AI) - proposed" w:date="2026-10-18T00:28:02Z">
               <w:r>
                 <w:rPr>
                   <w:rFonts w:ascii="Arial" w:cs="Arial" w:eastAsia="Arial" w:hAnsi="Arial"/>
@@ -27512,7 +27512,7 @@
               </w:rPr>
               <w:t xml:space="preserve">Learners explained, using their area calculations, why Runner B lost the 2023 Nairobi Marathon despite leading at the 30 km mark: Runner B's velocity dropped significantly between km 25 and </w:t>
             </w:r>
-            <w:del w:id="9306" w:author="Claude (AI) - proposed" w:date="2026-10-15T20:36:00Z">
+            <w:del w:id="9306" w:author="Claude (AI) - proposed" w:date="2026-10-18T00:28:02Z">
               <w:r>
                 <w:rPr>
                   <w:rFonts w:ascii="Arial" w:cs="Arial" w:eastAsia="Arial" w:hAnsi="Arial"/>
@@ -27527,7 +27527,7 @@
                 <w:delText xml:space="preserve">35</w:delText>
               </w:r>
             </w:del>
-            <w:ins w:id="9307" w:author="Claude (AI) - proposed" w:date="2026-10-15T20:36:00Z">
+            <w:ins w:id="9307" w:author="Claude (AI) - proposed" w:date="2026-10-18T00:28:02Z">
               <w:r>
                 <w:rPr>
                   <w:rFonts w:ascii="Arial" w:cs="Arial" w:eastAsia="Arial" w:hAnsi="Arial"/>
@@ -27575,7 +27575,7 @@
         </w:rPr>
         <w:t xml:space="preserve">© 2026 SeaVuria and ARES. Aligned with KICD objectives. Developed by SeaVuria; technical implementation by ARES (with AI assistance from Claude). Licensed under </w:t>
       </w:r>
-      <w:hyperlink w:history="1" r:id="rIds0_meualt7h2tnlpea9oj">
+      <w:hyperlink w:history="1" r:id="rIdv_dtlvyahboakz2onasqu">
         <w:r>
           <w:rPr>
             <w:rFonts w:ascii="Arial" w:cs="Arial" w:eastAsia="Arial" w:hAnsi="Arial"/>
@@ -27596,7 +27596,7 @@
         </w:rPr>
         <w:t xml:space="preserve"> (</w:t>
       </w:r>
-      <w:hyperlink w:history="1" r:id="rIdlibqb8igoraf_kbjr9nnq">
+      <w:hyperlink w:history="1" r:id="rIdsmtnnhvjb4mg9rljkvnu-">
         <w:r>
           <w:rPr>
             <w:rFonts w:ascii="Arial" w:cs="Arial" w:eastAsia="Arial" w:hAnsi="Arial"/>
@@ -28265,7 +28265,7 @@
               </w:rPr>
               <w:t xml:space="preserve">Lessons 1–6 built the complete mathematical toolkit for describing a SINGLE body in motion (distance, displacement, velocity, acceleration, displacement-time graphs, velocity-time graphs, and area under a graph). Lesson 7 now introduces the critical next layer: what happens when TWO bodies are moving at the same time? By using the matatu-overtaking supporting phenomenon — a matatu travelling at 90 km/h overtaking a bus travelling at 60 km/h on the Nakuru–Nairobi highway — learners discover that the speed each driver perceives the other to have is not their absolute speed but their RELATIVE speed. This bridges directly to the marathon phenomenon: Runner A overtook Runner B in the later part of the race (during the 30–35 km stretch), not because Runner A suddenly sped up, but because Runner B had slowed to about </w:t>
             </w:r>
-            <w:del w:id="9308" w:author="Claude (AI) - proposed" w:date="2026-10-15T20:36:00Z">
+            <w:del w:id="9308" w:author="Claude (AI) - proposed" w:date="2026-10-18T00:28:02Z">
               <w:r>
                 <w:rPr>
                   <w:rFonts w:ascii="Arial" w:cs="Arial" w:eastAsia="Arial" w:hAnsi="Arial"/>
@@ -28280,7 +28280,7 @@
                 <w:delText xml:space="preserve">17.6</w:delText>
               </w:r>
             </w:del>
-            <w:ins w:id="9309" w:author="Claude (AI) - proposed" w:date="2026-10-15T20:36:00Z">
+            <w:ins w:id="9309" w:author="Claude (AI) - proposed" w:date="2026-10-18T00:28:02Z">
               <w:r>
                 <w:rPr>
                   <w:rFonts w:ascii="Arial" w:cs="Arial" w:eastAsia="Arial" w:hAnsi="Arial"/>
@@ -28308,7 +28308,7 @@
               </w:rPr>
               <w:t xml:space="preserve"> km/h while Runner A held a steady 19 km/h, making the relative speed between them only about </w:t>
             </w:r>
-            <w:del w:id="9310" w:author="Claude (AI) - proposed" w:date="2026-10-15T20:36:00Z">
+            <w:del w:id="9310" w:author="Claude (AI) - proposed" w:date="2026-10-18T00:28:02Z">
               <w:r>
                 <w:rPr>
                   <w:rFonts w:ascii="Arial" w:cs="Arial" w:eastAsia="Arial" w:hAnsi="Arial"/>
@@ -28323,7 +28323,7 @@
                 <w:delText xml:space="preserve">1.4</w:delText>
               </w:r>
             </w:del>
-            <w:ins w:id="9311" w:author="Claude (AI) - proposed" w:date="2026-10-15T20:36:00Z">
+            <w:ins w:id="9311" w:author="Claude (AI) - proposed" w:date="2026-10-18T00:28:02Z">
               <w:r>
                 <w:rPr>
                   <w:rFonts w:ascii="Arial" w:cs="Arial" w:eastAsia="Arial" w:hAnsi="Arial"/>
@@ -28594,7 +28594,7 @@
               </w:rPr>
               <w:t xml:space="preserve">Throughout the lesson learners connect back to the marathon anchoring phenomenon: Runner A's overtake of Runner B during the slow middle section (25–</w:t>
             </w:r>
-            <w:del w:id="9312" w:author="Claude (AI) - proposed" w:date="2026-10-15T20:36:00Z">
+            <w:del w:id="9312" w:author="Claude (AI) - proposed" w:date="2026-10-18T00:28:02Z">
               <w:r>
                 <w:rPr>
                   <w:rFonts w:ascii="Arial" w:cs="Arial" w:eastAsia="Arial" w:hAnsi="Arial"/>
@@ -28609,7 +28609,7 @@
                 <w:delText xml:space="preserve">35</w:delText>
               </w:r>
             </w:del>
-            <w:ins w:id="9313" w:author="Claude (AI) - proposed" w:date="2026-10-15T20:36:00Z">
+            <w:ins w:id="9313" w:author="Claude (AI) - proposed" w:date="2026-10-18T00:28:02Z">
               <w:r>
                 <w:rPr>
                   <w:rFonts w:ascii="Arial" w:cs="Arial" w:eastAsia="Arial" w:hAnsi="Arial"/>
@@ -28925,7 +28925,7 @@
             <w:pPr>
               <w:spacing w:after="20" w:before="0"/>
             </w:pPr>
-            <w:hyperlink w:history="1" r:id="rIdbacxjepy5f-fmrswgzqsn">
+            <w:hyperlink w:history="1" r:id="rIdvs3rhf6dt8ea0chjfleia">
               <w:r>
                 <w:rPr>
                   <w:rFonts w:ascii="Arial" w:cs="Arial" w:eastAsia="Arial" w:hAnsi="Arial"/>
@@ -28958,7 +28958,7 @@
               <w:spacing w:after="10" w:before="0"/>
               <w:ind w:left="120"/>
             </w:pPr>
-            <w:hyperlink w:history="1" r:id="rIdoda8vugcicircgrgas8sz">
+            <w:hyperlink w:history="1" r:id="rIdkwik1gjfue3tdkzmb9-ln">
               <w:r>
                 <w:rPr>
                   <w:rFonts w:ascii="Arial" w:cs="Arial" w:eastAsia="Arial" w:hAnsi="Arial"/>
@@ -29020,7 +29020,7 @@
               <w:spacing w:after="10" w:before="0"/>
               <w:ind w:left="120"/>
             </w:pPr>
-            <w:hyperlink w:history="1" r:id="rIdye6aov42ozgicqljucwxu">
+            <w:hyperlink w:history="1" r:id="rIdeqinskf3vaqsth-nzwhlm">
               <w:r>
                 <w:rPr>
                   <w:rFonts w:ascii="Arial" w:cs="Arial" w:eastAsia="Arial" w:hAnsi="Arial"/>
@@ -29235,7 +29235,7 @@
             <w:pPr>
               <w:spacing w:after="20" w:before="0"/>
             </w:pPr>
-            <w:hyperlink w:history="1" r:id="rId8wfp2ypf3egn2pseftzm0">
+            <w:hyperlink w:history="1" r:id="rIdv0wb9qutyrlks8ahzvcgv">
               <w:r>
                 <w:rPr>
                   <w:rFonts w:ascii="Arial" w:cs="Arial" w:eastAsia="Arial" w:hAnsi="Arial"/>
@@ -29268,7 +29268,7 @@
               <w:spacing w:after="10" w:before="0"/>
               <w:ind w:left="120"/>
             </w:pPr>
-            <w:hyperlink w:history="1" r:id="rIdskvzfgwdovmpmrwkctcnl">
+            <w:hyperlink w:history="1" r:id="rIdz7cptaducnltwctwgtdhx">
               <w:r>
                 <w:rPr>
                   <w:rFonts w:ascii="Arial" w:cs="Arial" w:eastAsia="Arial" w:hAnsi="Arial"/>
@@ -29330,7 +29330,7 @@
               <w:spacing w:after="10" w:before="0"/>
               <w:ind w:left="120"/>
             </w:pPr>
-            <w:hyperlink w:history="1" r:id="rId8llakmmicwpqqoekmwidx">
+            <w:hyperlink w:history="1" r:id="rIdj6hma9kizpbim-edp9kfp">
               <w:r>
                 <w:rPr>
                   <w:rFonts w:ascii="Arial" w:cs="Arial" w:eastAsia="Arial" w:hAnsi="Arial"/>
@@ -29390,7 +29390,7 @@
               </w:rPr>
               <w:t xml:space="preserve">Students work in pairs on a structured data-gathering activity using three carefully sequenced worked scenarios printed on a single A4 activity sheet (or copied from the board into exercise books). SCENARIO 1 (Same direction — the matatu): Matatu speed = 90 km/h; Bus speed = 60 km/h; Gap = 0.5 km. Students are told: 'From the matatu driver's seat, the bus is NOT stationary — it is moving away at 60 km/h. The matatu gains on the bus at a rate of (90 − 60) = 30 km/h. Use this closing speed to calculate how long it takes the matatu to cover the 0.5 km gap.' Students calculate time = 0.5 ÷ 30 hours = 1 minute. They then </w:t>
             </w:r>
-            <w:del w:id="9314" w:author="Claude (AI) - proposed" w:date="2026-10-15T20:36:00Z">
+            <w:del w:id="9314" w:author="Claude (AI) - proposed" w:date="2026-10-18T00:28:02Z">
               <w:r>
                 <w:rPr>
                   <w:rFonts w:ascii="Arial" w:cs="Arial" w:eastAsia="Arial" w:hAnsi="Arial"/>
@@ -29405,7 +29405,7 @@
                 <w:delText xml:space="preserve">calculate how far</w:delText>
               </w:r>
             </w:del>
-            <w:ins w:id="9315" w:author="Claude (AI) - proposed" w:date="2026-10-15T20:36:00Z">
+            <w:ins w:id="9315" w:author="Claude (AI) - proposed" w:date="2026-10-18T00:28:02Z">
               <w:r>
                 <w:rPr>
                   <w:rFonts w:ascii="Arial" w:cs="Arial" w:eastAsia="Arial" w:hAnsi="Arial"/>
@@ -29433,7 +29433,7 @@
               </w:rPr>
               <w:t xml:space="preserve"> the oncoming car </w:t>
             </w:r>
-            <w:del w:id="9316" w:author="Claude (AI) - proposed" w:date="2026-10-15T20:36:00Z">
+            <w:del w:id="9316" w:author="Claude (AI) - proposed" w:date="2026-10-18T00:28:02Z">
               <w:r>
                 <w:rPr>
                   <w:rFonts w:ascii="Arial" w:cs="Arial" w:eastAsia="Arial" w:hAnsi="Arial"/>
@@ -29448,7 +29448,7 @@
                 <w:delText xml:space="preserve">travels in that same 1 minute at 100</w:delText>
               </w:r>
             </w:del>
-            <w:ins w:id="9317" w:author="Claude (AI) - proposed" w:date="2026-10-15T20:36:00Z">
+            <w:ins w:id="9317" w:author="Claude (AI) - proposed" w:date="2026-10-18T00:28:02Z">
               <w:r>
                 <w:rPr>
                   <w:rFonts w:ascii="Arial" w:cs="Arial" w:eastAsia="Arial" w:hAnsi="Arial"/>
@@ -29476,7 +29476,7 @@
               </w:rPr>
               <w:t xml:space="preserve"> km/h</w:t>
             </w:r>
-            <w:ins w:id="9318" w:author="Claude (AI) - proposed" w:date="2026-10-15T20:36:00Z">
+            <w:ins w:id="9318" w:author="Claude (AI) - proposed" w:date="2026-10-18T00:28:02Z">
               <w:r>
                 <w:rPr>
                   <w:rFonts w:ascii="Arial" w:cs="Arial" w:eastAsia="Arial" w:hAnsi="Arial"/>
@@ -29504,7 +29504,7 @@
               </w:rPr>
               <w:t xml:space="preserve">, and compare it </w:t>
             </w:r>
-            <w:del w:id="9319" w:author="Claude (AI) - proposed" w:date="2026-10-15T20:36:00Z">
+            <w:del w:id="9319" w:author="Claude (AI) - proposed" w:date="2026-10-18T00:28:02Z">
               <w:r>
                 <w:rPr>
                   <w:rFonts w:ascii="Arial" w:cs="Arial" w:eastAsia="Arial" w:hAnsi="Arial"/>
@@ -29519,7 +29519,7 @@
                 <w:delText xml:space="preserve">to the 3 km gap</w:delText>
               </w:r>
             </w:del>
-            <w:ins w:id="9320" w:author="Claude (AI) - proposed" w:date="2026-10-15T20:36:00Z">
+            <w:ins w:id="9320" w:author="Claude (AI) - proposed" w:date="2026-10-18T00:28:02Z">
               <w:r>
                 <w:rPr>
                   <w:rFonts w:ascii="Arial" w:cs="Arial" w:eastAsia="Arial" w:hAnsi="Arial"/>
@@ -29547,7 +29547,7 @@
               </w:rPr>
               <w:t xml:space="preserve">. SCENARIO 2 (Opposite direction — Lake Victoria ferries): A passenger ferry leaves Kisumu at 25 km/h heading to Homa Bay. A cargo vessel leaves Homa Bay at 15 km/h heading to Kisumu. The ports are 60 km apart. Students use relative speed = 25 + 15 = 40 km/h to find when and where the vessels meet. SCENARIO 3 (Runners — connecting to the marathon): During the slow middle section of the Nairobi Marathon (25–</w:t>
             </w:r>
-            <w:del w:id="9321" w:author="Claude (AI) - proposed" w:date="2026-10-15T20:36:00Z">
+            <w:del w:id="9321" w:author="Claude (AI) - proposed" w:date="2026-10-18T00:28:02Z">
               <w:r>
                 <w:rPr>
                   <w:rFonts w:ascii="Arial" w:cs="Arial" w:eastAsia="Arial" w:hAnsi="Arial"/>
@@ -29562,7 +29562,7 @@
                 <w:delText xml:space="preserve">35</w:delText>
               </w:r>
             </w:del>
-            <w:ins w:id="9322" w:author="Claude (AI) - proposed" w:date="2026-10-15T20:36:00Z">
+            <w:ins w:id="9322" w:author="Claude (AI) - proposed" w:date="2026-10-18T00:28:02Z">
               <w:r>
                 <w:rPr>
                   <w:rFonts w:ascii="Arial" w:cs="Arial" w:eastAsia="Arial" w:hAnsi="Arial"/>
@@ -29590,7 +29590,7 @@
               </w:rPr>
               <w:t xml:space="preserve"> km), Runner A is travelling at 19 km/h and Runner B (who is 200 m ahead) has slowed to about </w:t>
             </w:r>
-            <w:del w:id="9323" w:author="Claude (AI) - proposed" w:date="2026-10-15T20:36:00Z">
+            <w:del w:id="9323" w:author="Claude (AI) - proposed" w:date="2026-10-18T00:28:02Z">
               <w:r>
                 <w:rPr>
                   <w:rFonts w:ascii="Arial" w:cs="Arial" w:eastAsia="Arial" w:hAnsi="Arial"/>
@@ -29605,7 +29605,7 @@
                 <w:delText xml:space="preserve">17.6</w:delText>
               </w:r>
             </w:del>
-            <w:ins w:id="9324" w:author="Claude (AI) - proposed" w:date="2026-10-15T20:36:00Z">
+            <w:ins w:id="9324" w:author="Claude (AI) - proposed" w:date="2026-10-18T00:28:02Z">
               <w:r>
                 <w:rPr>
                   <w:rFonts w:ascii="Arial" w:cs="Arial" w:eastAsia="Arial" w:hAnsi="Arial"/>
@@ -29633,7 +29633,7 @@
               </w:rPr>
               <w:t xml:space="preserve"> km/h. Students calculate the relative speed (</w:t>
             </w:r>
-            <w:del w:id="9325" w:author="Claude (AI) - proposed" w:date="2026-10-15T20:36:00Z">
+            <w:del w:id="9325" w:author="Claude (AI) - proposed" w:date="2026-10-18T00:28:02Z">
               <w:r>
                 <w:rPr>
                   <w:rFonts w:ascii="Arial" w:cs="Arial" w:eastAsia="Arial" w:hAnsi="Arial"/>
@@ -29648,7 +29648,7 @@
                 <w:delText xml:space="preserve">about 1.4</w:delText>
               </w:r>
             </w:del>
-            <w:ins w:id="9326" w:author="Claude (AI) - proposed" w:date="2026-10-15T20:36:00Z">
+            <w:ins w:id="9326" w:author="Claude (AI) - proposed" w:date="2026-10-18T00:28:02Z">
               <w:r>
                 <w:rPr>
                   <w:rFonts w:ascii="Arial" w:cs="Arial" w:eastAsia="Arial" w:hAnsi="Arial"/>
@@ -29676,7 +29676,7 @@
               </w:rPr>
               <w:t xml:space="preserve"> km/h) and the time for Runner A to close the 200 m gap (</w:t>
             </w:r>
-            <w:del w:id="9327" w:author="Claude (AI) - proposed" w:date="2026-10-15T20:36:00Z">
+            <w:del w:id="9327" w:author="Claude (AI) - proposed" w:date="2026-10-18T00:28:02Z">
               <w:r>
                 <w:rPr>
                   <w:rFonts w:ascii="Arial" w:cs="Arial" w:eastAsia="Arial" w:hAnsi="Arial"/>
@@ -29691,7 +29691,7 @@
                 <w:delText xml:space="preserve">about 8.6</w:delText>
               </w:r>
             </w:del>
-            <w:ins w:id="9328" w:author="Claude (AI) - proposed" w:date="2026-10-15T20:36:00Z">
+            <w:ins w:id="9328" w:author="Claude (AI) - proposed" w:date="2026-10-18T00:28:02Z">
               <w:r>
                 <w:rPr>
                   <w:rFonts w:ascii="Arial" w:cs="Arial" w:eastAsia="Arial" w:hAnsi="Arial"/>
@@ -29818,7 +29818,7 @@
               </w:rPr>
               <w:t xml:space="preserve">Teacher listens for three specific misconceptions during circulation: (1) students adding speeds even in the same-direction case ('they are both fast, so add them') — redirect by asking 'from the matatu driver's window, is the bus getting CLOSER or FURTHER AWAY, and how FAST?'; (2) students forgetting to convert units (km/h to km/min or keeping consistent units) — check unit labels in working; (3) students who cannot connect Scenario 3 back to the marathon — prompt with 'Which runner is Runner A in our marathon story, and what was happening to Runner B's speed </w:t>
             </w:r>
-            <w:del w:id="9329" w:author="Claude (AI) - proposed" w:date="2026-10-15T20:36:00Z">
+            <w:del w:id="9329" w:author="Claude (AI) - proposed" w:date="2026-10-18T00:28:02Z">
               <w:r>
                 <w:rPr>
                   <w:rFonts w:ascii="Arial" w:cs="Arial" w:eastAsia="Arial" w:hAnsi="Arial"/>
@@ -29833,7 +29833,7 @@
                 <w:delText xml:space="preserve">in the final 2 km</w:delText>
               </w:r>
             </w:del>
-            <w:ins w:id="9330" w:author="Claude (AI) - proposed" w:date="2026-10-15T20:36:00Z">
+            <w:ins w:id="9330" w:author="Claude (AI) - proposed" w:date="2026-10-18T00:28:02Z">
               <w:r>
                 <w:rPr>
                   <w:rFonts w:ascii="Arial" w:cs="Arial" w:eastAsia="Arial" w:hAnsi="Arial"/>
@@ -29861,7 +29861,7 @@
               </w:rPr>
               <w:t xml:space="preserve"> according to the velocity-time graph we </w:t>
             </w:r>
-            <w:del w:id="9331" w:author="Claude (AI) - proposed" w:date="2026-10-15T20:36:00Z">
+            <w:del w:id="9331" w:author="Claude (AI) - proposed" w:date="2026-10-18T00:28:02Z">
               <w:r>
                 <w:rPr>
                   <w:rFonts w:ascii="Arial" w:cs="Arial" w:eastAsia="Arial" w:hAnsi="Arial"/>
@@ -29876,7 +29876,7 @@
                 <w:delText xml:space="preserve">drew</w:delText>
               </w:r>
             </w:del>
-            <w:ins w:id="9332" w:author="Claude (AI) - proposed" w:date="2026-10-15T20:36:00Z">
+            <w:ins w:id="9332" w:author="Claude (AI) - proposed" w:date="2026-10-18T00:28:02Z">
               <w:r>
                 <w:rPr>
                   <w:rFonts w:ascii="Arial" w:cs="Arial" w:eastAsia="Arial" w:hAnsi="Arial"/>
@@ -29960,7 +29960,7 @@
             <w:pPr>
               <w:spacing w:after="20" w:before="0"/>
             </w:pPr>
-            <w:hyperlink w:history="1" r:id="rIddshmbqkc_xcnp9yk4mbfj">
+            <w:hyperlink w:history="1" r:id="rId60gee0i8omm9vzklb66jx">
               <w:r>
                 <w:rPr>
                   <w:rFonts w:ascii="Arial" w:cs="Arial" w:eastAsia="Arial" w:hAnsi="Arial"/>
@@ -30009,7 +30009,7 @@
               <w:spacing w:after="10" w:before="0"/>
               <w:ind w:left="120"/>
             </w:pPr>
-            <w:hyperlink w:history="1" r:id="rIdpwra7vo0s1jobqsz5cpqp">
+            <w:hyperlink w:history="1" r:id="rId_2c64dqgxu6jarhfumjpq">
               <w:r>
                 <w:rPr>
                   <w:rFonts w:ascii="Arial" w:cs="Arial" w:eastAsia="Arial" w:hAnsi="Arial"/>
@@ -30071,7 +30071,7 @@
               <w:spacing w:after="10" w:before="0"/>
               <w:ind w:left="120"/>
             </w:pPr>
-            <w:hyperlink w:history="1" r:id="rIdl6wc2okm7yhsqkevvz20q">
+            <w:hyperlink w:history="1" r:id="rIdakq6o_jneerwj2hbni8im">
               <w:r>
                 <w:rPr>
                   <w:rFonts w:ascii="Arial" w:cs="Arial" w:eastAsia="Arial" w:hAnsi="Arial"/>
@@ -30164,7 +30164,7 @@
               </w:rPr>
               <w:t xml:space="preserve">Begin by returning to the board prediction tally: 'At the start of the lesson, [X] of you said the overtake was safe and [Y] said it was not. Let us now use the mathematics to settle this.' Work through Scenario 1 on the board step by step, narrating each line: 'Step 1: Identify direction — same direction, so we SUBTRACT. Step 2: Relative speed = 90 − 60 = 30 km/h. Step 3: Time to close 0.5 km gap at 30 km/h = 0.5/30 hours = 1 minute. Step 4: </w:t>
             </w:r>
-            <w:del w:id="9333" w:author="Claude (AI) - proposed" w:date="2026-10-15T20:36:00Z">
+            <w:del w:id="9333" w:author="Claude (AI) - proposed" w:date="2026-10-18T00:28:02Z">
               <w:r>
                 <w:rPr>
                   <w:rFonts w:ascii="Arial" w:cs="Arial" w:eastAsia="Arial" w:hAnsi="Arial"/>
@@ -30179,7 +30179,7 @@
                 <w:delText xml:space="preserve">In 1 minute,</w:delText>
               </w:r>
             </w:del>
-            <w:ins w:id="9334" w:author="Claude (AI) - proposed" w:date="2026-10-15T20:36:00Z">
+            <w:ins w:id="9334" w:author="Claude (AI) - proposed" w:date="2026-10-18T00:28:02Z">
               <w:r>
                 <w:rPr>
                   <w:rFonts w:ascii="Arial" w:cs="Arial" w:eastAsia="Arial" w:hAnsi="Arial"/>
@@ -30207,7 +30207,7 @@
               </w:rPr>
               <w:t xml:space="preserve"> the oncoming car </w:t>
             </w:r>
-            <w:del w:id="9335" w:author="Claude (AI) - proposed" w:date="2026-10-15T20:36:00Z">
+            <w:del w:id="9335" w:author="Claude (AI) - proposed" w:date="2026-10-18T00:28:02Z">
               <w:r>
                 <w:rPr>
                   <w:rFonts w:ascii="Arial" w:cs="Arial" w:eastAsia="Arial" w:hAnsi="Arial"/>
@@ -30222,7 +30222,7 @@
                 <w:delText xml:space="preserve">travels 100 × (1/60) = 1.67 km</w:delText>
               </w:r>
             </w:del>
-            <w:ins w:id="9336" w:author="Claude (AI) - proposed" w:date="2026-10-15T20:36:00Z">
+            <w:ins w:id="9336" w:author="Claude (AI) - proposed" w:date="2026-10-18T00:28:02Z">
               <w:r>
                 <w:rPr>
                   <w:rFonts w:ascii="Arial" w:cs="Arial" w:eastAsia="Arial" w:hAnsi="Arial"/>
@@ -30250,7 +30250,7 @@
               </w:rPr>
               <w:t xml:space="preserve">. Step 5: </w:t>
             </w:r>
-            <w:del w:id="9337" w:author="Claude (AI) - proposed" w:date="2026-10-15T20:36:00Z">
+            <w:del w:id="9337" w:author="Claude (AI) - proposed" w:date="2026-10-18T00:28:02Z">
               <w:r>
                 <w:rPr>
                   <w:rFonts w:ascii="Arial" w:cs="Arial" w:eastAsia="Arial" w:hAnsi="Arial"/>
@@ -30265,7 +30265,7 @@
                 <w:delText xml:space="preserve">The oncoming car started 3 km away and has covered 1.67 km — it is now only 1.33 km away</w:delText>
               </w:r>
             </w:del>
-            <w:ins w:id="9338" w:author="Claude (AI) - proposed" w:date="2026-10-15T20:36:00Z">
+            <w:ins w:id="9338" w:author="Claude (AI) - proposed" w:date="2026-10-18T00:28:02Z">
               <w:r>
                 <w:rPr>
                   <w:rFonts w:ascii="Arial" w:cs="Arial" w:eastAsia="Arial" w:hAnsi="Arial"/>
@@ -30293,7 +30293,7 @@
               </w:rPr>
               <w:t xml:space="preserve">. So what is your verdict?'</w:t>
             </w:r>
-            <w:ins w:id="9339" w:author="Claude (AI) - proposed" w:date="2026-10-15T20:36:00Z">
+            <w:ins w:id="9339" w:author="Claude (AI) - proposed" w:date="2026-10-18T00:28:02Z">
               <w:r>
                 <w:rPr>
                   <w:rFonts w:ascii="Arial" w:cs="Arial" w:eastAsia="Arial" w:hAnsi="Arial"/>
@@ -30321,7 +30321,7 @@
               </w:rPr>
               <w:t xml:space="preserve"> [WAIT 15 seconds, cold-call 2 students.] Then say: 'Now I want you to tell me WHY head-on collisions are so much more deadly than rear-end collisions. Use the words RELATIVE SPEED in your answer.' [WAIT 15 seconds.] Cold-call 3 students. Formalise: 'Head-on collision relative speed = 80 + 80 = 160 km/h. Rear-end: 90 − 60 = 30 km/h. The </w:t>
             </w:r>
-            <w:del w:id="9340" w:author="Claude (AI) - proposed" w:date="2026-10-15T20:36:00Z">
+            <w:del w:id="9340" w:author="Claude (AI) - proposed" w:date="2026-10-18T00:28:02Z">
               <w:r>
                 <w:rPr>
                   <w:rFonts w:ascii="Arial" w:cs="Arial" w:eastAsia="Arial" w:hAnsi="Arial"/>
@@ -30336,7 +30336,7 @@
                 <w:delText xml:space="preserve">force of impact depends on</w:delText>
               </w:r>
             </w:del>
-            <w:ins w:id="9341" w:author="Claude (AI) - proposed" w:date="2026-10-15T20:36:00Z">
+            <w:ins w:id="9341" w:author="Claude (AI) - proposed" w:date="2026-10-18T00:28:02Z">
               <w:r>
                 <w:rPr>
                   <w:rFonts w:ascii="Arial" w:cs="Arial" w:eastAsia="Arial" w:hAnsi="Arial"/>
@@ -30364,7 +30364,7 @@
               </w:rPr>
               <w:t xml:space="preserve"> this relative speed. That is why NTSA sets speed limits — it is not arbitrary, it is mathematics protecting lives.' For </w:t>
             </w:r>
-            <w:del w:id="9342" w:author="Claude (AI) - proposed" w:date="2026-10-15T20:36:00Z">
+            <w:del w:id="9342" w:author="Claude (AI) - proposed" w:date="2026-10-18T00:28:02Z">
               <w:r>
                 <w:rPr>
                   <w:rFonts w:ascii="Arial" w:cs="Arial" w:eastAsia="Arial" w:hAnsi="Arial"/>
@@ -30379,7 +30379,7 @@
                 <w:delText xml:space="preserve">the extension problems</w:delText>
               </w:r>
             </w:del>
-            <w:ins w:id="9343" w:author="Claude (AI) - proposed" w:date="2026-10-15T20:36:00Z">
+            <w:ins w:id="9343" w:author="Claude (AI) - proposed" w:date="2026-10-18T00:28:02Z">
               <w:r>
                 <w:rPr>
                   <w:rFonts w:ascii="Arial" w:cs="Arial" w:eastAsia="Arial" w:hAnsi="Arial"/>
@@ -30407,7 +30407,7 @@
               </w:rPr>
               <w:t xml:space="preserve">, say: 'In your books — 3 minutes. Go.'</w:t>
             </w:r>
-            <w:ins w:id="9344" w:author="Claude (AI) - proposed" w:date="2026-10-15T20:36:00Z">
+            <w:ins w:id="9344" w:author="Claude (AI) - proposed" w:date="2026-10-18T00:28:02Z">
               <w:r>
                 <w:rPr>
                   <w:rFonts w:ascii="Arial" w:cs="Arial" w:eastAsia="Arial" w:hAnsi="Arial"/>
@@ -30557,7 +30557,7 @@
             <w:pPr>
               <w:spacing w:after="20" w:before="0"/>
             </w:pPr>
-            <w:hyperlink w:history="1" r:id="rIdaozo4hllr5rrxh4p6ksbt">
+            <w:hyperlink w:history="1" r:id="rIddsku28b5sxcw8io5j4xic">
               <w:r>
                 <w:rPr>
                   <w:rFonts w:ascii="Arial" w:cs="Arial" w:eastAsia="Arial" w:hAnsi="Arial"/>
@@ -30606,7 +30606,7 @@
               <w:spacing w:after="10" w:before="0"/>
               <w:ind w:left="120"/>
             </w:pPr>
-            <w:hyperlink w:history="1" r:id="rIdhii82hj86tzvbwh418wrh">
+            <w:hyperlink w:history="1" r:id="rIdyg2mqbe4t3czfvgiog52h">
               <w:r>
                 <w:rPr>
                   <w:rFonts w:ascii="Arial" w:cs="Arial" w:eastAsia="Arial" w:hAnsi="Arial"/>
@@ -30668,7 +30668,7 @@
               <w:spacing w:after="10" w:before="0"/>
               <w:ind w:left="120"/>
             </w:pPr>
-            <w:hyperlink w:history="1" r:id="rIdct1uresu8y90sqgjkgxrc">
+            <w:hyperlink w:history="1" r:id="rIdfw37fyg4u0j6qhifw1wcv">
               <w:r>
                 <w:rPr>
                   <w:rFonts w:ascii="Arial" w:cs="Arial" w:eastAsia="Arial" w:hAnsi="Arial"/>
@@ -30761,7 +30761,7 @@
               </w:rPr>
               <w:t xml:space="preserve">Say: 'Take </w:t>
             </w:r>
-            <w:del w:id="9345" w:author="Claude (AI) - proposed" w:date="2026-10-15T20:36:00Z">
+            <w:del w:id="9345" w:author="Claude (AI) - proposed" w:date="2026-10-18T00:28:02Z">
               <w:r>
                 <w:rPr>
                   <w:rFonts w:ascii="Arial" w:cs="Arial" w:eastAsia="Arial" w:hAnsi="Arial"/>
@@ -30776,7 +30776,7 @@
                 <w:delText xml:space="preserve">3</w:delText>
               </w:r>
             </w:del>
-            <w:ins w:id="9346" w:author="Claude (AI) - proposed" w:date="2026-10-15T20:36:00Z">
+            <w:ins w:id="9346" w:author="Claude (AI) - proposed" w:date="2026-10-18T00:28:02Z">
               <w:r>
                 <w:rPr>
                   <w:rFonts w:ascii="Arial" w:cs="Arial" w:eastAsia="Arial" w:hAnsi="Arial"/>
@@ -30804,7 +30804,7 @@
               </w:rPr>
               <w:t xml:space="preserve"> minutes in your groups. Look at our DQB. Which questions can we NOW answer that we could not answer before Lesson 7? Write your answer on the GREEN note. Then think: did today's lesson raise a NEW question for you? Write it on the ORANGE note.' [WAIT </w:t>
             </w:r>
-            <w:del w:id="9347" w:author="Claude (AI) - proposed" w:date="2026-10-15T20:36:00Z">
+            <w:del w:id="9347" w:author="Claude (AI) - proposed" w:date="2026-10-18T00:28:02Z">
               <w:r>
                 <w:rPr>
                   <w:rFonts w:ascii="Arial" w:cs="Arial" w:eastAsia="Arial" w:hAnsi="Arial"/>
@@ -30819,7 +30819,7 @@
                 <w:delText xml:space="preserve">3</w:delText>
               </w:r>
             </w:del>
-            <w:ins w:id="9348" w:author="Claude (AI) - proposed" w:date="2026-10-15T20:36:00Z">
+            <w:ins w:id="9348" w:author="Claude (AI) - proposed" w:date="2026-10-18T00:28:02Z">
               <w:r>
                 <w:rPr>
                   <w:rFonts w:ascii="Arial" w:cs="Arial" w:eastAsia="Arial" w:hAnsi="Arial"/>
@@ -30969,7 +30969,7 @@
             <w:pPr>
               <w:spacing w:after="20" w:before="0"/>
             </w:pPr>
-            <w:hyperlink w:history="1" r:id="rId8-5iswxcukgeevtqubldn">
+            <w:hyperlink w:history="1" r:id="rIdexg0hoffalexnwvf8hpja">
               <w:r>
                 <w:rPr>
                   <w:rFonts w:ascii="Arial" w:cs="Arial" w:eastAsia="Arial" w:hAnsi="Arial"/>
@@ -31018,7 +31018,7 @@
               <w:spacing w:after="10" w:before="0"/>
               <w:ind w:left="120"/>
             </w:pPr>
-            <w:hyperlink w:history="1" r:id="rIdyhrr9j56hi9upvln3ugsq">
+            <w:hyperlink w:history="1" r:id="rIdesd22yftjmnlguowrwwbk">
               <w:r>
                 <w:rPr>
                   <w:rFonts w:ascii="Arial" w:cs="Arial" w:eastAsia="Arial" w:hAnsi="Arial"/>
@@ -31080,7 +31080,7 @@
               <w:spacing w:after="10" w:before="0"/>
               <w:ind w:left="120"/>
             </w:pPr>
-            <w:hyperlink w:history="1" r:id="rIdzyafrk52nlv_m3mu9k3xs">
+            <w:hyperlink w:history="1" r:id="rIdoj9pdbuxqelj4lnrb-zj9">
               <w:r>
                 <w:rPr>
                   <w:rFonts w:ascii="Arial" w:cs="Arial" w:eastAsia="Arial" w:hAnsi="Arial"/>
@@ -31140,7 +31140,7 @@
               </w:rPr>
               <w:t xml:space="preserve">Each student returns to their cumulative 'Motion Model' — the annotated diagram they have been building since Lesson 1 that represents the complete story of the 2023 Nairobi Marathon using every mathematical tool learned so far. In Lesson 7, students add a NEW layer to their model: a two-body diagram showing the overtake during the 30–35 km stretch. They draw two parallel horizontal arrows (representing Runner A and Runner B moving in the same direction), label the arrows with the velocities from Lesson 6's velocity-time graph (Runner A: 19 km/h, Runner B: </w:t>
             </w:r>
-            <w:del w:id="9349" w:author="Claude (AI) - proposed" w:date="2026-10-15T20:36:00Z">
+            <w:del w:id="9349" w:author="Claude (AI) - proposed" w:date="2026-10-18T00:28:02Z">
               <w:r>
                 <w:rPr>
                   <w:rFonts w:ascii="Arial" w:cs="Arial" w:eastAsia="Arial" w:hAnsi="Arial"/>
@@ -31155,7 +31155,7 @@
                 <w:delText xml:space="preserve">17.6</w:delText>
               </w:r>
             </w:del>
-            <w:ins w:id="9350" w:author="Claude (AI) - proposed" w:date="2026-10-15T20:36:00Z">
+            <w:ins w:id="9350" w:author="Claude (AI) - proposed" w:date="2026-10-18T00:28:02Z">
               <w:r>
                 <w:rPr>
                   <w:rFonts w:ascii="Arial" w:cs="Arial" w:eastAsia="Arial" w:hAnsi="Arial"/>
@@ -31183,7 +31183,7 @@
               </w:rPr>
               <w:t xml:space="preserve"> km/h), write the relative speed calculation beside the diagram (19 − </w:t>
             </w:r>
-            <w:del w:id="9351" w:author="Claude (AI) - proposed" w:date="2026-10-15T20:36:00Z">
+            <w:del w:id="9351" w:author="Claude (AI) - proposed" w:date="2026-10-18T00:28:02Z">
               <w:r>
                 <w:rPr>
                   <w:rFonts w:ascii="Arial" w:cs="Arial" w:eastAsia="Arial" w:hAnsi="Arial"/>
@@ -31198,7 +31198,7 @@
                 <w:delText xml:space="preserve">17.6 = 1.4</w:delText>
               </w:r>
             </w:del>
-            <w:ins w:id="9352" w:author="Claude (AI) - proposed" w:date="2026-10-15T20:36:00Z">
+            <w:ins w:id="9352" w:author="Claude (AI) - proposed" w:date="2026-10-18T00:28:02Z">
               <w:r>
                 <w:rPr>
                   <w:rFonts w:ascii="Arial" w:cs="Arial" w:eastAsia="Arial" w:hAnsi="Arial"/>
@@ -31226,7 +31226,7 @@
               </w:rPr>
               <w:t xml:space="preserve"> km/h), and annotate the 200 m gap with the time calculation showing when Runner A catches Runner B. Below the diagram they write a one-sentence 'mathematical story' of the overtake in plain English, for example: 'From Runner B's perspective, Runner A appeared to be approaching at only </w:t>
             </w:r>
-            <w:del w:id="9353" w:author="Claude (AI) - proposed" w:date="2026-10-15T20:36:00Z">
+            <w:del w:id="9353" w:author="Claude (AI) - proposed" w:date="2026-10-18T00:28:02Z">
               <w:r>
                 <w:rPr>
                   <w:rFonts w:ascii="Arial" w:cs="Arial" w:eastAsia="Arial" w:hAnsi="Arial"/>
@@ -31241,7 +31241,7 @@
                 <w:delText xml:space="preserve">1.4</w:delText>
               </w:r>
             </w:del>
-            <w:ins w:id="9354" w:author="Claude (AI) - proposed" w:date="2026-10-15T20:36:00Z">
+            <w:ins w:id="9354" w:author="Claude (AI) - proposed" w:date="2026-10-18T00:28:02Z">
               <w:r>
                 <w:rPr>
                   <w:rFonts w:ascii="Arial" w:cs="Arial" w:eastAsia="Arial" w:hAnsi="Arial"/>
@@ -31269,7 +31269,7 @@
               </w:rPr>
               <w:t xml:space="preserve"> km/h — but that was enough to close the 200 m gap in about </w:t>
             </w:r>
-            <w:del w:id="9355" w:author="Claude (AI) - proposed" w:date="2026-10-15T20:36:00Z">
+            <w:del w:id="9355" w:author="Claude (AI) - proposed" w:date="2026-10-18T00:28:02Z">
               <w:r>
                 <w:rPr>
                   <w:rFonts w:ascii="Arial" w:cs="Arial" w:eastAsia="Arial" w:hAnsi="Arial"/>
@@ -31284,7 +31284,7 @@
                 <w:delText xml:space="preserve">8.6 minutes and</w:delText>
               </w:r>
             </w:del>
-            <w:ins w:id="9356" w:author="Claude (AI) - proposed" w:date="2026-10-15T20:36:00Z">
+            <w:ins w:id="9356" w:author="Claude (AI) - proposed" w:date="2026-10-18T00:28:02Z">
               <w:r>
                 <w:rPr>
                   <w:rFonts w:ascii="Arial" w:cs="Arial" w:eastAsia="Arial" w:hAnsi="Arial"/>
@@ -31716,7 +31716,7 @@
               </w:rPr>
               <w:t xml:space="preserve">We observed (through calculation) that a matatu travelling at 90 km/h approaches a bus travelling in the same direction at 60 km/h at a closing speed of only 30 km/h — meaning the overtake takes much longer than the driver expects. We also observed that two Lake Victoria ferries travelling towards each other close the gap between them at 40 km/h (the SUM of their speeds), and that Runner A appeared to approach Runner B at just </w:t>
             </w:r>
-            <w:del w:id="9357" w:author="Claude (AI) - proposed" w:date="2026-10-15T20:36:00Z">
+            <w:del w:id="9357" w:author="Claude (AI) - proposed" w:date="2026-10-18T00:28:02Z">
               <w:r>
                 <w:rPr>
                   <w:rFonts w:ascii="Arial" w:cs="Arial" w:eastAsia="Arial" w:hAnsi="Arial"/>
@@ -31731,7 +31731,7 @@
                 <w:delText xml:space="preserve">1.4</w:delText>
               </w:r>
             </w:del>
-            <w:ins w:id="9358" w:author="Claude (AI) - proposed" w:date="2026-10-15T20:36:00Z">
+            <w:ins w:id="9358" w:author="Claude (AI) - proposed" w:date="2026-10-18T00:28:02Z">
               <w:r>
                 <w:rPr>
                   <w:rFonts w:ascii="Arial" w:cs="Arial" w:eastAsia="Arial" w:hAnsi="Arial"/>
@@ -31759,7 +31759,7 @@
               </w:rPr>
               <w:t xml:space="preserve"> km/h</w:t>
             </w:r>
-            <w:ins w:id="9359" w:author="Claude (AI) - proposed" w:date="2026-10-15T20:36:00Z">
+            <w:ins w:id="9359" w:author="Claude (AI) - proposed" w:date="2026-10-18T00:28:02Z">
               <w:r>
                 <w:rPr>
                   <w:rFonts w:ascii="Arial" w:cs="Arial" w:eastAsia="Arial" w:hAnsi="Arial"/>
@@ -31923,7 +31923,7 @@
               </w:rPr>
               <w:t xml:space="preserve">This explains a crucial part of the marathon phenomenon: Runner A did not need to run faster than Runner B's earlier pace to overtake him — Runner A only needed to run faster than Runner B's CURRENT speed. Because Runner B had slowed to about </w:t>
             </w:r>
-            <w:del w:id="9360" w:author="Claude (AI) - proposed" w:date="2026-10-15T20:36:00Z">
+            <w:del w:id="9360" w:author="Claude (AI) - proposed" w:date="2026-10-18T00:28:02Z">
               <w:r>
                 <w:rPr>
                   <w:rFonts w:ascii="Arial" w:cs="Arial" w:eastAsia="Arial" w:hAnsi="Arial"/>
@@ -31938,7 +31938,7 @@
                 <w:delText xml:space="preserve">17.6</w:delText>
               </w:r>
             </w:del>
-            <w:ins w:id="9361" w:author="Claude (AI) - proposed" w:date="2026-10-15T20:36:00Z">
+            <w:ins w:id="9361" w:author="Claude (AI) - proposed" w:date="2026-10-18T00:28:02Z">
               <w:r>
                 <w:rPr>
                   <w:rFonts w:ascii="Arial" w:cs="Arial" w:eastAsia="Arial" w:hAnsi="Arial"/>
@@ -31966,7 +31966,7 @@
               </w:rPr>
               <w:t xml:space="preserve"> km/h and Runner A was running at about 19 km/h, the relative speed between them was about </w:t>
             </w:r>
-            <w:del w:id="9362" w:author="Claude (AI) - proposed" w:date="2026-10-15T20:36:00Z">
+            <w:del w:id="9362" w:author="Claude (AI) - proposed" w:date="2026-10-18T00:28:02Z">
               <w:r>
                 <w:rPr>
                   <w:rFonts w:ascii="Arial" w:cs="Arial" w:eastAsia="Arial" w:hAnsi="Arial"/>
@@ -31981,7 +31981,7 @@
                 <w:delText xml:space="preserve">1.4</w:delText>
               </w:r>
             </w:del>
-            <w:ins w:id="9363" w:author="Claude (AI) - proposed" w:date="2026-10-15T20:36:00Z">
+            <w:ins w:id="9363" w:author="Claude (AI) - proposed" w:date="2026-10-18T00:28:02Z">
               <w:r>
                 <w:rPr>
                   <w:rFonts w:ascii="Arial" w:cs="Arial" w:eastAsia="Arial" w:hAnsi="Arial"/>
@@ -32009,7 +32009,7 @@
               </w:rPr>
               <w:t xml:space="preserve"> km/h. At that closing rate, Runner A covered </w:t>
             </w:r>
-            <w:del w:id="9364" w:author="Claude (AI) - proposed" w:date="2026-10-15T20:36:00Z">
+            <w:del w:id="9364" w:author="Claude (AI) - proposed" w:date="2026-10-18T00:28:02Z">
               <w:r>
                 <w:rPr>
                   <w:rFonts w:ascii="Arial" w:cs="Arial" w:eastAsia="Arial" w:hAnsi="Arial"/>
@@ -32024,7 +32024,7 @@
                 <w:delText xml:space="preserve">the</w:delText>
               </w:r>
             </w:del>
-            <w:ins w:id="9365" w:author="Claude (AI) - proposed" w:date="2026-10-15T20:36:00Z">
+            <w:ins w:id="9365" w:author="Claude (AI) - proposed" w:date="2026-10-18T00:28:02Z">
               <w:r>
                 <w:rPr>
                   <w:rFonts w:ascii="Arial" w:cs="Arial" w:eastAsia="Arial" w:hAnsi="Arial"/>
@@ -32052,7 +32052,7 @@
               </w:rPr>
               <w:t xml:space="preserve"> 200 m gap in </w:t>
             </w:r>
-            <w:del w:id="9366" w:author="Claude (AI) - proposed" w:date="2026-10-15T20:36:00Z">
+            <w:del w:id="9366" w:author="Claude (AI) - proposed" w:date="2026-10-18T00:28:02Z">
               <w:r>
                 <w:rPr>
                   <w:rFonts w:ascii="Arial" w:cs="Arial" w:eastAsia="Arial" w:hAnsi="Arial"/>
@@ -32067,7 +32067,7 @@
                 <w:delText xml:space="preserve">approximately 8.6</w:delText>
               </w:r>
             </w:del>
-            <w:ins w:id="9367" w:author="Claude (AI) - proposed" w:date="2026-10-15T20:36:00Z">
+            <w:ins w:id="9367" w:author="Claude (AI) - proposed" w:date="2026-10-18T00:28:02Z">
               <w:r>
                 <w:rPr>
                   <w:rFonts w:ascii="Arial" w:cs="Arial" w:eastAsia="Arial" w:hAnsi="Arial"/>
@@ -32095,7 +32095,7 @@
               </w:rPr>
               <w:t xml:space="preserve"> minutes. The same mathematics also explains the NTSA road-safety context: a head-on collision between two vehicles both doing 80 km/h has a relative speed of 160 km/h — </w:t>
             </w:r>
-            <w:del w:id="9368" w:author="Claude (AI) - proposed" w:date="2026-10-15T20:36:00Z">
+            <w:del w:id="9368" w:author="Claude (AI) - proposed" w:date="2026-10-18T00:28:02Z">
               <w:r>
                 <w:rPr>
                   <w:rFonts w:ascii="Arial" w:cs="Arial" w:eastAsia="Arial" w:hAnsi="Arial"/>
@@ -32110,7 +32110,7 @@
                 <w:delText xml:space="preserve">four times more dangerous than</w:delText>
               </w:r>
             </w:del>
-            <w:ins w:id="9369" w:author="Claude (AI) - proposed" w:date="2026-10-15T20:36:00Z">
+            <w:ins w:id="9369" w:author="Claude (AI) - proposed" w:date="2026-10-18T00:28:02Z">
               <w:r>
                 <w:rPr>
                   <w:rFonts w:ascii="Arial" w:cs="Arial" w:eastAsia="Arial" w:hAnsi="Arial"/>
@@ -32138,7 +32138,7 @@
               </w:rPr>
               <w:t xml:space="preserve"> a rear-end collision between a 90 km/h matatu and a 60 km/h bus</w:t>
             </w:r>
-            <w:ins w:id="9370" w:author="Claude (AI) - proposed" w:date="2026-10-15T20:36:00Z">
+            <w:ins w:id="9370" w:author="Claude (AI) - proposed" w:date="2026-10-18T00:28:02Z">
               <w:r>
                 <w:rPr>
                   <w:rFonts w:ascii="Arial" w:cs="Arial" w:eastAsia="Arial" w:hAnsi="Arial"/>
@@ -32186,7 +32186,7 @@
         </w:rPr>
         <w:t xml:space="preserve">© 2026 SeaVuria and ARES. Aligned with KICD objectives. Developed by SeaVuria; technical implementation by ARES (with AI assistance from Claude). Licensed under </w:t>
       </w:r>
-      <w:hyperlink w:history="1" r:id="rIdz1te_0cp6imutwzulhbv2">
+      <w:hyperlink w:history="1" r:id="rIdjuwghmoubmnxhi6aipojs">
         <w:r>
           <w:rPr>
             <w:rFonts w:ascii="Arial" w:cs="Arial" w:eastAsia="Arial" w:hAnsi="Arial"/>
@@ -32207,7 +32207,7 @@
         </w:rPr>
         <w:t xml:space="preserve"> (</w:t>
       </w:r>
-      <w:hyperlink w:history="1" r:id="rIddqonujfobtv9ehhsjqhbr">
+      <w:hyperlink w:history="1" r:id="rIdevepcaqvvz51h8zpyulgn">
         <w:r>
           <w:rPr>
             <w:rFonts w:ascii="Arial" w:cs="Arial" w:eastAsia="Arial" w:hAnsi="Arial"/>
@@ -32959,7 +32959,7 @@
               </w:rPr>
               <w:t xml:space="preserve">Lesson 8 is the culminating lesson of Sub-Strand 2.9: Linear Motion. The lesson opens by returning dramatically to the 2023 Nairobi Marathon video clip and printed split-time table that launched the unit — asking learners: 'You now have all the tools. Can you finally explain exactly what happened at every kilometre of that race?' In the Predict phase, learners compare their current mental model to their Lesson 1 prediction and articulate what they now know. In the Observe phase, groups receive the full Runner A and Runner B split-time data and produce a complete mathematical portfolio: average speed calculations, segment-by-segment velocity, acceleration at the sprint finish, a dual displacement-time graph, and a dual velocity-time graph plotted on the same axes. In the Explain phase, each group presents their model to the class — teacher facilitates cross-group critique and connects every interpretation back to the phenomenon. The DQB Creation phase closes all three KICD key inquiry questions with class-agreed, evidence-based answers drawn directly from the marathon data. The Model Building phase places learners' Lesson 1 sketch beside their final graph, making conceptual growth visible. </w:t>
             </w:r>
-            <w:del w:id="9371" w:author="Claude (AI) - proposed" w:date="2026-10-15T20:36:00Z">
+            <w:del w:id="9371" w:author="Claude (AI) - proposed" w:date="2026-10-18T00:28:02Z">
               <w:r>
                 <w:rPr>
                   <w:rFonts w:ascii="Arial" w:cs="Arial" w:eastAsia="Arial" w:hAnsi="Arial"/>
@@ -32974,7 +32974,7 @@
                 <w:delText xml:space="preserve">A 20</w:delText>
               </w:r>
             </w:del>
-            <w:ins w:id="9372" w:author="Claude (AI) - proposed" w:date="2026-10-15T20:36:00Z">
+            <w:ins w:id="9372" w:author="Claude (AI) - proposed" w:date="2026-10-18T00:28:02Z">
               <w:r>
                 <w:rPr>
                   <w:rFonts w:ascii="Arial" w:cs="Arial" w:eastAsia="Arial" w:hAnsi="Arial"/>
@@ -33290,7 +33290,7 @@
             <w:pPr>
               <w:spacing w:after="20" w:before="0"/>
             </w:pPr>
-            <w:hyperlink w:history="1" r:id="rIdbcnvzh9gvuue1fculaftr">
+            <w:hyperlink w:history="1" r:id="rIdxacrtsaa1xta47qcm9roj">
               <w:r>
                 <w:rPr>
                   <w:rFonts w:ascii="Arial" w:cs="Arial" w:eastAsia="Arial" w:hAnsi="Arial"/>
@@ -33323,7 +33323,7 @@
               <w:spacing w:after="10" w:before="0"/>
               <w:ind w:left="120"/>
             </w:pPr>
-            <w:hyperlink w:history="1" r:id="rId-b6mcaym4dexaecjkbg_y">
+            <w:hyperlink w:history="1" r:id="rIde1oaoqv5mgliedu_7c9wj">
               <w:r>
                 <w:rPr>
                   <w:rFonts w:ascii="Arial" w:cs="Arial" w:eastAsia="Arial" w:hAnsi="Arial"/>
@@ -33368,7 +33368,7 @@
             <w:pPr>
               <w:spacing w:after="20" w:before="0"/>
             </w:pPr>
-            <w:hyperlink w:history="1" r:id="rIdyyll3znfxgzbowdgry47d">
+            <w:hyperlink w:history="1" r:id="rIdvrjafrundwrc9q_fpb0ct">
               <w:r>
                 <w:rPr>
                   <w:rFonts w:ascii="Arial" w:cs="Arial" w:eastAsia="Arial" w:hAnsi="Arial"/>
@@ -33401,7 +33401,7 @@
               <w:spacing w:after="10" w:before="0"/>
               <w:ind w:left="120"/>
             </w:pPr>
-            <w:hyperlink w:history="1" r:id="rIdnf3dwvnz4urfv_jf5mszz">
+            <w:hyperlink w:history="1" r:id="rIdzuegwra14m81ivbywwpml">
               <w:r>
                 <w:rPr>
                   <w:rFonts w:ascii="Arial" w:cs="Arial" w:eastAsia="Arial" w:hAnsi="Arial"/>
@@ -33446,7 +33446,7 @@
               </w:rPr>
               <w:t xml:space="preserve">Learners view the opening </w:t>
             </w:r>
-            <w:del w:id="9373" w:author="Claude (AI) - proposed" w:date="2026-10-15T20:36:00Z">
+            <w:del w:id="9373" w:author="Claude (AI) - proposed" w:date="2026-10-18T00:28:02Z">
               <w:r>
                 <w:rPr>
                   <w:rFonts w:ascii="Arial" w:cs="Arial" w:eastAsia="Arial" w:hAnsi="Arial"/>
@@ -33461,7 +33461,7 @@
                 <w:delText xml:space="preserve">90</w:delText>
               </w:r>
             </w:del>
-            <w:ins w:id="9374" w:author="Claude (AI) - proposed" w:date="2026-10-15T20:36:00Z">
+            <w:ins w:id="9374" w:author="Claude (AI) - proposed" w:date="2026-10-18T00:28:02Z">
               <w:r>
                 <w:rPr>
                   <w:rFonts w:ascii="Arial" w:cs="Arial" w:eastAsia="Arial" w:hAnsi="Arial"/>
@@ -33489,7 +33489,7 @@
               </w:rPr>
               <w:t xml:space="preserve"> seconds of the Nairobi Marathon video clip again — the same clip from Lesson 1. They then receive back their original Lesson 1 prediction sheet (kept by the teacher) showing what they wrote about Runner A and Runner B before instruction began. Working individually for </w:t>
             </w:r>
-            <w:del w:id="9375" w:author="Claude (AI) - proposed" w:date="2026-10-15T20:36:00Z">
+            <w:del w:id="9375" w:author="Claude (AI) - proposed" w:date="2026-10-18T00:28:02Z">
               <w:r>
                 <w:rPr>
                   <w:rFonts w:ascii="Arial" w:cs="Arial" w:eastAsia="Arial" w:hAnsi="Arial"/>
@@ -33504,7 +33504,7 @@
                 <w:delText xml:space="preserve">3</w:delText>
               </w:r>
             </w:del>
-            <w:ins w:id="9376" w:author="Claude (AI) - proposed" w:date="2026-10-15T20:36:00Z">
+            <w:ins w:id="9376" w:author="Claude (AI) - proposed" w:date="2026-10-18T00:28:02Z">
               <w:r>
                 <w:rPr>
                   <w:rFonts w:ascii="Arial" w:cs="Arial" w:eastAsia="Arial" w:hAnsi="Arial"/>
@@ -33532,7 +33532,7 @@
               </w:rPr>
               <w:t xml:space="preserve"> minutes, learners write a 'Then vs. Now' comparison: (1) What did I think was happening in Lesson 1? (2) What do I know now that I did not know then? (3) In one sentence, what is my complete explanation of why Runner A won? Learners then share their 'Then vs. Now' with a shoulder partner for </w:t>
             </w:r>
-            <w:del w:id="9377" w:author="Claude (AI) - proposed" w:date="2026-10-15T20:36:00Z">
+            <w:del w:id="9377" w:author="Claude (AI) - proposed" w:date="2026-10-18T00:28:02Z">
               <w:r>
                 <w:rPr>
                   <w:rFonts w:ascii="Arial" w:cs="Arial" w:eastAsia="Arial" w:hAnsi="Arial"/>
@@ -33547,7 +33547,7 @@
                 <w:delText xml:space="preserve">2 minutes</w:delText>
               </w:r>
             </w:del>
-            <w:ins w:id="9378" w:author="Claude (AI) - proposed" w:date="2026-10-15T20:36:00Z">
+            <w:ins w:id="9378" w:author="Claude (AI) - proposed" w:date="2026-10-18T00:28:02Z">
               <w:r>
                 <w:rPr>
                   <w:rFonts w:ascii="Arial" w:cs="Arial" w:eastAsia="Arial" w:hAnsi="Arial"/>
@@ -33608,7 +33608,7 @@
               </w:rPr>
               <w:t xml:space="preserve">Teacher replays the marathon clip on the projector and says: 'This is exactly where we started eight lessons ago. You had a puzzle — same distance, different stories, Runner B was winning at 30 km but Runner A crossed the finish line first. Look at what you wrote in Lesson 1.' Distribute Lesson 1 prediction sheets. Set a </w:t>
             </w:r>
-            <w:del w:id="9379" w:author="Claude (AI) - proposed" w:date="2026-10-15T20:36:00Z">
+            <w:del w:id="9379" w:author="Claude (AI) - proposed" w:date="2026-10-18T00:28:02Z">
               <w:r>
                 <w:rPr>
                   <w:rFonts w:ascii="Arial" w:cs="Arial" w:eastAsia="Arial" w:hAnsi="Arial"/>
@@ -33623,7 +33623,7 @@
                 <w:delText xml:space="preserve">3</w:delText>
               </w:r>
             </w:del>
-            <w:ins w:id="9380" w:author="Claude (AI) - proposed" w:date="2026-10-15T20:36:00Z">
+            <w:ins w:id="9380" w:author="Claude (AI) - proposed" w:date="2026-10-18T00:28:02Z">
               <w:r>
                 <w:rPr>
                   <w:rFonts w:ascii="Arial" w:cs="Arial" w:eastAsia="Arial" w:hAnsi="Arial"/>
@@ -33651,7 +33651,7 @@
               </w:rPr>
               <w:t xml:space="preserve">-minute silent individual writing timer. After </w:t>
             </w:r>
-            <w:del w:id="9381" w:author="Claude (AI) - proposed" w:date="2026-10-15T20:36:00Z">
+            <w:del w:id="9381" w:author="Claude (AI) - proposed" w:date="2026-10-18T00:28:02Z">
               <w:r>
                 <w:rPr>
                   <w:rFonts w:ascii="Arial" w:cs="Arial" w:eastAsia="Arial" w:hAnsi="Arial"/>
@@ -33666,7 +33666,7 @@
                 <w:delText xml:space="preserve">3</w:delText>
               </w:r>
             </w:del>
-            <w:ins w:id="9382" w:author="Claude (AI) - proposed" w:date="2026-10-15T20:36:00Z">
+            <w:ins w:id="9382" w:author="Claude (AI) - proposed" w:date="2026-10-18T00:28:02Z">
               <w:r>
                 <w:rPr>
                   <w:rFonts w:ascii="Arial" w:cs="Arial" w:eastAsia="Arial" w:hAnsi="Arial"/>
@@ -33694,7 +33694,7 @@
               </w:rPr>
               <w:t xml:space="preserve"> minutes, say: 'Turn to your shoulder partner. Share your Then vs. Now. You have </w:t>
             </w:r>
-            <w:del w:id="9383" w:author="Claude (AI) - proposed" w:date="2026-10-15T20:36:00Z">
+            <w:del w:id="9383" w:author="Claude (AI) - proposed" w:date="2026-10-18T00:28:02Z">
               <w:r>
                 <w:rPr>
                   <w:rFonts w:ascii="Arial" w:cs="Arial" w:eastAsia="Arial" w:hAnsi="Arial"/>
@@ -33709,7 +33709,7 @@
                 <w:delText xml:space="preserve">2 minutes</w:delText>
               </w:r>
             </w:del>
-            <w:ins w:id="9384" w:author="Claude (AI) - proposed" w:date="2026-10-15T20:36:00Z">
+            <w:ins w:id="9384" w:author="Claude (AI) - proposed" w:date="2026-10-18T00:28:02Z">
               <w:r>
                 <w:rPr>
                   <w:rFonts w:ascii="Arial" w:cs="Arial" w:eastAsia="Arial" w:hAnsi="Arial"/>
@@ -33737,7 +33737,7 @@
               </w:rPr>
               <w:t xml:space="preserve">.' WAIT for </w:t>
             </w:r>
-            <w:del w:id="9385" w:author="Claude (AI) - proposed" w:date="2026-10-15T20:36:00Z">
+            <w:del w:id="9385" w:author="Claude (AI) - proposed" w:date="2026-10-18T00:28:02Z">
               <w:r>
                 <w:rPr>
                   <w:rFonts w:ascii="Arial" w:cs="Arial" w:eastAsia="Arial" w:hAnsi="Arial"/>
@@ -33752,7 +33752,7 @@
                 <w:delText xml:space="preserve">full 2 minutes</w:delText>
               </w:r>
             </w:del>
-            <w:ins w:id="9386" w:author="Claude (AI) - proposed" w:date="2026-10-15T20:36:00Z">
+            <w:ins w:id="9386" w:author="Claude (AI) - proposed" w:date="2026-10-18T00:28:02Z">
               <w:r>
                 <w:rPr>
                   <w:rFonts w:ascii="Arial" w:cs="Arial" w:eastAsia="Arial" w:hAnsi="Arial"/>
@@ -33780,7 +33780,7 @@
               </w:rPr>
               <w:t xml:space="preserve">. After pairs share, cold-call exactly 3 learners using a name stick: 'Tell us in one sentence — why did Runner A win?' After each response, probe with: 'How do you know that mathematically?' Record the three responses on the board under the heading 'Our Current Best Explanation.' Do NOT confirm or correct yet — hold the tension for the Observe phase. Estimated time: </w:t>
             </w:r>
-            <w:del w:id="9387" w:author="Claude (AI) - proposed" w:date="2026-10-15T20:36:00Z">
+            <w:del w:id="9387" w:author="Claude (AI) - proposed" w:date="2026-10-18T00:28:02Z">
               <w:r>
                 <w:rPr>
                   <w:rFonts w:ascii="Arial" w:cs="Arial" w:eastAsia="Arial" w:hAnsi="Arial"/>
@@ -33795,7 +33795,7 @@
                 <w:delText xml:space="preserve">10</w:delText>
               </w:r>
             </w:del>
-            <w:ins w:id="9388" w:author="Claude (AI) - proposed" w:date="2026-10-15T20:36:00Z">
+            <w:ins w:id="9388" w:author="Claude (AI) - proposed" w:date="2026-10-18T00:28:02Z">
               <w:r>
                 <w:rPr>
                   <w:rFonts w:ascii="Arial" w:cs="Arial" w:eastAsia="Arial" w:hAnsi="Arial"/>
@@ -33945,7 +33945,7 @@
             <w:pPr>
               <w:spacing w:after="20" w:before="0"/>
             </w:pPr>
-            <w:hyperlink w:history="1" r:id="rId4gjko2mo6da7lbvl6h4ir">
+            <w:hyperlink w:history="1" r:id="rIdcvtuieiulk5qjychabfsm">
               <w:r>
                 <w:rPr>
                   <w:rFonts w:ascii="Arial" w:cs="Arial" w:eastAsia="Arial" w:hAnsi="Arial"/>
@@ -33978,7 +33978,7 @@
               <w:spacing w:after="10" w:before="0"/>
               <w:ind w:left="120"/>
             </w:pPr>
-            <w:hyperlink w:history="1" r:id="rIdqy-tnhj0pt0__r6wh0gy1">
+            <w:hyperlink w:history="1" r:id="rIdvhxogxsggwy4uxga1zlzq">
               <w:r>
                 <w:rPr>
                   <w:rFonts w:ascii="Arial" w:cs="Arial" w:eastAsia="Arial" w:hAnsi="Arial"/>
@@ -34023,7 +34023,7 @@
             <w:pPr>
               <w:spacing w:after="20" w:before="0"/>
             </w:pPr>
-            <w:hyperlink w:history="1" r:id="rIdta6osfu-r1t0lhysdbnup">
+            <w:hyperlink w:history="1" r:id="rId4zrsaawswqsndfvv5ejws">
               <w:r>
                 <w:rPr>
                   <w:rFonts w:ascii="Arial" w:cs="Arial" w:eastAsia="Arial" w:hAnsi="Arial"/>
@@ -34056,7 +34056,7 @@
               <w:spacing w:after="10" w:before="0"/>
               <w:ind w:left="120"/>
             </w:pPr>
-            <w:hyperlink w:history="1" r:id="rIdi407lmwqcxlpulbx-yw5h">
+            <w:hyperlink w:history="1" r:id="rIdip64bpyq5vtvch3zoqvgh">
               <w:r>
                 <w:rPr>
                   <w:rFonts w:ascii="Arial" w:cs="Arial" w:eastAsia="Arial" w:hAnsi="Arial"/>
@@ -34101,7 +34101,7 @@
               </w:rPr>
               <w:t xml:space="preserve">Learners work in pre-assigned groups of four. Each group receives: (1) the complete Runner A and Runner B split-time data table (time in minutes recorded at 0, 5, 10, 15, 20, 25, 30, 35, 40, and 42 km marks); (2) a large sheet of graph paper (A3); (3) a structured portfolio task sheet with four required outputs. Task 1 — Calculations: Compute the average speed for the whole race for both runners (km/h). Then compute the average velocity for each 5 km segment. Identify </w:t>
             </w:r>
-            <w:del w:id="9389" w:author="Claude (AI) - proposed" w:date="2026-10-15T20:36:00Z">
+            <w:del w:id="9389" w:author="Claude (AI) - proposed" w:date="2026-10-18T00:28:02Z">
               <w:r>
                 <w:rPr>
                   <w:rFonts w:ascii="Arial" w:cs="Arial" w:eastAsia="Arial" w:hAnsi="Arial"/>
@@ -34129,7 +34129,7 @@
               </w:rPr>
               <w:t xml:space="preserve">where Runner B</w:t>
             </w:r>
-            <w:del w:id="9390" w:author="Claude (AI) - proposed" w:date="2026-10-15T20:36:00Z">
+            <w:del w:id="9390" w:author="Claude (AI) - proposed" w:date="2026-10-18T00:28:02Z">
               <w:r>
                 <w:rPr>
                   <w:rFonts w:ascii="Arial" w:cs="Arial" w:eastAsia="Arial" w:hAnsi="Arial"/>
@@ -34144,7 +34144,7 @@
                 <w:delText xml:space="preserve"> decelerates</w:delText>
               </w:r>
             </w:del>
-            <w:ins w:id="9391" w:author="Claude (AI) - proposed" w:date="2026-10-15T20:36:00Z">
+            <w:ins w:id="9391" w:author="Claude (AI) - proposed" w:date="2026-10-18T00:28:02Z">
               <w:r>
                 <w:rPr>
                   <w:rFonts w:ascii="Arial" w:cs="Arial" w:eastAsia="Arial" w:hAnsi="Arial"/>
@@ -34172,7 +34172,7 @@
               </w:rPr>
               <w:t xml:space="preserve"> most sharply (</w:t>
             </w:r>
-            <w:del w:id="9392" w:author="Claude (AI) - proposed" w:date="2026-10-15T20:36:00Z">
+            <w:del w:id="9392" w:author="Claude (AI) - proposed" w:date="2026-10-18T00:28:02Z">
               <w:r>
                 <w:rPr>
                   <w:rFonts w:ascii="Arial" w:cs="Arial" w:eastAsia="Arial" w:hAnsi="Arial"/>
@@ -34187,7 +34187,7 @@
                 <w:delText xml:space="preserve">between 25–35 km</w:delText>
               </w:r>
             </w:del>
-            <w:ins w:id="9393" w:author="Claude (AI) - proposed" w:date="2026-10-15T20:36:00Z">
+            <w:ins w:id="9393" w:author="Claude (AI) - proposed" w:date="2026-10-18T00:28:02Z">
               <w:r>
                 <w:rPr>
                   <w:rFonts w:ascii="Arial" w:cs="Arial" w:eastAsia="Arial" w:hAnsi="Arial"/>
@@ -34215,7 +34215,7 @@
               </w:rPr>
               <w:t xml:space="preserve">) and compute the acceleration</w:t>
             </w:r>
-            <w:ins w:id="9394" w:author="Claude (AI) - proposed" w:date="2026-10-15T20:36:00Z">
+            <w:ins w:id="9394" w:author="Claude (AI) - proposed" w:date="2026-10-18T00:28:02Z">
               <w:r>
                 <w:rPr>
                   <w:rFonts w:ascii="Arial" w:cs="Arial" w:eastAsia="Arial" w:hAnsi="Arial"/>
@@ -34243,7 +34243,7 @@
               </w:rPr>
               <w:t xml:space="preserve">. Task 2 — Displacement-Time Graph: Plot both runners on the same axes (time on x-axis in minutes, displacement on y-axis in km). Use different colours. Annotate: the point where Runner B is ahead (at 30 km), the sprint finish zone (40–42 km), and where the lines cross (Runner A overtakes). Task 3 — Velocity-Time Graph: Using segment velocities computed in Task 1, construct a velocity-time graph for both runners on the same axes. Annotate: Runner B's deceleration zone, Runner A's consistent gradient, and the sprint finish. Task 4 — Written Explanation: In 5–7 sentences, explain in mathematical language why Runner A won, referencing gradient, velocity, and acceleration. Groups have </w:t>
             </w:r>
-            <w:del w:id="9395" w:author="Claude (AI) - proposed" w:date="2026-10-15T20:36:00Z">
+            <w:del w:id="9395" w:author="Claude (AI) - proposed" w:date="2026-10-18T00:28:02Z">
               <w:r>
                 <w:rPr>
                   <w:rFonts w:ascii="Arial" w:cs="Arial" w:eastAsia="Arial" w:hAnsi="Arial"/>
@@ -34258,7 +34258,7 @@
                 <w:delText xml:space="preserve">25</w:delText>
               </w:r>
             </w:del>
-            <w:ins w:id="9396" w:author="Claude (AI) - proposed" w:date="2026-10-15T20:36:00Z">
+            <w:ins w:id="9396" w:author="Claude (AI) - proposed" w:date="2026-10-18T00:28:02Z">
               <w:r>
                 <w:rPr>
                   <w:rFonts w:ascii="Arial" w:cs="Arial" w:eastAsia="Arial" w:hAnsi="Arial"/>
@@ -34319,7 +34319,7 @@
               </w:rPr>
               <w:t xml:space="preserve">Distribute materials. Read the task aloud once. Say: 'You have </w:t>
             </w:r>
-            <w:del w:id="9397" w:author="Claude (AI) - proposed" w:date="2026-10-15T20:36:00Z">
+            <w:del w:id="9397" w:author="Claude (AI) - proposed" w:date="2026-10-18T00:28:02Z">
               <w:r>
                 <w:rPr>
                   <w:rFonts w:ascii="Arial" w:cs="Arial" w:eastAsia="Arial" w:hAnsi="Arial"/>
@@ -34334,7 +34334,7 @@
                 <w:delText xml:space="preserve">25</w:delText>
               </w:r>
             </w:del>
-            <w:ins w:id="9398" w:author="Claude (AI) - proposed" w:date="2026-10-15T20:36:00Z">
+            <w:ins w:id="9398" w:author="Claude (AI) - proposed" w:date="2026-10-18T00:28:02Z">
               <w:r>
                 <w:rPr>
                   <w:rFonts w:ascii="Arial" w:cs="Arial" w:eastAsia="Arial" w:hAnsi="Arial"/>
@@ -34362,7 +34362,7 @@
               </w:rPr>
               <w:t xml:space="preserve"> minutes. Every member of the group must be able to explain any part of this portfolio — I will cold-call individuals, not groups, when you present.' Set a visible timer. Circulate and use targeted prompts: For Task 1 — 'What does a steeper gradient on a displacement-time graph tell you about velocity? Show me where that is in your data.' WAIT 12 seconds after asking. For Task 2 — 'Use a ruler. The gradient of each segment IS the velocity. Check: does your graph's steepness match the velocities you calculated?' For Task 3 — 'Where is Runner B's velocity going down? What does that look like on a velocity-time graph?' For Task 4 — 'Avoid saying faster or slower. Use the words gradient, velocity, and acceleration.' </w:t>
             </w:r>
-            <w:ins w:id="9399" w:author="Claude (AI) - proposed" w:date="2026-10-15T20:36:00Z">
+            <w:ins w:id="9399" w:author="Claude (AI) - proposed" w:date="2026-10-18T00:28:02Z">
               <w:r>
                 <w:rPr>
                   <w:rFonts w:ascii="Arial" w:cs="Arial" w:eastAsia="Arial" w:hAnsi="Arial"/>
@@ -34390,7 +34390,7 @@
               </w:rPr>
               <w:t xml:space="preserve">If a group finishes early, challenge: 'Calculate the area under Runner A's velocity-time graph for the first 20 km. What does that area represent?' Spend no more than 3 minutes with any single group. Call a 5-minute warning. Estimated time: </w:t>
             </w:r>
-            <w:del w:id="9400" w:author="Claude (AI) - proposed" w:date="2026-10-15T20:36:00Z">
+            <w:del w:id="9400" w:author="Claude (AI) - proposed" w:date="2026-10-18T00:28:02Z">
               <w:r>
                 <w:rPr>
                   <w:rFonts w:ascii="Arial" w:cs="Arial" w:eastAsia="Arial" w:hAnsi="Arial"/>
@@ -34405,7 +34405,7 @@
                 <w:delText xml:space="preserve">27</w:delText>
               </w:r>
             </w:del>
-            <w:ins w:id="9401" w:author="Claude (AI) - proposed" w:date="2026-10-15T20:36:00Z">
+            <w:ins w:id="9401" w:author="Claude (AI) - proposed" w:date="2026-10-18T00:28:02Z">
               <w:r>
                 <w:rPr>
                   <w:rFonts w:ascii="Arial" w:cs="Arial" w:eastAsia="Arial" w:hAnsi="Arial"/>
@@ -34433,7 +34433,7 @@
               </w:rPr>
               <w:t xml:space="preserve"> minutes (2 min setup + </w:t>
             </w:r>
-            <w:del w:id="9402" w:author="Claude (AI) - proposed" w:date="2026-10-15T20:36:00Z">
+            <w:del w:id="9402" w:author="Claude (AI) - proposed" w:date="2026-10-18T00:28:02Z">
               <w:r>
                 <w:rPr>
                   <w:rFonts w:ascii="Arial" w:cs="Arial" w:eastAsia="Arial" w:hAnsi="Arial"/>
@@ -34448,7 +34448,7 @@
                 <w:delText xml:space="preserve">25</w:delText>
               </w:r>
             </w:del>
-            <w:ins w:id="9403" w:author="Claude (AI) - proposed" w:date="2026-10-15T20:36:00Z">
+            <w:ins w:id="9403" w:author="Claude (AI) - proposed" w:date="2026-10-18T00:28:02Z">
               <w:r>
                 <w:rPr>
                   <w:rFonts w:ascii="Arial" w:cs="Arial" w:eastAsia="Arial" w:hAnsi="Arial"/>
@@ -34542,7 +34542,7 @@
               </w:rPr>
               <w:t xml:space="preserve">Teacher uses a mental checklist during circulation: (a) Are displacement-time graphs plotted with correctly scaled axes and labelled units? (b) Are segment velocities correctly calculated (change in displacement ÷ change in time)? (c) Does the velocity-time graph show Runner B's velocity dropping </w:t>
             </w:r>
-            <w:del w:id="9404" w:author="Claude (AI) - proposed" w:date="2026-10-15T20:36:00Z">
+            <w:del w:id="9404" w:author="Claude (AI) - proposed" w:date="2026-10-18T00:28:02Z">
               <w:r>
                 <w:rPr>
                   <w:rFonts w:ascii="Arial" w:cs="Arial" w:eastAsia="Arial" w:hAnsi="Arial"/>
@@ -34557,7 +34557,7 @@
                 <w:delText xml:space="preserve">in the 25–35 km segment and</w:delText>
               </w:r>
             </w:del>
-            <w:ins w:id="9405" w:author="Claude (AI) - proposed" w:date="2026-10-15T20:36:00Z">
+            <w:ins w:id="9405" w:author="Claude (AI) - proposed" w:date="2026-10-18T00:28:02Z">
               <w:r>
                 <w:rPr>
                   <w:rFonts w:ascii="Arial" w:cs="Arial" w:eastAsia="Arial" w:hAnsi="Arial"/>
@@ -34641,7 +34641,7 @@
             <w:pPr>
               <w:spacing w:after="20" w:before="0"/>
             </w:pPr>
-            <w:hyperlink w:history="1" r:id="rIdnhkxmzyayr02xxzqrkhsv">
+            <w:hyperlink w:history="1" r:id="rId6onoz5cmx7pntphxu2zah">
               <w:r>
                 <w:rPr>
                   <w:rFonts w:ascii="Arial" w:cs="Arial" w:eastAsia="Arial" w:hAnsi="Arial"/>
@@ -34690,7 +34690,7 @@
               <w:spacing w:after="10" w:before="0"/>
               <w:ind w:left="120"/>
             </w:pPr>
-            <w:hyperlink w:history="1" r:id="rIdgbuamanxqac5t2g8x5nc3">
+            <w:hyperlink w:history="1" r:id="rIdm6zsndsba4gj9l-gzaouo">
               <w:r>
                 <w:rPr>
                   <w:rFonts w:ascii="Arial" w:cs="Arial" w:eastAsia="Arial" w:hAnsi="Arial"/>
@@ -34735,7 +34735,7 @@
             <w:pPr>
               <w:spacing w:after="20" w:before="0"/>
             </w:pPr>
-            <w:hyperlink w:history="1" r:id="rIdbsvju9iqrmguqbgmahnvh">
+            <w:hyperlink w:history="1" r:id="rIdvfxo606gqbwhza4u5_yrc">
               <w:r>
                 <w:rPr>
                   <w:rFonts w:ascii="Arial" w:cs="Arial" w:eastAsia="Arial" w:hAnsi="Arial"/>
@@ -34768,7 +34768,7 @@
               <w:spacing w:after="10" w:before="0"/>
               <w:ind w:left="120"/>
             </w:pPr>
-            <w:hyperlink w:history="1" r:id="rId6xyhftssxvtwtjddde7yv">
+            <w:hyperlink w:history="1" r:id="rIdjw8wb-vievkp2z8vhs9f9">
               <w:r>
                 <w:rPr>
                   <w:rFonts w:ascii="Arial" w:cs="Arial" w:eastAsia="Arial" w:hAnsi="Arial"/>
@@ -34813,7 +34813,7 @@
               </w:rPr>
               <w:t xml:space="preserve">Each group has </w:t>
             </w:r>
-            <w:del w:id="9406" w:author="Claude (AI) - proposed" w:date="2026-10-15T20:36:00Z">
+            <w:del w:id="9406" w:author="Claude (AI) - proposed" w:date="2026-10-18T00:28:02Z">
               <w:r>
                 <w:rPr>
                   <w:rFonts w:ascii="Arial" w:cs="Arial" w:eastAsia="Arial" w:hAnsi="Arial"/>
@@ -34828,7 +34828,7 @@
                 <w:delText xml:space="preserve">3</w:delText>
               </w:r>
             </w:del>
-            <w:ins w:id="9407" w:author="Claude (AI) - proposed" w:date="2026-10-15T20:36:00Z">
+            <w:ins w:id="9407" w:author="Claude (AI) - proposed" w:date="2026-10-18T00:28:02Z">
               <w:r>
                 <w:rPr>
                   <w:rFonts w:ascii="Arial" w:cs="Arial" w:eastAsia="Arial" w:hAnsi="Arial"/>
@@ -34856,7 +34856,7 @@
               </w:rPr>
               <w:t xml:space="preserve"> minutes to present their portfolio to the class. One member holds up the A3 graph; another reads the written explanation; a third fields questions. Groups post their A3 graphs on the classroom wall (gallery style) after presenting. After all groups present, learners do a </w:t>
             </w:r>
-            <w:del w:id="9408" w:author="Claude (AI) - proposed" w:date="2026-10-15T20:36:00Z">
+            <w:del w:id="9408" w:author="Claude (AI) - proposed" w:date="2026-10-18T00:28:02Z">
               <w:r>
                 <w:rPr>
                   <w:rFonts w:ascii="Arial" w:cs="Arial" w:eastAsia="Arial" w:hAnsi="Arial"/>
@@ -34871,7 +34871,7 @@
                 <w:delText xml:space="preserve">3</w:delText>
               </w:r>
             </w:del>
-            <w:ins w:id="9409" w:author="Claude (AI) - proposed" w:date="2026-10-15T20:36:00Z">
+            <w:ins w:id="9409" w:author="Claude (AI) - proposed" w:date="2026-10-18T00:28:02Z">
               <w:r>
                 <w:rPr>
                   <w:rFonts w:ascii="Arial" w:cs="Arial" w:eastAsia="Arial" w:hAnsi="Arial"/>
@@ -34899,7 +34899,7 @@
               </w:rPr>
               <w:t xml:space="preserve">-minute silent 'gallery walk' — they move to look at the other groups' graphs on the wall and place a sticky dot next to the feature they find most clearly explained. The class then reconvenes and the teacher facilitates a </w:t>
             </w:r>
-            <w:del w:id="9410" w:author="Claude (AI) - proposed" w:date="2026-10-15T20:36:00Z">
+            <w:del w:id="9410" w:author="Claude (AI) - proposed" w:date="2026-10-18T00:28:02Z">
               <w:r>
                 <w:rPr>
                   <w:rFonts w:ascii="Arial" w:cs="Arial" w:eastAsia="Arial" w:hAnsi="Arial"/>
@@ -34914,7 +34914,7 @@
                 <w:delText xml:space="preserve">5</w:delText>
               </w:r>
             </w:del>
-            <w:ins w:id="9411" w:author="Claude (AI) - proposed" w:date="2026-10-15T20:36:00Z">
+            <w:ins w:id="9411" w:author="Claude (AI) - proposed" w:date="2026-10-18T00:28:02Z">
               <w:r>
                 <w:rPr>
                   <w:rFonts w:ascii="Arial" w:cs="Arial" w:eastAsia="Arial" w:hAnsi="Arial"/>
@@ -34975,7 +34975,7 @@
               </w:rPr>
               <w:t xml:space="preserve">Announce: 'Each group has exactly </w:t>
             </w:r>
-            <w:del w:id="9412" w:author="Claude (AI) - proposed" w:date="2026-10-15T20:36:00Z">
+            <w:del w:id="9412" w:author="Claude (AI) - proposed" w:date="2026-10-18T00:28:02Z">
               <w:r>
                 <w:rPr>
                   <w:rFonts w:ascii="Arial" w:cs="Arial" w:eastAsia="Arial" w:hAnsi="Arial"/>
@@ -34990,7 +34990,7 @@
                 <w:delText xml:space="preserve">3</w:delText>
               </w:r>
             </w:del>
-            <w:ins w:id="9413" w:author="Claude (AI) - proposed" w:date="2026-10-15T20:36:00Z">
+            <w:ins w:id="9413" w:author="Claude (AI) - proposed" w:date="2026-10-18T00:28:02Z">
               <w:r>
                 <w:rPr>
                   <w:rFonts w:ascii="Arial" w:cs="Arial" w:eastAsia="Arial" w:hAnsi="Arial"/>
@@ -35018,7 +35018,7 @@
               </w:rPr>
               <w:t xml:space="preserve"> minutes. I will time you. After your presentation, post your graph on the wall.' Use a stopwatch strictly. After each presentation, cold-call one individual from the audience (not the presenting group): 'In one sentence, what is the most important thing that group's graph showed you?' WAIT 10 seconds. After all presentations and the gallery walk, stand at the board and say: 'Let's build one final class explanation together. I need three volunteers — one to describe the displacement-time graph, one to describe the velocity-time graph, and one to explain the sprint finish in terms of acceleration.' Write their contributions verbatim, then refine together as a class. Final board statement should read approximately: 'Runner A maintained a nearly constant velocity of approximately X km/h throughout the race. Runner B's velocity decreased significantly between km 25 and km </w:t>
             </w:r>
-            <w:del w:id="9414" w:author="Claude (AI) - proposed" w:date="2026-10-15T20:36:00Z">
+            <w:del w:id="9414" w:author="Claude (AI) - proposed" w:date="2026-10-18T00:28:02Z">
               <w:r>
                 <w:rPr>
                   <w:rFonts w:ascii="Arial" w:cs="Arial" w:eastAsia="Arial" w:hAnsi="Arial"/>
@@ -35033,7 +35033,7 @@
                 <w:delText xml:space="preserve">35</w:delText>
               </w:r>
             </w:del>
-            <w:ins w:id="9415" w:author="Claude (AI) - proposed" w:date="2026-10-15T20:36:00Z">
+            <w:ins w:id="9415" w:author="Claude (AI) - proposed" w:date="2026-10-18T00:28:02Z">
               <w:r>
                 <w:rPr>
                   <w:rFonts w:ascii="Arial" w:cs="Arial" w:eastAsia="Arial" w:hAnsi="Arial"/>
@@ -35061,7 +35061,7 @@
               </w:rPr>
               <w:t xml:space="preserve">, shown by the shallower gradient on the displacement-time graph and the negative slope on the velocity-time graph. In the final 2 km sprint, Runner B's velocity increased (positive acceleration) but it was insufficient to overcome the time deficit. Runner A's total time was lower because of consistent velocity, not a faster sprint.' Estimated time: </w:t>
             </w:r>
-            <w:del w:id="9416" w:author="Claude (AI) - proposed" w:date="2026-10-15T20:36:00Z">
+            <w:del w:id="9416" w:author="Claude (AI) - proposed" w:date="2026-10-18T00:28:02Z">
               <w:r>
                 <w:rPr>
                   <w:rFonts w:ascii="Arial" w:cs="Arial" w:eastAsia="Arial" w:hAnsi="Arial"/>
@@ -35076,7 +35076,7 @@
                 <w:delText xml:space="preserve">18 minutes (3 groups × 3 min + 1 min transition each = ~12</w:delText>
               </w:r>
             </w:del>
-            <w:ins w:id="9417" w:author="Claude (AI) - proposed" w:date="2026-10-15T20:36:00Z">
+            <w:ins w:id="9417" w:author="Claude (AI) - proposed" w:date="2026-10-18T00:28:02Z">
               <w:r>
                 <w:rPr>
                   <w:rFonts w:ascii="Arial" w:cs="Arial" w:eastAsia="Arial" w:hAnsi="Arial"/>
@@ -35104,7 +35104,7 @@
               </w:rPr>
               <w:t xml:space="preserve"> min; gallery walk = </w:t>
             </w:r>
-            <w:del w:id="9418" w:author="Claude (AI) - proposed" w:date="2026-10-15T20:36:00Z">
+            <w:del w:id="9418" w:author="Claude (AI) - proposed" w:date="2026-10-18T00:28:02Z">
               <w:r>
                 <w:rPr>
                   <w:rFonts w:ascii="Arial" w:cs="Arial" w:eastAsia="Arial" w:hAnsi="Arial"/>
@@ -35119,7 +35119,7 @@
                 <w:delText xml:space="preserve">3 min; discussion = 5 min — adjust group count as needed).</w:delText>
               </w:r>
             </w:del>
-            <w:ins w:id="9419" w:author="Claude (AI) - proposed" w:date="2026-10-15T20:36:00Z">
+            <w:ins w:id="9419" w:author="Claude (AI) - proposed" w:date="2026-10-18T00:28:02Z">
               <w:r>
                 <w:rPr>
                   <w:rFonts w:ascii="Arial" w:cs="Arial" w:eastAsia="Arial" w:hAnsi="Arial"/>
@@ -35256,7 +35256,7 @@
             <w:pPr>
               <w:spacing w:after="20" w:before="0"/>
             </w:pPr>
-            <w:hyperlink w:history="1" r:id="rIdkle8sj6nuz572c63j4xmt">
+            <w:hyperlink w:history="1" r:id="rIdpx56gonvez0ndthww29ef">
               <w:r>
                 <w:rPr>
                   <w:rFonts w:ascii="Arial" w:cs="Arial" w:eastAsia="Arial" w:hAnsi="Arial"/>
@@ -35305,7 +35305,7 @@
               <w:spacing w:after="10" w:before="0"/>
               <w:ind w:left="120"/>
             </w:pPr>
-            <w:hyperlink w:history="1" r:id="rIdx-b8u3elroei9yzm2tjqz">
+            <w:hyperlink w:history="1" r:id="rIdes2wrtwkbd9wnx3i9lgyp">
               <w:r>
                 <w:rPr>
                   <w:rFonts w:ascii="Arial" w:cs="Arial" w:eastAsia="Arial" w:hAnsi="Arial"/>
@@ -35350,7 +35350,7 @@
             <w:pPr>
               <w:spacing w:after="20" w:before="0"/>
             </w:pPr>
-            <w:hyperlink w:history="1" r:id="rIdjvjrawnnhl4m7rwh76xsv">
+            <w:hyperlink w:history="1" r:id="rIdrlkgdxcfdpnbq4kxmzt84">
               <w:r>
                 <w:rPr>
                   <w:rFonts w:ascii="Arial" w:cs="Arial" w:eastAsia="Arial" w:hAnsi="Arial"/>
@@ -35383,7 +35383,7 @@
               <w:spacing w:after="10" w:before="0"/>
               <w:ind w:left="120"/>
             </w:pPr>
-            <w:hyperlink w:history="1" r:id="rIdgy1y1tzyyai2gee4twqw6">
+            <w:hyperlink w:history="1" r:id="rIdfy1nh0zdikbuxkgoud7ff">
               <w:r>
                 <w:rPr>
                   <w:rFonts w:ascii="Arial" w:cs="Arial" w:eastAsia="Arial" w:hAnsi="Arial"/>
@@ -35461,7 +35461,7 @@
               </w:rPr>
               <w:t xml:space="preserve">Stand at the DQB and say: 'Eight lessons ago, you asked how we can use mathematics to explain the motion of any moving body. Today you are going to answer that question with evidence.' Read the first KICD question: 'What is speed?' Ask: 'Someone give me our final, mathematically precise answer — using the marathon data.' WAIT 12 seconds. Cold-call. Write the answer on a green card and pin it. Repeat for questions 2 and 3. For sticky-note questions, move quickly — read each, ask for a show of hands: 'Answered — yes or no?' Mark accordingly. For the driving question, say: 'Everyone, together, say our final answer.' Lead the class in a choral recitation of the consensus explanation. Then step back and say: 'Look at this board. Every question you ever had about linear motion in this unit is answered or deliberately saved for the next level. That is what mathematicians do.' Estimated time: </w:t>
             </w:r>
-            <w:del w:id="9420" w:author="Claude (AI) - proposed" w:date="2026-10-15T20:36:00Z">
+            <w:del w:id="9420" w:author="Claude (AI) - proposed" w:date="2026-10-18T00:28:02Z">
               <w:r>
                 <w:rPr>
                   <w:rFonts w:ascii="Arial" w:cs="Arial" w:eastAsia="Arial" w:hAnsi="Arial"/>
@@ -35476,7 +35476,7 @@
                 <w:delText xml:space="preserve">8</w:delText>
               </w:r>
             </w:del>
-            <w:ins w:id="9421" w:author="Claude (AI) - proposed" w:date="2026-10-15T20:36:00Z">
+            <w:ins w:id="9421" w:author="Claude (AI) - proposed" w:date="2026-10-18T00:28:02Z">
               <w:r>
                 <w:rPr>
                   <w:rFonts w:ascii="Arial" w:cs="Arial" w:eastAsia="Arial" w:hAnsi="Arial"/>
@@ -35626,7 +35626,7 @@
             <w:pPr>
               <w:spacing w:after="20" w:before="0"/>
             </w:pPr>
-            <w:hyperlink w:history="1" r:id="rIdris0e0malp1xyp3qybkr5">
+            <w:hyperlink w:history="1" r:id="rId7rsso-5wgekm9-xtpetvk">
               <w:r>
                 <w:rPr>
                   <w:rFonts w:ascii="Arial" w:cs="Arial" w:eastAsia="Arial" w:hAnsi="Arial"/>
@@ -35675,7 +35675,7 @@
               <w:spacing w:after="10" w:before="0"/>
               <w:ind w:left="120"/>
             </w:pPr>
-            <w:hyperlink w:history="1" r:id="rIddbcp2hypfqak_ebdc0sji">
+            <w:hyperlink w:history="1" r:id="rIdbf4bp2hda0tuzr4fxmlrm">
               <w:r>
                 <w:rPr>
                   <w:rFonts w:ascii="Arial" w:cs="Arial" w:eastAsia="Arial" w:hAnsi="Arial"/>
@@ -35720,7 +35720,7 @@
             <w:pPr>
               <w:spacing w:after="20" w:before="0"/>
             </w:pPr>
-            <w:hyperlink w:history="1" r:id="rIdgp2mqe0wmn-qzbk9ebjnz">
+            <w:hyperlink w:history="1" r:id="rIdl7-gvpvo9vknfzpxg45cb">
               <w:r>
                 <w:rPr>
                   <w:rFonts w:ascii="Arial" w:cs="Arial" w:eastAsia="Arial" w:hAnsi="Arial"/>
@@ -35753,7 +35753,7 @@
               <w:spacing w:after="10" w:before="0"/>
               <w:ind w:left="120"/>
             </w:pPr>
-            <w:hyperlink w:history="1" r:id="rIdha8s9ec94ikipz3w5acjk">
+            <w:hyperlink w:history="1" r:id="rId37ufmfb83phjzy2uvcj0n">
               <w:r>
                 <w:rPr>
                   <w:rFonts w:ascii="Arial" w:cs="Arial" w:eastAsia="Arial" w:hAnsi="Arial"/>
@@ -35798,7 +35798,7 @@
               </w:rPr>
               <w:t xml:space="preserve">Part A — Model Comparison (5 minutes): Learners place their Lesson 1 rough sketch (of what they thought Runner A and Runner B's motion looked like) beside their final, fully labelled, dual-runner displacement-time graph from today. On a reflection slip, they complete two sentences: 'In Lesson 1, my model showed… because I thought…' and 'My final model now shows… because the mathematics tells us…' These slips are collected as a formative artefact. Part B — Written Assessment (</w:t>
             </w:r>
-            <w:del w:id="9422" w:author="Claude (AI) - proposed" w:date="2026-10-15T20:36:00Z">
+            <w:del w:id="9422" w:author="Claude (AI) - proposed" w:date="2026-10-18T00:28:02Z">
               <w:r>
                 <w:rPr>
                   <w:rFonts w:ascii="Arial" w:cs="Arial" w:eastAsia="Arial" w:hAnsi="Arial"/>
@@ -35813,7 +35813,7 @@
                 <w:delText xml:space="preserve">20</w:delText>
               </w:r>
             </w:del>
-            <w:ins w:id="9423" w:author="Claude (AI) - proposed" w:date="2026-10-15T20:36:00Z">
+            <w:ins w:id="9423" w:author="Claude (AI) - proposed" w:date="2026-10-18T00:28:02Z">
               <w:r>
                 <w:rPr>
                   <w:rFonts w:ascii="Arial" w:cs="Arial" w:eastAsia="Arial" w:hAnsi="Arial"/>
@@ -35841,7 +35841,7 @@
               </w:rPr>
               <w:t xml:space="preserve"> minutes): Learners complete an individual written assessment covering all sub-strand SLOs. Questions include: (Q1) Define velocity and distinguish it from speed, giving an example from the Nairobi Marathon. (Q2) A matatu travels from Nakuru to Naivasha (</w:t>
             </w:r>
-            <w:del w:id="9424" w:author="Claude (AI) - proposed" w:date="2026-10-15T20:36:00Z">
+            <w:del w:id="9424" w:author="Claude (AI) - proposed" w:date="2026-10-18T00:28:02Z">
               <w:r>
                 <w:rPr>
                   <w:rFonts w:ascii="Arial" w:cs="Arial" w:eastAsia="Arial" w:hAnsi="Arial"/>
@@ -35856,7 +35856,7 @@
                 <w:delText xml:space="preserve">90</w:delText>
               </w:r>
             </w:del>
-            <w:ins w:id="9425" w:author="Claude (AI) - proposed" w:date="2026-10-15T20:36:00Z">
+            <w:ins w:id="9425" w:author="Claude (AI) - proposed" w:date="2026-10-18T00:28:02Z">
               <w:r>
                 <w:rPr>
                   <w:rFonts w:ascii="Arial" w:cs="Arial" w:eastAsia="Arial" w:hAnsi="Arial"/>
@@ -35884,7 +35884,7 @@
               </w:rPr>
               <w:t xml:space="preserve"> km) in 1</w:t>
             </w:r>
-            <w:del w:id="9426" w:author="Claude (AI) - proposed" w:date="2026-10-15T20:36:00Z">
+            <w:del w:id="9426" w:author="Claude (AI) - proposed" w:date="2026-10-18T00:28:02Z">
               <w:r>
                 <w:rPr>
                   <w:rFonts w:ascii="Arial" w:cs="Arial" w:eastAsia="Arial" w:hAnsi="Arial"/>
@@ -35899,7 +35899,7 @@
                 <w:delText xml:space="preserve">.5 hours</w:delText>
               </w:r>
             </w:del>
-            <w:ins w:id="9427" w:author="Claude (AI) - proposed" w:date="2026-10-15T20:36:00Z">
+            <w:ins w:id="9427" w:author="Claude (AI) - proposed" w:date="2026-10-18T00:28:02Z">
               <w:r>
                 <w:rPr>
                   <w:rFonts w:ascii="Arial" w:cs="Arial" w:eastAsia="Arial" w:hAnsi="Arial"/>
@@ -35927,7 +35927,7 @@
               </w:rPr>
               <w:t xml:space="preserve">, stops for 10 minutes, then travels </w:t>
             </w:r>
-            <w:del w:id="9428" w:author="Claude (AI) - proposed" w:date="2026-10-15T20:36:00Z">
+            <w:del w:id="9428" w:author="Claude (AI) - proposed" w:date="2026-10-18T00:28:02Z">
               <w:r>
                 <w:rPr>
                   <w:rFonts w:ascii="Arial" w:cs="Arial" w:eastAsia="Arial" w:hAnsi="Arial"/>
@@ -35942,7 +35942,7 @@
                 <w:delText xml:space="preserve">60</w:delText>
               </w:r>
             </w:del>
-            <w:ins w:id="9429" w:author="Claude (AI) - proposed" w:date="2026-10-15T20:36:00Z">
+            <w:ins w:id="9429" w:author="Claude (AI) - proposed" w:date="2026-10-18T00:28:02Z">
               <w:r>
                 <w:rPr>
                   <w:rFonts w:ascii="Arial" w:cs="Arial" w:eastAsia="Arial" w:hAnsi="Arial"/>
@@ -35970,7 +35970,7 @@
               </w:rPr>
               <w:t xml:space="preserve"> km to Nairobi in </w:t>
             </w:r>
-            <w:del w:id="9430" w:author="Claude (AI) - proposed" w:date="2026-10-15T20:36:00Z">
+            <w:del w:id="9430" w:author="Claude (AI) - proposed" w:date="2026-10-18T00:28:02Z">
               <w:r>
                 <w:rPr>
                   <w:rFonts w:ascii="Arial" w:cs="Arial" w:eastAsia="Arial" w:hAnsi="Arial"/>
@@ -35985,7 +35985,7 @@
                 <w:delText xml:space="preserve">45 minutes</w:delText>
               </w:r>
             </w:del>
-            <w:ins w:id="9431" w:author="Claude (AI) - proposed" w:date="2026-10-15T20:36:00Z">
+            <w:ins w:id="9431" w:author="Claude (AI) - proposed" w:date="2026-10-18T00:28:02Z">
               <w:r>
                 <w:rPr>
                   <w:rFonts w:ascii="Arial" w:cs="Arial" w:eastAsia="Arial" w:hAnsi="Arial"/>
@@ -36013,7 +36013,7 @@
               </w:rPr>
               <w:t xml:space="preserve">. Draw the displacement-time graph and calculate the average speed for the entire journey. (Q3) From the </w:t>
             </w:r>
-            <w:ins w:id="9432" w:author="Claude (AI) - proposed" w:date="2026-10-15T20:36:00Z">
+            <w:ins w:id="9432" w:author="Claude (AI) - proposed" w:date="2026-10-18T00:28:02Z">
               <w:r>
                 <w:rPr>
                   <w:rFonts w:ascii="Arial" w:cs="Arial" w:eastAsia="Arial" w:hAnsi="Arial"/>
@@ -36041,7 +36041,7 @@
               </w:rPr>
               <w:t xml:space="preserve">velocity-time graph </w:t>
             </w:r>
-            <w:del w:id="9433" w:author="Claude (AI) - proposed" w:date="2026-10-15T20:36:00Z">
+            <w:del w:id="9433" w:author="Claude (AI) - proposed" w:date="2026-10-18T00:28:02Z">
               <w:r>
                 <w:rPr>
                   <w:rFonts w:ascii="Arial" w:cs="Arial" w:eastAsia="Arial" w:hAnsi="Arial"/>
@@ -36056,7 +36056,7 @@
                 <w:delText xml:space="preserve">provided</w:delText>
               </w:r>
             </w:del>
-            <w:ins w:id="9434" w:author="Claude (AI) - proposed" w:date="2026-10-15T20:36:00Z">
+            <w:ins w:id="9434" w:author="Claude (AI) - proposed" w:date="2026-10-18T00:28:02Z">
               <w:r>
                 <w:rPr>
                   <w:rFonts w:ascii="Arial" w:cs="Arial" w:eastAsia="Arial" w:hAnsi="Arial"/>
@@ -36084,7 +36084,7 @@
               </w:rPr>
               <w:t xml:space="preserve">, calculate the acceleration in the first 10 minutes and find the total displacement for the </w:t>
             </w:r>
-            <w:del w:id="9435" w:author="Claude (AI) - proposed" w:date="2026-10-15T20:36:00Z">
+            <w:del w:id="9435" w:author="Claude (AI) - proposed" w:date="2026-10-18T00:28:02Z">
               <w:r>
                 <w:rPr>
                   <w:rFonts w:ascii="Arial" w:cs="Arial" w:eastAsia="Arial" w:hAnsi="Arial"/>
@@ -36099,7 +36099,7 @@
                 <w:delText xml:space="preserve">40</w:delText>
               </w:r>
             </w:del>
-            <w:ins w:id="9436" w:author="Claude (AI) - proposed" w:date="2026-10-15T20:36:00Z">
+            <w:ins w:id="9436" w:author="Claude (AI) - proposed" w:date="2026-10-18T00:28:02Z">
               <w:r>
                 <w:rPr>
                   <w:rFonts w:ascii="Arial" w:cs="Arial" w:eastAsia="Arial" w:hAnsi="Arial"/>
@@ -36127,7 +36127,7 @@
               </w:rPr>
               <w:t xml:space="preserve">-minute journey. (Q4) Two matatus leave Kisumu and Eldoret simultaneously, travelling toward each other at 80 km/h and 60 km/h respectively. The distance between the two towns is </w:t>
             </w:r>
-            <w:del w:id="9437" w:author="Claude (AI) - proposed" w:date="2026-10-15T20:36:00Z">
+            <w:del w:id="9437" w:author="Claude (AI) - proposed" w:date="2026-10-18T00:28:02Z">
               <w:r>
                 <w:rPr>
                   <w:rFonts w:ascii="Arial" w:cs="Arial" w:eastAsia="Arial" w:hAnsi="Arial"/>
@@ -36142,7 +36142,7 @@
                 <w:delText xml:space="preserve">280</w:delText>
               </w:r>
             </w:del>
-            <w:ins w:id="9438" w:author="Claude (AI) - proposed" w:date="2026-10-15T20:36:00Z">
+            <w:ins w:id="9438" w:author="Claude (AI) - proposed" w:date="2026-10-18T00:28:02Z">
               <w:r>
                 <w:rPr>
                   <w:rFonts w:ascii="Arial" w:cs="Arial" w:eastAsia="Arial" w:hAnsi="Arial"/>
@@ -36170,7 +36170,7 @@
               </w:rPr>
               <w:t xml:space="preserve"> km. At what time do they meet, and how far from Kisumu? (Q5) Interpret the shape of Runner B's displacement-time graph between km 25 and km </w:t>
             </w:r>
-            <w:del w:id="9439" w:author="Claude (AI) - proposed" w:date="2026-10-15T20:36:00Z">
+            <w:del w:id="9439" w:author="Claude (AI) - proposed" w:date="2026-10-18T00:28:02Z">
               <w:r>
                 <w:rPr>
                   <w:rFonts w:ascii="Arial" w:cs="Arial" w:eastAsia="Arial" w:hAnsi="Arial"/>
@@ -36185,7 +36185,7 @@
                 <w:delText xml:space="preserve">35</w:delText>
               </w:r>
             </w:del>
-            <w:ins w:id="9440" w:author="Claude (AI) - proposed" w:date="2026-10-15T20:36:00Z">
+            <w:ins w:id="9440" w:author="Claude (AI) - proposed" w:date="2026-10-18T00:28:02Z">
               <w:r>
                 <w:rPr>
                   <w:rFonts w:ascii="Arial" w:cs="Arial" w:eastAsia="Arial" w:hAnsi="Arial"/>
@@ -36213,7 +36213,7 @@
               </w:rPr>
               <w:t xml:space="preserve">: what does the shallower gradient tell you about Runner B's motion? Part C — Career Reflection (</w:t>
             </w:r>
-            <w:del w:id="9441" w:author="Claude (AI) - proposed" w:date="2026-10-15T20:36:00Z">
+            <w:del w:id="9441" w:author="Claude (AI) - proposed" w:date="2026-10-18T00:28:02Z">
               <w:r>
                 <w:rPr>
                   <w:rFonts w:ascii="Arial" w:cs="Arial" w:eastAsia="Arial" w:hAnsi="Arial"/>
@@ -36228,7 +36228,7 @@
                 <w:delText xml:space="preserve">5</w:delText>
               </w:r>
             </w:del>
-            <w:ins w:id="9442" w:author="Claude (AI) - proposed" w:date="2026-10-15T20:36:00Z">
+            <w:ins w:id="9442" w:author="Claude (AI) - proposed" w:date="2026-10-18T00:28:02Z">
               <w:r>
                 <w:rPr>
                   <w:rFonts w:ascii="Arial" w:cs="Arial" w:eastAsia="Arial" w:hAnsi="Arial"/>
@@ -36289,7 +36289,7 @@
               </w:rPr>
               <w:t xml:space="preserve">Distribute Lesson 1 sketches and reflection slips. Say: 'You have 5 minutes. Place your Lesson 1 sketch and your final graph side by side. Complete the two sentences on your reflection slip. Be honest — growth in understanding is what we celebrate here.' Collect slips after 5 minutes. Distribute assessment papers. Say clearly: 'This is individual work. No group discussion. You have exactly </w:t>
             </w:r>
-            <w:del w:id="9443" w:author="Claude (AI) - proposed" w:date="2026-10-15T20:36:00Z">
+            <w:del w:id="9443" w:author="Claude (AI) - proposed" w:date="2026-10-18T00:28:02Z">
               <w:r>
                 <w:rPr>
                   <w:rFonts w:ascii="Arial" w:cs="Arial" w:eastAsia="Arial" w:hAnsi="Arial"/>
@@ -36304,7 +36304,7 @@
                 <w:delText xml:space="preserve">20</w:delText>
               </w:r>
             </w:del>
-            <w:ins w:id="9444" w:author="Claude (AI) - proposed" w:date="2026-10-15T20:36:00Z">
+            <w:ins w:id="9444" w:author="Claude (AI) - proposed" w:date="2026-10-18T00:28:02Z">
               <w:r>
                 <w:rPr>
                   <w:rFonts w:ascii="Arial" w:cs="Arial" w:eastAsia="Arial" w:hAnsi="Arial"/>
@@ -36332,7 +36332,7 @@
               </w:rPr>
               <w:t xml:space="preserve"> minutes. Use the class consensus explanation on the board as a reminder of your mathematical vocabulary — but all working must be your own.' Set a timer. Circulate silently, noting learners who appear stuck on Q2 (common error: forgetting to include the stationary period on the graph). Do not give answers but may prompt: 'Read the question again. How many stages does this journey have?' With </w:t>
             </w:r>
-            <w:del w:id="9445" w:author="Claude (AI) - proposed" w:date="2026-10-15T20:36:00Z">
+            <w:del w:id="9445" w:author="Claude (AI) - proposed" w:date="2026-10-18T00:28:02Z">
               <w:r>
                 <w:rPr>
                   <w:rFonts w:ascii="Arial" w:cs="Arial" w:eastAsia="Arial" w:hAnsi="Arial"/>
@@ -36347,7 +36347,7 @@
                 <w:delText xml:space="preserve">5</w:delText>
               </w:r>
             </w:del>
-            <w:ins w:id="9446" w:author="Claude (AI) - proposed" w:date="2026-10-15T20:36:00Z">
+            <w:ins w:id="9446" w:author="Claude (AI) - proposed" w:date="2026-10-18T00:28:02Z">
               <w:r>
                 <w:rPr>
                   <w:rFonts w:ascii="Arial" w:cs="Arial" w:eastAsia="Arial" w:hAnsi="Arial"/>
@@ -36375,7 +36375,7 @@
               </w:rPr>
               <w:t xml:space="preserve"> minutes remaining, give a verbal warning. Collect all papers. Open the career reflection chart and ask: 'Shout out a Kenyan career that uses what you learned.' Scribe rapidly for 3 minutes. Close with: 'The Nairobi Marathon runners and the matatu drivers on the Nakuru highway do not know they are living inside a mathematics lesson — but you do. That is the power of what you have learned.' Estimated time: 5 min model comparison + </w:t>
             </w:r>
-            <w:del w:id="9447" w:author="Claude (AI) - proposed" w:date="2026-10-15T20:36:00Z">
+            <w:del w:id="9447" w:author="Claude (AI) - proposed" w:date="2026-10-18T00:28:02Z">
               <w:r>
                 <w:rPr>
                   <w:rFonts w:ascii="Arial" w:cs="Arial" w:eastAsia="Arial" w:hAnsi="Arial"/>
@@ -36390,7 +36390,7 @@
                 <w:delText xml:space="preserve">20</w:delText>
               </w:r>
             </w:del>
-            <w:ins w:id="9448" w:author="Claude (AI) - proposed" w:date="2026-10-15T20:36:00Z">
+            <w:ins w:id="9448" w:author="Claude (AI) - proposed" w:date="2026-10-18T00:28:02Z">
               <w:r>
                 <w:rPr>
                   <w:rFonts w:ascii="Arial" w:cs="Arial" w:eastAsia="Arial" w:hAnsi="Arial"/>
@@ -36418,7 +36418,7 @@
               </w:rPr>
               <w:t xml:space="preserve"> min assessment + </w:t>
             </w:r>
-            <w:del w:id="9449" w:author="Claude (AI) - proposed" w:date="2026-10-15T20:36:00Z">
+            <w:del w:id="9449" w:author="Claude (AI) - proposed" w:date="2026-10-18T00:28:02Z">
               <w:r>
                 <w:rPr>
                   <w:rFonts w:ascii="Arial" w:cs="Arial" w:eastAsia="Arial" w:hAnsi="Arial"/>
@@ -36433,7 +36433,7 @@
                 <w:delText xml:space="preserve">5</w:delText>
               </w:r>
             </w:del>
-            <w:ins w:id="9450" w:author="Claude (AI) - proposed" w:date="2026-10-15T20:36:00Z">
+            <w:ins w:id="9450" w:author="Claude (AI) - proposed" w:date="2026-10-18T00:28:02Z">
               <w:r>
                 <w:rPr>
                   <w:rFonts w:ascii="Arial" w:cs="Arial" w:eastAsia="Arial" w:hAnsi="Arial"/>
@@ -36461,7 +36461,7 @@
               </w:rPr>
               <w:t xml:space="preserve"> min careers = </w:t>
             </w:r>
-            <w:del w:id="9451" w:author="Claude (AI) - proposed" w:date="2026-10-15T20:36:00Z">
+            <w:del w:id="9451" w:author="Claude (AI) - proposed" w:date="2026-10-18T00:28:02Z">
               <w:r>
                 <w:rPr>
                   <w:rFonts w:ascii="Arial" w:cs="Arial" w:eastAsia="Arial" w:hAnsi="Arial"/>
@@ -36476,7 +36476,7 @@
                 <w:delText xml:space="preserve">30 minutes.</w:delText>
               </w:r>
             </w:del>
-            <w:ins w:id="9452" w:author="Claude (AI) - proposed" w:date="2026-10-15T20:36:00Z">
+            <w:ins w:id="9452" w:author="Claude (AI) - proposed" w:date="2026-10-18T00:28:02Z">
               <w:r>
                 <w:rPr>
                   <w:rFonts w:ascii="Arial" w:cs="Arial" w:eastAsia="Arial" w:hAnsi="Arial"/>
@@ -36557,7 +36557,7 @@
               </w:rPr>
               <w:t xml:space="preserve">Reflection slips are collected and reviewed: teacher checks whether the 'final model' sentence includes at least one mathematical term (gradient, velocity, acceleration, displacement)</w:t>
             </w:r>
-            <w:ins w:id="9453" w:author="Claude (AI) - proposed" w:date="2026-10-15T20:36:00Z">
+            <w:ins w:id="9453" w:author="Claude (AI) - proposed" w:date="2026-10-18T00:28:02Z">
               <w:r>
                 <w:rPr>
                   <w:rFonts w:ascii="Arial" w:cs="Arial" w:eastAsia="Arial" w:hAnsi="Arial"/>
@@ -36946,7 +36946,7 @@
               </w:rPr>
               <w:t xml:space="preserve">Runner A won the 2023 Nairobi Marathon because of consistently high velocity maintained throughout the race, visible as a steep, nearly constant gradient on the displacement-time graph. Runner B's velocity decreased sharply between 25 km and </w:t>
             </w:r>
-            <w:del w:id="9454" w:author="Claude (AI) - proposed" w:date="2026-10-15T20:36:00Z">
+            <w:del w:id="9454" w:author="Claude (AI) - proposed" w:date="2026-10-18T00:28:02Z">
               <w:r>
                 <w:rPr>
                   <w:rFonts w:ascii="Arial" w:cs="Arial" w:eastAsia="Arial" w:hAnsi="Arial"/>
@@ -36961,7 +36961,7 @@
                 <w:delText xml:space="preserve">35</w:delText>
               </w:r>
             </w:del>
-            <w:ins w:id="9455" w:author="Claude (AI) - proposed" w:date="2026-10-15T20:36:00Z">
+            <w:ins w:id="9455" w:author="Claude (AI) - proposed" w:date="2026-10-18T00:28:02Z">
               <w:r>
                 <w:rPr>
                   <w:rFonts w:ascii="Arial" w:cs="Arial" w:eastAsia="Arial" w:hAnsi="Arial"/>
@@ -37009,7 +37009,7 @@
         </w:rPr>
         <w:t xml:space="preserve">© 2026 SeaVuria and ARES. Aligned with KICD objectives. Developed by SeaVuria; technical implementation by ARES (with AI assistance from Claude). Licensed under </w:t>
       </w:r>
-      <w:hyperlink w:history="1" r:id="rIdoclesqdfmxoszi6mdpkkq">
+      <w:hyperlink w:history="1" r:id="rIdferemwssz4rkomc8odzw1">
         <w:r>
           <w:rPr>
             <w:rFonts w:ascii="Arial" w:cs="Arial" w:eastAsia="Arial" w:hAnsi="Arial"/>
@@ -37030,7 +37030,7 @@
         </w:rPr>
         <w:t xml:space="preserve"> (</w:t>
       </w:r>
-      <w:hyperlink w:history="1" r:id="rIdvcguw6yuvszsygsehdlsl">
+      <w:hyperlink w:history="1" r:id="rIdqir2zi0dyq6odsglkef2w">
         <w:r>
           <w:rPr>
             <w:rFonts w:ascii="Arial" w:cs="Arial" w:eastAsia="Arial" w:hAnsi="Arial"/>
